--- a/AWS/SQS/AWS SQS, AWS MQ and AWS Secrets Manager.docx
+++ b/AWS/SQS/AWS SQS, AWS MQ and AWS Secrets Manager.docx
@@ -23,18 +23,7 @@
           <w:szCs w:val="36"/>
           <w:u w:val="single"/>
         </w:rPr>
-        <w:t xml:space="preserve">AWS SQS, MQ &amp; </w:t>
-      </w:r>
-      <w:r>
-        <w:rPr>
-          <w:b/>
-          <w:bCs/>
-          <w:color w:val="EE0000"/>
-          <w:sz w:val="36"/>
-          <w:szCs w:val="36"/>
-          <w:u w:val="single"/>
-        </w:rPr>
-        <w:t>AWS Secrets Manager</w:t>
+        <w:t>AWS SQS, MQ &amp; AWS Secrets Manager</w:t>
       </w:r>
     </w:p>
     <w:p>
@@ -94,7 +83,7 @@
           <w:szCs w:val="24"/>
         </w:rPr>
         <w:pict w14:anchorId="2F6E1177">
-          <v:rect id="_x0000_i1925" style="width:0;height:1.5pt" o:hralign="center" o:hrstd="t" o:hr="t" fillcolor="#a0a0a0" stroked="f"/>
+          <v:rect id="_x0000_i1025" style="width:0;height:1.5pt" o:hralign="center" o:hrstd="t" o:hr="t" fillcolor="#a0a0a0" stroked="f"/>
         </w:pict>
       </w:r>
     </w:p>
@@ -311,7 +300,7 @@
           <w:szCs w:val="24"/>
         </w:rPr>
         <w:pict w14:anchorId="2CA0DAF2">
-          <v:rect id="_x0000_i1926" style="width:0;height:1.5pt" o:hralign="center" o:hrstd="t" o:hr="t" fillcolor="#a0a0a0" stroked="f"/>
+          <v:rect id="_x0000_i1026" style="width:0;height:1.5pt" o:hralign="center" o:hrstd="t" o:hr="t" fillcolor="#a0a0a0" stroked="f"/>
         </w:pict>
       </w:r>
     </w:p>
@@ -445,7 +434,7 @@
           <w:szCs w:val="24"/>
         </w:rPr>
         <w:pict w14:anchorId="31FC5227">
-          <v:rect id="_x0000_i1927" style="width:0;height:1.5pt" o:hralign="center" o:hrstd="t" o:hr="t" fillcolor="#a0a0a0" stroked="f"/>
+          <v:rect id="_x0000_i1027" style="width:0;height:1.5pt" o:hralign="center" o:hrstd="t" o:hr="t" fillcolor="#a0a0a0" stroked="f"/>
         </w:pict>
       </w:r>
     </w:p>
@@ -709,7 +698,7 @@
           <w:szCs w:val="24"/>
         </w:rPr>
         <w:pict w14:anchorId="37E86CA6">
-          <v:rect id="_x0000_i1928" style="width:0;height:1.5pt" o:hralign="center" o:hrstd="t" o:hr="t" fillcolor="#a0a0a0" stroked="f"/>
+          <v:rect id="_x0000_i1028" style="width:0;height:1.5pt" o:hralign="center" o:hrstd="t" o:hr="t" fillcolor="#a0a0a0" stroked="f"/>
         </w:pict>
       </w:r>
     </w:p>
@@ -1181,7 +1170,7 @@
           <w:szCs w:val="24"/>
         </w:rPr>
         <w:pict w14:anchorId="6A9CE4E8">
-          <v:rect id="_x0000_i1929" style="width:0;height:1.5pt" o:hralign="center" o:hrstd="t" o:hr="t" fillcolor="#a0a0a0" stroked="f"/>
+          <v:rect id="_x0000_i1029" style="width:0;height:1.5pt" o:hralign="center" o:hrstd="t" o:hr="t" fillcolor="#a0a0a0" stroked="f"/>
         </w:pict>
       </w:r>
     </w:p>
@@ -1463,7 +1452,7 @@
           <w:szCs w:val="24"/>
         </w:rPr>
         <w:pict w14:anchorId="200698DC">
-          <v:rect id="_x0000_i1930" style="width:0;height:1.5pt" o:hralign="center" o:hrstd="t" o:hr="t" fillcolor="#a0a0a0" stroked="f"/>
+          <v:rect id="_x0000_i1030" style="width:0;height:1.5pt" o:hralign="center" o:hrstd="t" o:hr="t" fillcolor="#a0a0a0" stroked="f"/>
         </w:pict>
       </w:r>
     </w:p>
@@ -1536,97 +1525,59 @@
           <w:sz w:val="24"/>
           <w:szCs w:val="24"/>
         </w:rPr>
-        <w:t xml:space="preserve">Customer </w:t>
-      </w:r>
-      <w:proofErr w:type="gramStart"/>
-      <w:r>
-        <w:rPr>
-          <w:color w:val="000000" w:themeColor="text1"/>
-          <w:sz w:val="24"/>
-          <w:szCs w:val="24"/>
-        </w:rPr>
-        <w:t>Name :</w:t>
-      </w:r>
-      <w:proofErr w:type="gramEnd"/>
-      <w:r>
-        <w:rPr>
-          <w:color w:val="000000" w:themeColor="text1"/>
-          <w:sz w:val="24"/>
-          <w:szCs w:val="24"/>
-        </w:rPr>
-        <w:t xml:space="preserve"> John</w:t>
-      </w:r>
-    </w:p>
-    <w:p>
-      <w:pPr>
-        <w:rPr>
-          <w:color w:val="000000" w:themeColor="text1"/>
-          <w:sz w:val="24"/>
-          <w:szCs w:val="24"/>
-        </w:rPr>
-      </w:pPr>
-    </w:p>
-    <w:p>
-      <w:pPr>
-        <w:rPr>
-          <w:color w:val="000000" w:themeColor="text1"/>
-          <w:sz w:val="24"/>
-          <w:szCs w:val="24"/>
-        </w:rPr>
-      </w:pPr>
-      <w:proofErr w:type="gramStart"/>
-      <w:r>
-        <w:rPr>
-          <w:color w:val="000000" w:themeColor="text1"/>
-          <w:sz w:val="24"/>
-          <w:szCs w:val="24"/>
-        </w:rPr>
-        <w:t>Product :</w:t>
-      </w:r>
-      <w:proofErr w:type="gramEnd"/>
-      <w:r>
-        <w:rPr>
-          <w:color w:val="000000" w:themeColor="text1"/>
-          <w:sz w:val="24"/>
-          <w:szCs w:val="24"/>
-        </w:rPr>
-        <w:t xml:space="preserve"> Laptop</w:t>
-      </w:r>
-    </w:p>
-    <w:p>
-      <w:pPr>
-        <w:rPr>
-          <w:color w:val="000000" w:themeColor="text1"/>
-          <w:sz w:val="24"/>
-          <w:szCs w:val="24"/>
-        </w:rPr>
-      </w:pPr>
-    </w:p>
-    <w:p>
-      <w:pPr>
-        <w:rPr>
-          <w:color w:val="000000" w:themeColor="text1"/>
-          <w:sz w:val="24"/>
-          <w:szCs w:val="24"/>
-        </w:rPr>
-      </w:pPr>
-      <w:proofErr w:type="gramStart"/>
-      <w:r>
-        <w:rPr>
-          <w:color w:val="000000" w:themeColor="text1"/>
-          <w:sz w:val="24"/>
-          <w:szCs w:val="24"/>
-        </w:rPr>
-        <w:t>Amount :</w:t>
-      </w:r>
-      <w:proofErr w:type="gramEnd"/>
-      <w:r>
-        <w:rPr>
-          <w:color w:val="000000" w:themeColor="text1"/>
-          <w:sz w:val="24"/>
-          <w:szCs w:val="24"/>
-        </w:rPr>
-        <w:t xml:space="preserve"> ₹50,000</w:t>
+        <w:t>Customer Name : John</w:t>
+      </w:r>
+    </w:p>
+    <w:p>
+      <w:pPr>
+        <w:rPr>
+          <w:color w:val="000000" w:themeColor="text1"/>
+          <w:sz w:val="24"/>
+          <w:szCs w:val="24"/>
+        </w:rPr>
+      </w:pPr>
+    </w:p>
+    <w:p>
+      <w:pPr>
+        <w:rPr>
+          <w:color w:val="000000" w:themeColor="text1"/>
+          <w:sz w:val="24"/>
+          <w:szCs w:val="24"/>
+        </w:rPr>
+      </w:pPr>
+      <w:r>
+        <w:rPr>
+          <w:color w:val="000000" w:themeColor="text1"/>
+          <w:sz w:val="24"/>
+          <w:szCs w:val="24"/>
+        </w:rPr>
+        <w:t>Product : Laptop</w:t>
+      </w:r>
+    </w:p>
+    <w:p>
+      <w:pPr>
+        <w:rPr>
+          <w:color w:val="000000" w:themeColor="text1"/>
+          <w:sz w:val="24"/>
+          <w:szCs w:val="24"/>
+        </w:rPr>
+      </w:pPr>
+    </w:p>
+    <w:p>
+      <w:pPr>
+        <w:rPr>
+          <w:color w:val="000000" w:themeColor="text1"/>
+          <w:sz w:val="24"/>
+          <w:szCs w:val="24"/>
+        </w:rPr>
+      </w:pPr>
+      <w:r>
+        <w:rPr>
+          <w:color w:val="000000" w:themeColor="text1"/>
+          <w:sz w:val="24"/>
+          <w:szCs w:val="24"/>
+        </w:rPr>
+        <w:t>Amount : ₹50,000</w:t>
       </w:r>
     </w:p>
     <w:p>
@@ -1661,7 +1612,7 @@
           <w:szCs w:val="24"/>
         </w:rPr>
         <w:pict w14:anchorId="3822FE13">
-          <v:rect id="_x0000_i1931" style="width:0;height:1.5pt" o:hralign="center" o:hrstd="t" o:hr="t" fillcolor="#a0a0a0" stroked="f"/>
+          <v:rect id="_x0000_i1031" style="width:0;height:1.5pt" o:hralign="center" o:hrstd="t" o:hr="t" fillcolor="#a0a0a0" stroked="f"/>
         </w:pict>
       </w:r>
     </w:p>
@@ -2074,7 +2025,7 @@
           <w:szCs w:val="24"/>
         </w:rPr>
         <w:pict w14:anchorId="3179E3B0">
-          <v:rect id="_x0000_i1932" style="width:0;height:1.5pt" o:hralign="center" o:hrstd="t" o:hr="t" fillcolor="#a0a0a0" stroked="f"/>
+          <v:rect id="_x0000_i1032" style="width:0;height:1.5pt" o:hralign="center" o:hrstd="t" o:hr="t" fillcolor="#a0a0a0" stroked="f"/>
         </w:pict>
       </w:r>
     </w:p>
@@ -2479,7 +2430,7 @@
           <w:szCs w:val="24"/>
         </w:rPr>
         <w:pict w14:anchorId="2C20A70A">
-          <v:rect id="_x0000_i1933" style="width:0;height:1.5pt" o:hralign="center" o:hrstd="t" o:hr="t" fillcolor="#a0a0a0" stroked="f"/>
+          <v:rect id="_x0000_i1033" style="width:0;height:1.5pt" o:hralign="center" o:hrstd="t" o:hr="t" fillcolor="#a0a0a0" stroked="f"/>
         </w:pict>
       </w:r>
     </w:p>
@@ -2667,7 +2618,7 @@
           <w:szCs w:val="24"/>
         </w:rPr>
         <w:pict w14:anchorId="7BB4E4C6">
-          <v:rect id="_x0000_i1934" style="width:0;height:1.5pt" o:hralign="center" o:hrstd="t" o:hr="t" fillcolor="#a0a0a0" stroked="f"/>
+          <v:rect id="_x0000_i1034" style="width:0;height:1.5pt" o:hralign="center" o:hrstd="t" o:hr="t" fillcolor="#a0a0a0" stroked="f"/>
         </w:pict>
       </w:r>
     </w:p>
@@ -2833,7 +2784,7 @@
           <w:szCs w:val="24"/>
         </w:rPr>
         <w:pict w14:anchorId="65B97E55">
-          <v:rect id="_x0000_i1935" style="width:0;height:1.5pt" o:hralign="center" o:hrstd="t" o:hr="t" fillcolor="#a0a0a0" stroked="f"/>
+          <v:rect id="_x0000_i1035" style="width:0;height:1.5pt" o:hralign="center" o:hrstd="t" o:hr="t" fillcolor="#a0a0a0" stroked="f"/>
         </w:pict>
       </w:r>
     </w:p>
@@ -2936,7 +2887,7 @@
           <w:szCs w:val="24"/>
         </w:rPr>
         <w:pict w14:anchorId="18306D34">
-          <v:rect id="_x0000_i1936" style="width:0;height:1.5pt" o:hralign="center" o:hrstd="t" o:hr="t" fillcolor="#a0a0a0" stroked="f"/>
+          <v:rect id="_x0000_i1036" style="width:0;height:1.5pt" o:hralign="center" o:hrstd="t" o:hr="t" fillcolor="#a0a0a0" stroked="f"/>
         </w:pict>
       </w:r>
     </w:p>
@@ -3081,7 +3032,7 @@
           <w:szCs w:val="24"/>
         </w:rPr>
         <w:pict w14:anchorId="14DA3411">
-          <v:rect id="_x0000_i1937" style="width:0;height:1.5pt" o:hralign="center" o:hrstd="t" o:hr="t" fillcolor="#a0a0a0" stroked="f"/>
+          <v:rect id="_x0000_i1037" style="width:0;height:1.5pt" o:hralign="center" o:hrstd="t" o:hr="t" fillcolor="#a0a0a0" stroked="f"/>
         </w:pict>
       </w:r>
     </w:p>
@@ -3158,7 +3109,7 @@
           <w:szCs w:val="24"/>
         </w:rPr>
         <w:pict w14:anchorId="120C314B">
-          <v:rect id="_x0000_i1938" style="width:0;height:1.5pt" o:hralign="center" o:hrstd="t" o:hr="t" fillcolor="#a0a0a0" stroked="f"/>
+          <v:rect id="_x0000_i1038" style="width:0;height:1.5pt" o:hralign="center" o:hrstd="t" o:hr="t" fillcolor="#a0a0a0" stroked="f"/>
         </w:pict>
       </w:r>
     </w:p>
@@ -3213,7 +3164,7 @@
           <w:szCs w:val="24"/>
         </w:rPr>
         <w:pict w14:anchorId="78CBB7CD">
-          <v:rect id="_x0000_i1939" style="width:0;height:1.5pt" o:hralign="center" o:hrstd="t" o:hr="t" fillcolor="#a0a0a0" stroked="f"/>
+          <v:rect id="_x0000_i1039" style="width:0;height:1.5pt" o:hralign="center" o:hrstd="t" o:hr="t" fillcolor="#a0a0a0" stroked="f"/>
         </w:pict>
       </w:r>
     </w:p>
@@ -3293,7 +3244,7 @@
           <w:szCs w:val="24"/>
         </w:rPr>
         <w:pict w14:anchorId="3A571E19">
-          <v:rect id="_x0000_i1940" style="width:0;height:1.5pt" o:hralign="center" o:hrstd="t" o:hr="t" fillcolor="#a0a0a0" stroked="f"/>
+          <v:rect id="_x0000_i1040" style="width:0;height:1.5pt" o:hralign="center" o:hrstd="t" o:hr="t" fillcolor="#a0a0a0" stroked="f"/>
         </w:pict>
       </w:r>
     </w:p>
@@ -3348,7 +3299,7 @@
           <w:szCs w:val="24"/>
         </w:rPr>
         <w:pict w14:anchorId="3B2A6AD7">
-          <v:rect id="_x0000_i1941" style="width:0;height:1.5pt" o:hralign="center" o:hrstd="t" o:hr="t" fillcolor="#a0a0a0" stroked="f"/>
+          <v:rect id="_x0000_i1041" style="width:0;height:1.5pt" o:hralign="center" o:hrstd="t" o:hr="t" fillcolor="#a0a0a0" stroked="f"/>
         </w:pict>
       </w:r>
     </w:p>
@@ -3403,7 +3354,7 @@
           <w:szCs w:val="24"/>
         </w:rPr>
         <w:pict w14:anchorId="65519810">
-          <v:rect id="_x0000_i1942" style="width:0;height:1.5pt" o:hralign="center" o:hrstd="t" o:hr="t" fillcolor="#a0a0a0" stroked="f"/>
+          <v:rect id="_x0000_i1042" style="width:0;height:1.5pt" o:hralign="center" o:hrstd="t" o:hr="t" fillcolor="#a0a0a0" stroked="f"/>
         </w:pict>
       </w:r>
     </w:p>
@@ -3460,7 +3411,7 @@
           <w:szCs w:val="24"/>
         </w:rPr>
         <w:pict w14:anchorId="0643957A">
-          <v:rect id="_x0000_i1943" style="width:0;height:1.5pt" o:hralign="center" o:hrstd="t" o:hr="t" fillcolor="#a0a0a0" stroked="f"/>
+          <v:rect id="_x0000_i1043" style="width:0;height:1.5pt" o:hralign="center" o:hrstd="t" o:hr="t" fillcolor="#a0a0a0" stroked="f"/>
         </w:pict>
       </w:r>
     </w:p>
@@ -3595,7 +3546,7 @@
         </w:rPr>
         <w:lastRenderedPageBreak/>
         <w:pict w14:anchorId="69CA1FDE">
-          <v:rect id="_x0000_i1944" style="width:0;height:1.5pt" o:hralign="center" o:hrstd="t" o:hr="t" fillcolor="#a0a0a0" stroked="f"/>
+          <v:rect id="_x0000_i1044" style="width:0;height:1.5pt" o:hralign="center" o:hrstd="t" o:hr="t" fillcolor="#a0a0a0" stroked="f"/>
         </w:pict>
       </w:r>
     </w:p>
@@ -3720,7 +3671,7 @@
           <w:szCs w:val="24"/>
         </w:rPr>
         <w:pict w14:anchorId="0A356A7C">
-          <v:rect id="_x0000_i1945" style="width:0;height:1.5pt" o:hralign="center" o:hrstd="t" o:hr="t" fillcolor="#a0a0a0" stroked="f"/>
+          <v:rect id="_x0000_i1045" style="width:0;height:1.5pt" o:hralign="center" o:hrstd="t" o:hr="t" fillcolor="#a0a0a0" stroked="f"/>
         </w:pict>
       </w:r>
     </w:p>
@@ -3853,7 +3804,7 @@
           <w:szCs w:val="24"/>
         </w:rPr>
         <w:pict w14:anchorId="3E42BA90">
-          <v:rect id="_x0000_i1946" style="width:0;height:1.5pt" o:hralign="center" o:hrstd="t" o:hr="t" fillcolor="#a0a0a0" stroked="f"/>
+          <v:rect id="_x0000_i1046" style="width:0;height:1.5pt" o:hralign="center" o:hrstd="t" o:hr="t" fillcolor="#a0a0a0" stroked="f"/>
         </w:pict>
       </w:r>
     </w:p>
@@ -4048,7 +3999,7 @@
           <w:szCs w:val="24"/>
         </w:rPr>
         <w:pict w14:anchorId="20FC03E6">
-          <v:rect id="_x0000_i1947" style="width:0;height:1.5pt" o:hralign="center" o:hrstd="t" o:hr="t" fillcolor="#a0a0a0" stroked="f"/>
+          <v:rect id="_x0000_i1047" style="width:0;height:1.5pt" o:hralign="center" o:hrstd="t" o:hr="t" fillcolor="#a0a0a0" stroked="f"/>
         </w:pict>
       </w:r>
     </w:p>
@@ -4380,7 +4331,7 @@
           <w:szCs w:val="24"/>
         </w:rPr>
         <w:pict w14:anchorId="7F2E635F">
-          <v:rect id="_x0000_i1948" style="width:0;height:1.5pt" o:hralign="center" o:hrstd="t" o:hr="t" fillcolor="#a0a0a0" stroked="f"/>
+          <v:rect id="_x0000_i1048" style="width:0;height:1.5pt" o:hralign="center" o:hrstd="t" o:hr="t" fillcolor="#a0a0a0" stroked="f"/>
         </w:pict>
       </w:r>
     </w:p>
@@ -4525,7 +4476,7 @@
           <w:szCs w:val="24"/>
         </w:rPr>
         <w:pict w14:anchorId="31A72507">
-          <v:rect id="_x0000_i1949" style="width:0;height:1.5pt" o:hralign="center" o:hrstd="t" o:hr="t" fillcolor="#a0a0a0" stroked="f"/>
+          <v:rect id="_x0000_i1049" style="width:0;height:1.5pt" o:hralign="center" o:hrstd="t" o:hr="t" fillcolor="#a0a0a0" stroked="f"/>
         </w:pict>
       </w:r>
     </w:p>
@@ -4649,7 +4600,7 @@
           <w:szCs w:val="24"/>
         </w:rPr>
         <w:pict w14:anchorId="74445E92">
-          <v:rect id="_x0000_i1950" style="width:0;height:1.5pt" o:hralign="center" o:hrstd="t" o:hr="t" fillcolor="#a0a0a0" stroked="f"/>
+          <v:rect id="_x0000_i1050" style="width:0;height:1.5pt" o:hralign="center" o:hrstd="t" o:hr="t" fillcolor="#a0a0a0" stroked="f"/>
         </w:pict>
       </w:r>
     </w:p>
@@ -4752,7 +4703,7 @@
           <w:szCs w:val="24"/>
         </w:rPr>
         <w:pict w14:anchorId="7DED0FDB">
-          <v:rect id="_x0000_i1951" style="width:0;height:1.5pt" o:hralign="center" o:hrstd="t" o:hr="t" fillcolor="#a0a0a0" stroked="f"/>
+          <v:rect id="_x0000_i1051" style="width:0;height:1.5pt" o:hralign="center" o:hrstd="t" o:hr="t" fillcolor="#a0a0a0" stroked="f"/>
         </w:pict>
       </w:r>
     </w:p>
@@ -4898,7 +4849,7 @@
           <w:szCs w:val="24"/>
         </w:rPr>
         <w:pict w14:anchorId="0A86387A">
-          <v:rect id="_x0000_i1952" style="width:0;height:1.5pt" o:hralign="center" o:hrstd="t" o:hr="t" fillcolor="#a0a0a0" stroked="f"/>
+          <v:rect id="_x0000_i1052" style="width:0;height:1.5pt" o:hralign="center" o:hrstd="t" o:hr="t" fillcolor="#a0a0a0" stroked="f"/>
         </w:pict>
       </w:r>
     </w:p>
@@ -4974,7 +4925,7 @@
           <w:szCs w:val="24"/>
         </w:rPr>
         <w:pict w14:anchorId="5A3153CB">
-          <v:rect id="_x0000_i1953" style="width:0;height:1.5pt" o:hralign="center" o:hrstd="t" o:hr="t" fillcolor="#a0a0a0" stroked="f"/>
+          <v:rect id="_x0000_i1053" style="width:0;height:1.5pt" o:hralign="center" o:hrstd="t" o:hr="t" fillcolor="#a0a0a0" stroked="f"/>
         </w:pict>
       </w:r>
     </w:p>
@@ -5029,7 +4980,7 @@
           <w:szCs w:val="24"/>
         </w:rPr>
         <w:pict w14:anchorId="31688AC8">
-          <v:rect id="_x0000_i1954" style="width:0;height:1.5pt" o:hralign="center" o:hrstd="t" o:hr="t" fillcolor="#a0a0a0" stroked="f"/>
+          <v:rect id="_x0000_i1054" style="width:0;height:1.5pt" o:hralign="center" o:hrstd="t" o:hr="t" fillcolor="#a0a0a0" stroked="f"/>
         </w:pict>
       </w:r>
     </w:p>
@@ -5101,7 +5052,7 @@
           <w:szCs w:val="24"/>
         </w:rPr>
         <w:pict w14:anchorId="12A0F40C">
-          <v:rect id="_x0000_i1955" style="width:0;height:1.5pt" o:hralign="center" o:hrstd="t" o:hr="t" fillcolor="#a0a0a0" stroked="f"/>
+          <v:rect id="_x0000_i1055" style="width:0;height:1.5pt" o:hralign="center" o:hrstd="t" o:hr="t" fillcolor="#a0a0a0" stroked="f"/>
         </w:pict>
       </w:r>
     </w:p>
@@ -5158,7 +5109,7 @@
           <w:szCs w:val="24"/>
         </w:rPr>
         <w:pict w14:anchorId="43BF3E96">
-          <v:rect id="_x0000_i1956" style="width:0;height:1.5pt" o:hralign="center" o:hrstd="t" o:hr="t" fillcolor="#a0a0a0" stroked="f"/>
+          <v:rect id="_x0000_i1056" style="width:0;height:1.5pt" o:hralign="center" o:hrstd="t" o:hr="t" fillcolor="#a0a0a0" stroked="f"/>
         </w:pict>
       </w:r>
     </w:p>
@@ -5274,7 +5225,7 @@
           <w:szCs w:val="24"/>
         </w:rPr>
         <w:pict w14:anchorId="1AD0CC3F">
-          <v:rect id="_x0000_i1957" style="width:0;height:1.5pt" o:hralign="center" o:hrstd="t" o:hr="t" fillcolor="#a0a0a0" stroked="f"/>
+          <v:rect id="_x0000_i1057" style="width:0;height:1.5pt" o:hralign="center" o:hrstd="t" o:hr="t" fillcolor="#a0a0a0" stroked="f"/>
         </w:pict>
       </w:r>
     </w:p>
@@ -5417,7 +5368,7 @@
           <w:szCs w:val="24"/>
         </w:rPr>
         <w:pict w14:anchorId="573858DD">
-          <v:rect id="_x0000_i1958" style="width:0;height:1.5pt" o:hralign="center" o:hrstd="t" o:hr="t" fillcolor="#a0a0a0" stroked="f"/>
+          <v:rect id="_x0000_i1058" style="width:0;height:1.5pt" o:hralign="center" o:hrstd="t" o:hr="t" fillcolor="#a0a0a0" stroked="f"/>
         </w:pict>
       </w:r>
     </w:p>
@@ -5571,7 +5522,7 @@
           <w:szCs w:val="24"/>
         </w:rPr>
         <w:pict w14:anchorId="27B5F72B">
-          <v:rect id="_x0000_i1959" style="width:0;height:1.5pt" o:hralign="center" o:hrstd="t" o:hr="t" fillcolor="#a0a0a0" stroked="f"/>
+          <v:rect id="_x0000_i1059" style="width:0;height:1.5pt" o:hralign="center" o:hrstd="t" o:hr="t" fillcolor="#a0a0a0" stroked="f"/>
         </w:pict>
       </w:r>
     </w:p>
@@ -5853,7 +5804,7 @@
           <w:szCs w:val="24"/>
         </w:rPr>
         <w:pict w14:anchorId="0AD80125">
-          <v:rect id="_x0000_i1960" style="width:0;height:1.5pt" o:hralign="center" o:hrstd="t" o:hr="t" fillcolor="#a0a0a0" stroked="f"/>
+          <v:rect id="_x0000_i1060" style="width:0;height:1.5pt" o:hralign="center" o:hrstd="t" o:hr="t" fillcolor="#a0a0a0" stroked="f"/>
         </w:pict>
       </w:r>
     </w:p>
@@ -6015,7 +5966,7 @@
           <w:szCs w:val="24"/>
         </w:rPr>
         <w:pict w14:anchorId="1BB097B9">
-          <v:rect id="_x0000_i1961" style="width:0;height:1.5pt" o:hralign="center" o:hrstd="t" o:hr="t" fillcolor="#a0a0a0" stroked="f"/>
+          <v:rect id="_x0000_i1061" style="width:0;height:1.5pt" o:hralign="center" o:hrstd="t" o:hr="t" fillcolor="#a0a0a0" stroked="f"/>
         </w:pict>
       </w:r>
     </w:p>
@@ -6160,7 +6111,7 @@
           <w:szCs w:val="24"/>
         </w:rPr>
         <w:pict w14:anchorId="60B95F49">
-          <v:rect id="_x0000_i1962" style="width:0;height:1.5pt" o:hralign="center" o:hrstd="t" o:hr="t" fillcolor="#a0a0a0" stroked="f"/>
+          <v:rect id="_x0000_i1062" style="width:0;height:1.5pt" o:hralign="center" o:hrstd="t" o:hr="t" fillcolor="#a0a0a0" stroked="f"/>
         </w:pict>
       </w:r>
     </w:p>
@@ -6284,7 +6235,7 @@
           <w:szCs w:val="24"/>
         </w:rPr>
         <w:pict w14:anchorId="42894D82">
-          <v:rect id="_x0000_i1963" style="width:0;height:1.5pt" o:hralign="center" o:hrstd="t" o:hr="t" fillcolor="#a0a0a0" stroked="f"/>
+          <v:rect id="_x0000_i1063" style="width:0;height:1.5pt" o:hralign="center" o:hrstd="t" o:hr="t" fillcolor="#a0a0a0" stroked="f"/>
         </w:pict>
       </w:r>
     </w:p>
@@ -6366,7 +6317,7 @@
           <w:szCs w:val="24"/>
         </w:rPr>
         <w:pict w14:anchorId="286F53D6">
-          <v:rect id="_x0000_i1964" style="width:0;height:1.5pt" o:hralign="center" o:hrstd="t" o:hr="t" fillcolor="#a0a0a0" stroked="f"/>
+          <v:rect id="_x0000_i1064" style="width:0;height:1.5pt" o:hralign="center" o:hrstd="t" o:hr="t" fillcolor="#a0a0a0" stroked="f"/>
         </w:pict>
       </w:r>
     </w:p>
@@ -6512,7 +6463,7 @@
           <w:szCs w:val="24"/>
         </w:rPr>
         <w:pict w14:anchorId="51F009E4">
-          <v:rect id="_x0000_i1965" style="width:0;height:1.5pt" o:hralign="center" o:hrstd="t" o:hr="t" fillcolor="#a0a0a0" stroked="f"/>
+          <v:rect id="_x0000_i1065" style="width:0;height:1.5pt" o:hralign="center" o:hrstd="t" o:hr="t" fillcolor="#a0a0a0" stroked="f"/>
         </w:pict>
       </w:r>
     </w:p>
@@ -6588,7 +6539,7 @@
           <w:szCs w:val="24"/>
         </w:rPr>
         <w:pict w14:anchorId="00B83ECF">
-          <v:rect id="_x0000_i1966" style="width:0;height:1.5pt" o:hralign="center" o:hrstd="t" o:hr="t" fillcolor="#a0a0a0" stroked="f"/>
+          <v:rect id="_x0000_i1066" style="width:0;height:1.5pt" o:hralign="center" o:hrstd="t" o:hr="t" fillcolor="#a0a0a0" stroked="f"/>
         </w:pict>
       </w:r>
     </w:p>
@@ -6643,7 +6594,7 @@
           <w:szCs w:val="24"/>
         </w:rPr>
         <w:pict w14:anchorId="374E298C">
-          <v:rect id="_x0000_i1967" style="width:0;height:1.5pt" o:hralign="center" o:hrstd="t" o:hr="t" fillcolor="#a0a0a0" stroked="f"/>
+          <v:rect id="_x0000_i1067" style="width:0;height:1.5pt" o:hralign="center" o:hrstd="t" o:hr="t" fillcolor="#a0a0a0" stroked="f"/>
         </w:pict>
       </w:r>
     </w:p>
@@ -6698,7 +6649,7 @@
           <w:szCs w:val="24"/>
         </w:rPr>
         <w:pict w14:anchorId="4C9CA8FD">
-          <v:rect id="_x0000_i1968" style="width:0;height:1.5pt" o:hralign="center" o:hrstd="t" o:hr="t" fillcolor="#a0a0a0" stroked="f"/>
+          <v:rect id="_x0000_i1068" style="width:0;height:1.5pt" o:hralign="center" o:hrstd="t" o:hr="t" fillcolor="#a0a0a0" stroked="f"/>
         </w:pict>
       </w:r>
     </w:p>
@@ -6753,7 +6704,7 @@
           <w:szCs w:val="24"/>
         </w:rPr>
         <w:pict w14:anchorId="310BE201">
-          <v:rect id="_x0000_i1969" style="width:0;height:1.5pt" o:hralign="center" o:hrstd="t" o:hr="t" fillcolor="#a0a0a0" stroked="f"/>
+          <v:rect id="_x0000_i1069" style="width:0;height:1.5pt" o:hralign="center" o:hrstd="t" o:hr="t" fillcolor="#a0a0a0" stroked="f"/>
         </w:pict>
       </w:r>
     </w:p>
@@ -6810,7 +6761,7 @@
           <w:szCs w:val="24"/>
         </w:rPr>
         <w:pict w14:anchorId="2FEA1003">
-          <v:rect id="_x0000_i1970" style="width:0;height:1.5pt" o:hralign="center" o:hrstd="t" o:hr="t" fillcolor="#a0a0a0" stroked="f"/>
+          <v:rect id="_x0000_i1070" style="width:0;height:1.5pt" o:hralign="center" o:hrstd="t" o:hr="t" fillcolor="#a0a0a0" stroked="f"/>
         </w:pict>
       </w:r>
     </w:p>
@@ -7190,7 +7141,7 @@
           <w:szCs w:val="24"/>
         </w:rPr>
         <w:pict w14:anchorId="41752027">
-          <v:rect id="_x0000_i1971" style="width:0;height:1.5pt" o:hralign="center" o:hrstd="t" o:hr="t" fillcolor="#a0a0a0" stroked="f"/>
+          <v:rect id="_x0000_i1071" style="width:0;height:1.5pt" o:hralign="center" o:hrstd="t" o:hr="t" fillcolor="#a0a0a0" stroked="f"/>
         </w:pict>
       </w:r>
     </w:p>
@@ -7314,7 +7265,7 @@
           <w:szCs w:val="24"/>
         </w:rPr>
         <w:pict w14:anchorId="455F4292">
-          <v:rect id="_x0000_i1972" style="width:0;height:1.5pt" o:hralign="center" o:hrstd="t" o:hr="t" fillcolor="#a0a0a0" stroked="f"/>
+          <v:rect id="_x0000_i1072" style="width:0;height:1.5pt" o:hralign="center" o:hrstd="t" o:hr="t" fillcolor="#a0a0a0" stroked="f"/>
         </w:pict>
       </w:r>
     </w:p>
@@ -7417,7 +7368,7 @@
           <w:szCs w:val="24"/>
         </w:rPr>
         <w:pict w14:anchorId="7289C309">
-          <v:rect id="_x0000_i1973" style="width:0;height:1.5pt" o:hralign="center" o:hrstd="t" o:hr="t" fillcolor="#a0a0a0" stroked="f"/>
+          <v:rect id="_x0000_i1073" style="width:0;height:1.5pt" o:hralign="center" o:hrstd="t" o:hr="t" fillcolor="#a0a0a0" stroked="f"/>
         </w:pict>
       </w:r>
     </w:p>
@@ -7520,7 +7471,7 @@
           <w:szCs w:val="24"/>
         </w:rPr>
         <w:pict w14:anchorId="2A0C34F8">
-          <v:rect id="_x0000_i1974" style="width:0;height:1.5pt" o:hralign="center" o:hrstd="t" o:hr="t" fillcolor="#a0a0a0" stroked="f"/>
+          <v:rect id="_x0000_i1074" style="width:0;height:1.5pt" o:hralign="center" o:hrstd="t" o:hr="t" fillcolor="#a0a0a0" stroked="f"/>
         </w:pict>
       </w:r>
     </w:p>
@@ -7854,7 +7805,7 @@
           <w:szCs w:val="24"/>
         </w:rPr>
         <w:pict w14:anchorId="797777E5">
-          <v:rect id="_x0000_i2103" style="width:0;height:1.5pt" o:hralign="center" o:hrstd="t" o:hr="t" fillcolor="#a0a0a0" stroked="f"/>
+          <v:rect id="_x0000_i1075" style="width:0;height:1.5pt" o:hralign="center" o:hrstd="t" o:hr="t" fillcolor="#a0a0a0" stroked="f"/>
         </w:pict>
       </w:r>
     </w:p>
@@ -8015,7 +7966,7 @@
           <w:szCs w:val="24"/>
         </w:rPr>
         <w:pict w14:anchorId="773F723E">
-          <v:rect id="_x0000_i2104" style="width:0;height:1.5pt" o:hralign="center" o:hrstd="t" o:hr="t" fillcolor="#a0a0a0" stroked="f"/>
+          <v:rect id="_x0000_i1076" style="width:0;height:1.5pt" o:hralign="center" o:hrstd="t" o:hr="t" fillcolor="#a0a0a0" stroked="f"/>
         </w:pict>
       </w:r>
     </w:p>
@@ -8108,7 +8059,7 @@
           <w:szCs w:val="24"/>
         </w:rPr>
         <w:pict w14:anchorId="580E9DA6">
-          <v:rect id="_x0000_i2105" style="width:0;height:1.5pt" o:hralign="center" o:hrstd="t" o:hr="t" fillcolor="#a0a0a0" stroked="f"/>
+          <v:rect id="_x0000_i1077" style="width:0;height:1.5pt" o:hralign="center" o:hrstd="t" o:hr="t" fillcolor="#a0a0a0" stroked="f"/>
         </w:pict>
       </w:r>
     </w:p>
@@ -8251,7 +8202,7 @@
           <w:szCs w:val="24"/>
         </w:rPr>
         <w:pict w14:anchorId="43C2BD26">
-          <v:rect id="_x0000_i2106" style="width:0;height:1.5pt" o:hralign="center" o:hrstd="t" o:hr="t" fillcolor="#a0a0a0" stroked="f"/>
+          <v:rect id="_x0000_i1078" style="width:0;height:1.5pt" o:hralign="center" o:hrstd="t" o:hr="t" fillcolor="#a0a0a0" stroked="f"/>
         </w:pict>
       </w:r>
     </w:p>
@@ -8325,7 +8276,7 @@
           <w:szCs w:val="24"/>
         </w:rPr>
         <w:pict w14:anchorId="20DF3E76">
-          <v:rect id="_x0000_i2107" style="width:0;height:1.5pt" o:hralign="center" o:hrstd="t" o:hr="t" fillcolor="#a0a0a0" stroked="f"/>
+          <v:rect id="_x0000_i1079" style="width:0;height:1.5pt" o:hralign="center" o:hrstd="t" o:hr="t" fillcolor="#a0a0a0" stroked="f"/>
         </w:pict>
       </w:r>
     </w:p>
@@ -8438,7 +8389,7 @@
           <w:szCs w:val="24"/>
         </w:rPr>
         <w:pict w14:anchorId="2F6BFEAC">
-          <v:rect id="_x0000_i2108" style="width:0;height:1.5pt" o:hralign="center" o:hrstd="t" o:hr="t" fillcolor="#a0a0a0" stroked="f"/>
+          <v:rect id="_x0000_i1080" style="width:0;height:1.5pt" o:hralign="center" o:hrstd="t" o:hr="t" fillcolor="#a0a0a0" stroked="f"/>
         </w:pict>
       </w:r>
     </w:p>
@@ -8488,7 +8439,6 @@
           <w:szCs w:val="24"/>
         </w:rPr>
       </w:pPr>
-      <w:proofErr w:type="spellStart"/>
       <w:r>
         <w:rPr>
           <w:color w:val="000000" w:themeColor="text1"/>
@@ -8497,7 +8447,6 @@
         </w:rPr>
         <w:t>StudentQueue</w:t>
       </w:r>
-      <w:proofErr w:type="spellEnd"/>
     </w:p>
     <w:p>
       <w:pPr>
@@ -8560,6 +8509,7 @@
       </w:pPr>
       <w:r>
         <w:rPr>
+          <w:noProof/>
           <w:color w:val="000000" w:themeColor="text1"/>
           <w:sz w:val="24"/>
           <w:szCs w:val="24"/>
@@ -8648,7 +8598,6 @@
           <w:szCs w:val="24"/>
         </w:rPr>
       </w:pPr>
-      <w:proofErr w:type="spellStart"/>
       <w:r>
         <w:rPr>
           <w:color w:val="000000" w:themeColor="text1"/>
@@ -8657,7 +8606,6 @@
         </w:rPr>
         <w:t>StudentQueue</w:t>
       </w:r>
-      <w:proofErr w:type="spellEnd"/>
     </w:p>
     <w:p>
       <w:pPr>
@@ -8792,7 +8740,7 @@
           <w:szCs w:val="24"/>
         </w:rPr>
         <w:pict w14:anchorId="082AE1BF">
-          <v:rect id="_x0000_i2111" style="width:0;height:1.5pt" o:hralign="center" o:hrstd="t" o:hr="t" fillcolor="#a0a0a0" stroked="f"/>
+          <v:rect id="_x0000_i1081" style="width:0;height:1.5pt" o:hralign="center" o:hrstd="t" o:hr="t" fillcolor="#a0a0a0" stroked="f"/>
         </w:pict>
       </w:r>
     </w:p>
@@ -9033,6 +8981,7 @@
       </w:pPr>
       <w:r>
         <w:rPr>
+          <w:noProof/>
           <w:color w:val="000000" w:themeColor="text1"/>
           <w:sz w:val="24"/>
           <w:szCs w:val="24"/>
@@ -9089,7 +9038,7 @@
           <w:szCs w:val="24"/>
         </w:rPr>
         <w:pict w14:anchorId="70231A80">
-          <v:rect id="_x0000_i2112" style="width:0;height:1.5pt" o:hralign="center" o:hrstd="t" o:hr="t" fillcolor="#a0a0a0" stroked="f"/>
+          <v:rect id="_x0000_i1082" style="width:0;height:1.5pt" o:hralign="center" o:hrstd="t" o:hr="t" fillcolor="#a0a0a0" stroked="f"/>
         </w:pict>
       </w:r>
     </w:p>
@@ -9159,7 +9108,7 @@
           <w:szCs w:val="24"/>
         </w:rPr>
         <w:pict w14:anchorId="0DBC9099">
-          <v:rect id="_x0000_i2113" style="width:0;height:1.5pt" o:hralign="center" o:hrstd="t" o:hr="t" fillcolor="#a0a0a0" stroked="f"/>
+          <v:rect id="_x0000_i1083" style="width:0;height:1.5pt" o:hralign="center" o:hrstd="t" o:hr="t" fillcolor="#a0a0a0" stroked="f"/>
         </w:pict>
       </w:r>
     </w:p>
@@ -9400,6 +9349,7 @@
       </w:pPr>
       <w:r>
         <w:rPr>
+          <w:noProof/>
           <w:color w:val="000000" w:themeColor="text1"/>
           <w:sz w:val="24"/>
           <w:szCs w:val="24"/>
@@ -9456,7 +9406,7 @@
           <w:szCs w:val="24"/>
         </w:rPr>
         <w:pict w14:anchorId="1603E6DF">
-          <v:rect id="_x0000_i2114" style="width:0;height:1.5pt" o:hralign="center" o:hrstd="t" o:hr="t" fillcolor="#a0a0a0" stroked="f"/>
+          <v:rect id="_x0000_i1084" style="width:0;height:1.5pt" o:hralign="center" o:hrstd="t" o:hr="t" fillcolor="#a0a0a0" stroked="f"/>
         </w:pict>
       </w:r>
     </w:p>
@@ -9738,7 +9688,7 @@
           <w:szCs w:val="24"/>
         </w:rPr>
         <w:pict w14:anchorId="2EBCAFB6">
-          <v:rect id="_x0000_i2115" style="width:0;height:1.5pt" o:hralign="center" o:hrstd="t" o:hr="t" fillcolor="#a0a0a0" stroked="f"/>
+          <v:rect id="_x0000_i1085" style="width:0;height:1.5pt" o:hralign="center" o:hrstd="t" o:hr="t" fillcolor="#a0a0a0" stroked="f"/>
         </w:pict>
       </w:r>
     </w:p>
@@ -9950,7 +9900,7 @@
           <w:szCs w:val="24"/>
         </w:rPr>
         <w:pict w14:anchorId="5EA839EE">
-          <v:rect id="_x0000_i2191" style="width:0;height:1.5pt" o:hralign="center" o:hrstd="t" o:hr="t" fillcolor="#a0a0a0" stroked="f"/>
+          <v:rect id="_x0000_i1086" style="width:0;height:1.5pt" o:hralign="center" o:hrstd="t" o:hr="t" fillcolor="#a0a0a0" stroked="f"/>
         </w:pict>
       </w:r>
     </w:p>
@@ -10164,7 +10114,7 @@
           <w:szCs w:val="24"/>
         </w:rPr>
         <w:pict w14:anchorId="76C3425D">
-          <v:rect id="_x0000_i2192" style="width:0;height:1.5pt" o:hralign="center" o:hrstd="t" o:hr="t" fillcolor="#a0a0a0" stroked="f"/>
+          <v:rect id="_x0000_i1087" style="width:0;height:1.5pt" o:hralign="center" o:hrstd="t" o:hr="t" fillcolor="#a0a0a0" stroked="f"/>
         </w:pict>
       </w:r>
     </w:p>
@@ -10214,7 +10164,6 @@
           <w:szCs w:val="24"/>
         </w:rPr>
       </w:pPr>
-      <w:proofErr w:type="spellStart"/>
       <w:r>
         <w:rPr>
           <w:color w:val="000000" w:themeColor="text1"/>
@@ -10223,7 +10172,6 @@
         </w:rPr>
         <w:t>StudentQueue</w:t>
       </w:r>
-      <w:proofErr w:type="spellEnd"/>
     </w:p>
     <w:p>
       <w:pPr>
@@ -10240,7 +10188,7 @@
           <w:szCs w:val="24"/>
         </w:rPr>
         <w:pict w14:anchorId="3BD5E0FF">
-          <v:rect id="_x0000_i2193" style="width:0;height:1.5pt" o:hralign="center" o:hrstd="t" o:hr="t" fillcolor="#a0a0a0" stroked="f"/>
+          <v:rect id="_x0000_i1088" style="width:0;height:1.5pt" o:hralign="center" o:hrstd="t" o:hr="t" fillcolor="#a0a0a0" stroked="f"/>
         </w:pict>
       </w:r>
     </w:p>
@@ -10314,7 +10262,7 @@
           <w:szCs w:val="24"/>
         </w:rPr>
         <w:pict w14:anchorId="1725702E">
-          <v:rect id="_x0000_i2194" style="width:0;height:1.5pt" o:hralign="center" o:hrstd="t" o:hr="t" fillcolor="#a0a0a0" stroked="f"/>
+          <v:rect id="_x0000_i1089" style="width:0;height:1.5pt" o:hralign="center" o:hrstd="t" o:hr="t" fillcolor="#a0a0a0" stroked="f"/>
         </w:pict>
       </w:r>
     </w:p>
@@ -10486,6 +10434,7 @@
       </w:pPr>
       <w:r>
         <w:rPr>
+          <w:noProof/>
           <w:color w:val="000000" w:themeColor="text1"/>
           <w:sz w:val="24"/>
           <w:szCs w:val="24"/>
@@ -10537,6 +10486,7 @@
       </w:pPr>
       <w:r>
         <w:rPr>
+          <w:noProof/>
           <w:color w:val="000000" w:themeColor="text1"/>
           <w:sz w:val="24"/>
           <w:szCs w:val="24"/>
@@ -10593,7 +10543,7 @@
           <w:szCs w:val="24"/>
         </w:rPr>
         <w:pict w14:anchorId="124D4A83">
-          <v:rect id="_x0000_i2195" style="width:0;height:1.5pt" o:hralign="center" o:hrstd="t" o:hr="t" fillcolor="#a0a0a0" stroked="f"/>
+          <v:rect id="_x0000_i1090" style="width:0;height:1.5pt" o:hralign="center" o:hrstd="t" o:hr="t" fillcolor="#a0a0a0" stroked="f"/>
         </w:pict>
       </w:r>
     </w:p>
@@ -10680,7 +10630,7 @@
           <w:szCs w:val="24"/>
         </w:rPr>
         <w:pict w14:anchorId="3A30471A">
-          <v:rect id="_x0000_i2196" style="width:0;height:1.5pt" o:hralign="center" o:hrstd="t" o:hr="t" fillcolor="#a0a0a0" stroked="f"/>
+          <v:rect id="_x0000_i1091" style="width:0;height:1.5pt" o:hralign="center" o:hrstd="t" o:hr="t" fillcolor="#a0a0a0" stroked="f"/>
         </w:pict>
       </w:r>
     </w:p>
@@ -10817,6 +10767,7 @@
       </w:pPr>
       <w:r>
         <w:rPr>
+          <w:noProof/>
           <w:color w:val="000000" w:themeColor="text1"/>
           <w:sz w:val="24"/>
           <w:szCs w:val="24"/>
@@ -10883,7 +10834,7 @@
           <w:szCs w:val="24"/>
         </w:rPr>
         <w:pict w14:anchorId="69247D2B">
-          <v:rect id="_x0000_i2197" style="width:0;height:1.5pt" o:hralign="center" o:hrstd="t" o:hr="t" fillcolor="#a0a0a0" stroked="f"/>
+          <v:rect id="_x0000_i1092" style="width:0;height:1.5pt" o:hralign="center" o:hrstd="t" o:hr="t" fillcolor="#a0a0a0" stroked="f"/>
         </w:pict>
       </w:r>
     </w:p>
@@ -10952,6 +10903,7 @@
       </w:pPr>
       <w:r>
         <w:rPr>
+          <w:noProof/>
           <w:color w:val="000000" w:themeColor="text1"/>
           <w:sz w:val="24"/>
           <w:szCs w:val="24"/>
@@ -11008,7 +10960,7 @@
           <w:szCs w:val="24"/>
         </w:rPr>
         <w:pict w14:anchorId="37E2DAD3">
-          <v:rect id="_x0000_i2198" style="width:0;height:1.5pt" o:hralign="center" o:hrstd="t" o:hr="t" fillcolor="#a0a0a0" stroked="f"/>
+          <v:rect id="_x0000_i1093" style="width:0;height:1.5pt" o:hralign="center" o:hrstd="t" o:hr="t" fillcolor="#a0a0a0" stroked="f"/>
         </w:pict>
       </w:r>
     </w:p>
@@ -11099,7 +11051,7 @@
           <w:szCs w:val="24"/>
         </w:rPr>
         <w:pict w14:anchorId="14F1A254">
-          <v:rect id="_x0000_i2199" style="width:0;height:1.5pt" o:hralign="center" o:hrstd="t" o:hr="t" fillcolor="#a0a0a0" stroked="f"/>
+          <v:rect id="_x0000_i1094" style="width:0;height:1.5pt" o:hralign="center" o:hrstd="t" o:hr="t" fillcolor="#a0a0a0" stroked="f"/>
         </w:pict>
       </w:r>
     </w:p>
@@ -11274,7 +11226,7 @@
           <w:szCs w:val="24"/>
         </w:rPr>
         <w:pict w14:anchorId="734C8046">
-          <v:rect id="_x0000_i2464" style="width:0;height:1.5pt" o:hralign="center" o:hrstd="t" o:hr="t" fillcolor="#a0a0a0" stroked="f"/>
+          <v:rect id="_x0000_i1095" style="width:0;height:1.5pt" o:hralign="center" o:hrstd="t" o:hr="t" fillcolor="#a0a0a0" stroked="f"/>
         </w:pict>
       </w:r>
     </w:p>
@@ -11435,7 +11387,7 @@
           <w:szCs w:val="24"/>
         </w:rPr>
         <w:pict w14:anchorId="58E202E0">
-          <v:rect id="_x0000_i2465" style="width:0;height:1.5pt" o:hralign="center" o:hrstd="t" o:hr="t" fillcolor="#a0a0a0" stroked="f"/>
+          <v:rect id="_x0000_i1096" style="width:0;height:1.5pt" o:hralign="center" o:hrstd="t" o:hr="t" fillcolor="#a0a0a0" stroked="f"/>
         </w:pict>
       </w:r>
     </w:p>
@@ -11526,7 +11478,7 @@
           <w:szCs w:val="24"/>
         </w:rPr>
         <w:pict w14:anchorId="7195388B">
-          <v:rect id="_x0000_i2466" style="width:0;height:1.5pt" o:hralign="center" o:hrstd="t" o:hr="t" fillcolor="#a0a0a0" stroked="f"/>
+          <v:rect id="_x0000_i1097" style="width:0;height:1.5pt" o:hralign="center" o:hrstd="t" o:hr="t" fillcolor="#a0a0a0" stroked="f"/>
         </w:pict>
       </w:r>
     </w:p>
@@ -11600,7 +11552,7 @@
           <w:szCs w:val="24"/>
         </w:rPr>
         <w:pict w14:anchorId="04A71F4A">
-          <v:rect id="_x0000_i2467" style="width:0;height:1.5pt" o:hralign="center" o:hrstd="t" o:hr="t" fillcolor="#a0a0a0" stroked="f"/>
+          <v:rect id="_x0000_i1098" style="width:0;height:1.5pt" o:hralign="center" o:hrstd="t" o:hr="t" fillcolor="#a0a0a0" stroked="f"/>
         </w:pict>
       </w:r>
     </w:p>
@@ -11692,7 +11644,7 @@
           <w:szCs w:val="24"/>
         </w:rPr>
         <w:pict w14:anchorId="1A6817DA">
-          <v:rect id="_x0000_i2468" style="width:0;height:1.5pt" o:hralign="center" o:hrstd="t" o:hr="t" fillcolor="#a0a0a0" stroked="f"/>
+          <v:rect id="_x0000_i1099" style="width:0;height:1.5pt" o:hralign="center" o:hrstd="t" o:hr="t" fillcolor="#a0a0a0" stroked="f"/>
         </w:pict>
       </w:r>
     </w:p>
@@ -11800,7 +11752,7 @@
           <w:szCs w:val="24"/>
         </w:rPr>
         <w:pict w14:anchorId="2667C1FD">
-          <v:rect id="_x0000_i2469" style="width:0;height:1.5pt" o:hralign="center" o:hrstd="t" o:hr="t" fillcolor="#a0a0a0" stroked="f"/>
+          <v:rect id="_x0000_i1100" style="width:0;height:1.5pt" o:hralign="center" o:hrstd="t" o:hr="t" fillcolor="#a0a0a0" stroked="f"/>
         </w:pict>
       </w:r>
     </w:p>
@@ -11850,7 +11802,6 @@
           <w:szCs w:val="24"/>
         </w:rPr>
       </w:pPr>
-      <w:proofErr w:type="spellStart"/>
       <w:r>
         <w:rPr>
           <w:color w:val="000000" w:themeColor="text1"/>
@@ -11859,7 +11810,6 @@
         </w:rPr>
         <w:t>StudentBroker</w:t>
       </w:r>
-      <w:proofErr w:type="spellEnd"/>
     </w:p>
     <w:p>
       <w:pPr>
@@ -11876,7 +11826,7 @@
           <w:szCs w:val="24"/>
         </w:rPr>
         <w:pict w14:anchorId="7589DECC">
-          <v:rect id="_x0000_i2470" style="width:0;height:1.5pt" o:hralign="center" o:hrstd="t" o:hr="t" fillcolor="#a0a0a0" stroked="f"/>
+          <v:rect id="_x0000_i1101" style="width:0;height:1.5pt" o:hralign="center" o:hrstd="t" o:hr="t" fillcolor="#a0a0a0" stroked="f"/>
         </w:pict>
       </w:r>
     </w:p>
@@ -12020,7 +11970,7 @@
           <w:szCs w:val="24"/>
         </w:rPr>
         <w:pict w14:anchorId="45353AC9">
-          <v:rect id="_x0000_i2471" style="width:0;height:1.5pt" o:hralign="center" o:hrstd="t" o:hr="t" fillcolor="#a0a0a0" stroked="f"/>
+          <v:rect id="_x0000_i1102" style="width:0;height:1.5pt" o:hralign="center" o:hrstd="t" o:hr="t" fillcolor="#a0a0a0" stroked="f"/>
         </w:pict>
       </w:r>
     </w:p>
@@ -12111,7 +12061,7 @@
           <w:szCs w:val="24"/>
         </w:rPr>
         <w:pict w14:anchorId="261D0278">
-          <v:rect id="_x0000_i2472" style="width:0;height:1.5pt" o:hralign="center" o:hrstd="t" o:hr="t" fillcolor="#a0a0a0" stroked="f"/>
+          <v:rect id="_x0000_i1103" style="width:0;height:1.5pt" o:hralign="center" o:hrstd="t" o:hr="t" fillcolor="#a0a0a0" stroked="f"/>
         </w:pict>
       </w:r>
     </w:p>
@@ -12251,7 +12201,7 @@
           <w:szCs w:val="24"/>
         </w:rPr>
         <w:pict w14:anchorId="41F47A14">
-          <v:rect id="_x0000_i2473" style="width:0;height:1.5pt" o:hralign="center" o:hrstd="t" o:hr="t" fillcolor="#a0a0a0" stroked="f"/>
+          <v:rect id="_x0000_i1104" style="width:0;height:1.5pt" o:hralign="center" o:hrstd="t" o:hr="t" fillcolor="#a0a0a0" stroked="f"/>
         </w:pict>
       </w:r>
     </w:p>
@@ -12388,7 +12338,7 @@
           <w:szCs w:val="24"/>
         </w:rPr>
         <w:pict w14:anchorId="5AFC2BDA">
-          <v:rect id="_x0000_i2474" style="width:0;height:1.5pt" o:hralign="center" o:hrstd="t" o:hr="t" fillcolor="#a0a0a0" stroked="f"/>
+          <v:rect id="_x0000_i1105" style="width:0;height:1.5pt" o:hralign="center" o:hrstd="t" o:hr="t" fillcolor="#a0a0a0" stroked="f"/>
         </w:pict>
       </w:r>
     </w:p>
@@ -12445,7 +12395,7 @@
           <w:szCs w:val="24"/>
         </w:rPr>
         <w:pict w14:anchorId="172B3B31">
-          <v:rect id="_x0000_i2475" style="width:0;height:1.5pt" o:hralign="center" o:hrstd="t" o:hr="t" fillcolor="#a0a0a0" stroked="f"/>
+          <v:rect id="_x0000_i1106" style="width:0;height:1.5pt" o:hralign="center" o:hrstd="t" o:hr="t" fillcolor="#a0a0a0" stroked="f"/>
         </w:pict>
       </w:r>
     </w:p>
@@ -12495,7 +12445,6 @@
           <w:szCs w:val="24"/>
         </w:rPr>
       </w:pPr>
-      <w:proofErr w:type="spellStart"/>
       <w:r>
         <w:rPr>
           <w:color w:val="000000" w:themeColor="text1"/>
@@ -12504,7 +12453,6 @@
         </w:rPr>
         <w:t>StudentBroker</w:t>
       </w:r>
-      <w:proofErr w:type="spellEnd"/>
     </w:p>
     <w:p>
       <w:pPr>
@@ -12643,7 +12591,7 @@
           <w:szCs w:val="24"/>
         </w:rPr>
         <w:pict w14:anchorId="708A76FA">
-          <v:rect id="_x0000_i2476" style="width:0;height:1.5pt" o:hralign="center" o:hrstd="t" o:hr="t" fillcolor="#a0a0a0" stroked="f"/>
+          <v:rect id="_x0000_i1107" style="width:0;height:1.5pt" o:hralign="center" o:hrstd="t" o:hr="t" fillcolor="#a0a0a0" stroked="f"/>
         </w:pict>
       </w:r>
     </w:p>
@@ -12839,7 +12787,7 @@
           <w:szCs w:val="24"/>
         </w:rPr>
         <w:pict w14:anchorId="0B034D29">
-          <v:rect id="_x0000_i2477" style="width:0;height:1.5pt" o:hralign="center" o:hrstd="t" o:hr="t" fillcolor="#a0a0a0" stroked="f"/>
+          <v:rect id="_x0000_i1108" style="width:0;height:1.5pt" o:hralign="center" o:hrstd="t" o:hr="t" fillcolor="#a0a0a0" stroked="f"/>
         </w:pict>
       </w:r>
     </w:p>
@@ -13088,7 +13036,7 @@
           <w:szCs w:val="24"/>
         </w:rPr>
         <w:pict w14:anchorId="31D7CE21">
-          <v:rect id="_x0000_i2576" style="width:0;height:1.5pt" o:hralign="center" o:hrstd="t" o:hr="t" fillcolor="#a0a0a0" stroked="f"/>
+          <v:rect id="_x0000_i1109" style="width:0;height:1.5pt" o:hralign="center" o:hrstd="t" o:hr="t" fillcolor="#a0a0a0" stroked="f"/>
         </w:pict>
       </w:r>
     </w:p>
@@ -13249,7 +13197,7 @@
           <w:szCs w:val="24"/>
         </w:rPr>
         <w:pict w14:anchorId="3F0B96AA">
-          <v:rect id="_x0000_i2577" style="width:0;height:1.5pt" o:hralign="center" o:hrstd="t" o:hr="t" fillcolor="#a0a0a0" stroked="f"/>
+          <v:rect id="_x0000_i1110" style="width:0;height:1.5pt" o:hralign="center" o:hrstd="t" o:hr="t" fillcolor="#a0a0a0" stroked="f"/>
         </w:pict>
       </w:r>
     </w:p>
@@ -13340,7 +13288,7 @@
           <w:szCs w:val="24"/>
         </w:rPr>
         <w:pict w14:anchorId="3A9FC6F5">
-          <v:rect id="_x0000_i2578" style="width:0;height:1.5pt" o:hralign="center" o:hrstd="t" o:hr="t" fillcolor="#a0a0a0" stroked="f"/>
+          <v:rect id="_x0000_i1111" style="width:0;height:1.5pt" o:hralign="center" o:hrstd="t" o:hr="t" fillcolor="#a0a0a0" stroked="f"/>
         </w:pict>
       </w:r>
     </w:p>
@@ -13414,7 +13362,7 @@
           <w:szCs w:val="24"/>
         </w:rPr>
         <w:pict w14:anchorId="1EA07E9F">
-          <v:rect id="_x0000_i2579" style="width:0;height:1.5pt" o:hralign="center" o:hrstd="t" o:hr="t" fillcolor="#a0a0a0" stroked="f"/>
+          <v:rect id="_x0000_i1112" style="width:0;height:1.5pt" o:hralign="center" o:hrstd="t" o:hr="t" fillcolor="#a0a0a0" stroked="f"/>
         </w:pict>
       </w:r>
     </w:p>
@@ -13505,7 +13453,7 @@
           <w:szCs w:val="24"/>
         </w:rPr>
         <w:pict w14:anchorId="0E265688">
-          <v:rect id="_x0000_i2580" style="width:0;height:1.5pt" o:hralign="center" o:hrstd="t" o:hr="t" fillcolor="#a0a0a0" stroked="f"/>
+          <v:rect id="_x0000_i1113" style="width:0;height:1.5pt" o:hralign="center" o:hrstd="t" o:hr="t" fillcolor="#a0a0a0" stroked="f"/>
         </w:pict>
       </w:r>
     </w:p>
@@ -13613,7 +13561,7 @@
           <w:szCs w:val="24"/>
         </w:rPr>
         <w:pict w14:anchorId="6FD25ECB">
-          <v:rect id="_x0000_i2581" style="width:0;height:1.5pt" o:hralign="center" o:hrstd="t" o:hr="t" fillcolor="#a0a0a0" stroked="f"/>
+          <v:rect id="_x0000_i1114" style="width:0;height:1.5pt" o:hralign="center" o:hrstd="t" o:hr="t" fillcolor="#a0a0a0" stroked="f"/>
         </w:pict>
       </w:r>
     </w:p>
@@ -13663,7 +13611,6 @@
           <w:szCs w:val="24"/>
         </w:rPr>
       </w:pPr>
-      <w:proofErr w:type="spellStart"/>
       <w:r>
         <w:rPr>
           <w:color w:val="000000" w:themeColor="text1"/>
@@ -13672,7 +13619,6 @@
         </w:rPr>
         <w:t>StudentBroker</w:t>
       </w:r>
-      <w:proofErr w:type="spellEnd"/>
     </w:p>
     <w:p>
       <w:pPr>
@@ -13689,7 +13635,7 @@
           <w:szCs w:val="24"/>
         </w:rPr>
         <w:pict w14:anchorId="748B8535">
-          <v:rect id="_x0000_i2582" style="width:0;height:1.5pt" o:hralign="center" o:hrstd="t" o:hr="t" fillcolor="#a0a0a0" stroked="f"/>
+          <v:rect id="_x0000_i1115" style="width:0;height:1.5pt" o:hralign="center" o:hrstd="t" o:hr="t" fillcolor="#a0a0a0" stroked="f"/>
         </w:pict>
       </w:r>
     </w:p>
@@ -13834,7 +13780,7 @@
           <w:szCs w:val="24"/>
         </w:rPr>
         <w:pict w14:anchorId="27823F03">
-          <v:rect id="_x0000_i2583" style="width:0;height:1.5pt" o:hralign="center" o:hrstd="t" o:hr="t" fillcolor="#a0a0a0" stroked="f"/>
+          <v:rect id="_x0000_i1116" style="width:0;height:1.5pt" o:hralign="center" o:hrstd="t" o:hr="t" fillcolor="#a0a0a0" stroked="f"/>
         </w:pict>
       </w:r>
     </w:p>
@@ -13920,6 +13866,7 @@
       </w:pPr>
       <w:r>
         <w:rPr>
+          <w:noProof/>
           <w:color w:val="000000" w:themeColor="text1"/>
           <w:sz w:val="24"/>
           <w:szCs w:val="24"/>
@@ -13986,7 +13933,7 @@
         </w:rPr>
         <w:lastRenderedPageBreak/>
         <w:pict w14:anchorId="4AB81A33">
-          <v:rect id="_x0000_i2584" style="width:0;height:1.5pt" o:hralign="center" o:hrstd="t" o:hr="t" fillcolor="#a0a0a0" stroked="f"/>
+          <v:rect id="_x0000_i1117" style="width:0;height:1.5pt" o:hralign="center" o:hrstd="t" o:hr="t" fillcolor="#a0a0a0" stroked="f"/>
         </w:pict>
       </w:r>
     </w:p>
@@ -14120,6 +14067,7 @@
       </w:pPr>
       <w:r>
         <w:rPr>
+          <w:noProof/>
           <w:color w:val="000000" w:themeColor="text1"/>
           <w:sz w:val="24"/>
           <w:szCs w:val="24"/>
@@ -14176,7 +14124,7 @@
           <w:szCs w:val="24"/>
         </w:rPr>
         <w:pict w14:anchorId="13D1F4A4">
-          <v:rect id="_x0000_i2585" style="width:0;height:1.5pt" o:hralign="center" o:hrstd="t" o:hr="t" fillcolor="#a0a0a0" stroked="f"/>
+          <v:rect id="_x0000_i1118" style="width:0;height:1.5pt" o:hralign="center" o:hrstd="t" o:hr="t" fillcolor="#a0a0a0" stroked="f"/>
         </w:pict>
       </w:r>
     </w:p>
@@ -14314,7 +14262,7 @@
           <w:szCs w:val="24"/>
         </w:rPr>
         <w:pict w14:anchorId="78A2F072">
-          <v:rect id="_x0000_i2586" style="width:0;height:1.5pt" o:hralign="center" o:hrstd="t" o:hr="t" fillcolor="#a0a0a0" stroked="f"/>
+          <v:rect id="_x0000_i1119" style="width:0;height:1.5pt" o:hralign="center" o:hrstd="t" o:hr="t" fillcolor="#a0a0a0" stroked="f"/>
         </w:pict>
       </w:r>
     </w:p>
@@ -14486,7 +14434,7 @@
           <w:szCs w:val="24"/>
         </w:rPr>
         <w:pict w14:anchorId="0328DF6E">
-          <v:rect id="_x0000_i2997" style="width:0;height:1.5pt" o:hralign="center" o:hrstd="t" o:hr="t" fillcolor="#a0a0a0" stroked="f"/>
+          <v:rect id="_x0000_i1120" style="width:0;height:1.5pt" o:hralign="center" o:hrstd="t" o:hr="t" fillcolor="#a0a0a0" stroked="f"/>
         </w:pict>
       </w:r>
     </w:p>
@@ -14686,41 +14634,13 @@
           <w:szCs w:val="24"/>
         </w:rPr>
       </w:pPr>
-      <w:proofErr w:type="spellStart"/>
-      <w:r>
-        <w:rPr>
-          <w:color w:val="000000" w:themeColor="text1"/>
-          <w:sz w:val="24"/>
-          <w:szCs w:val="24"/>
-        </w:rPr>
-        <w:t>venu</w:t>
-      </w:r>
-      <w:proofErr w:type="spellEnd"/>
-      <w:r>
-        <w:rPr>
-          <w:color w:val="000000" w:themeColor="text1"/>
-          <w:sz w:val="24"/>
-          <w:szCs w:val="24"/>
-        </w:rPr>
-        <w:t>-</w:t>
-      </w:r>
-      <w:proofErr w:type="spellStart"/>
-      <w:r>
-        <w:rPr>
-          <w:color w:val="000000" w:themeColor="text1"/>
-          <w:sz w:val="24"/>
-          <w:szCs w:val="24"/>
-        </w:rPr>
-        <w:t>mq</w:t>
-      </w:r>
-      <w:proofErr w:type="spellEnd"/>
-      <w:r>
-        <w:rPr>
-          <w:color w:val="000000" w:themeColor="text1"/>
-          <w:sz w:val="24"/>
-          <w:szCs w:val="24"/>
-        </w:rPr>
-        <w:t>-broker</w:t>
+      <w:r>
+        <w:rPr>
+          <w:color w:val="000000" w:themeColor="text1"/>
+          <w:sz w:val="24"/>
+          <w:szCs w:val="24"/>
+        </w:rPr>
+        <w:t>venu-mq-broker</w:t>
       </w:r>
     </w:p>
     <w:p>
@@ -14738,7 +14658,7 @@
           <w:szCs w:val="24"/>
         </w:rPr>
         <w:pict w14:anchorId="52102805">
-          <v:rect id="_x0000_i2998" style="width:0;height:1.5pt" o:hralign="center" o:hrstd="t" o:hr="t" fillcolor="#a0a0a0" stroked="f"/>
+          <v:rect id="_x0000_i1121" style="width:0;height:1.5pt" o:hralign="center" o:hrstd="t" o:hr="t" fillcolor="#a0a0a0" stroked="f"/>
         </w:pict>
       </w:r>
     </w:p>
@@ -14788,41 +14708,13 @@
           <w:szCs w:val="24"/>
         </w:rPr>
       </w:pPr>
-      <w:proofErr w:type="spellStart"/>
-      <w:r>
-        <w:rPr>
-          <w:color w:val="000000" w:themeColor="text1"/>
-          <w:sz w:val="24"/>
-          <w:szCs w:val="24"/>
-        </w:rPr>
-        <w:t>venu</w:t>
-      </w:r>
-      <w:proofErr w:type="spellEnd"/>
-      <w:r>
-        <w:rPr>
-          <w:color w:val="000000" w:themeColor="text1"/>
-          <w:sz w:val="24"/>
-          <w:szCs w:val="24"/>
-        </w:rPr>
-        <w:t>-</w:t>
-      </w:r>
-      <w:proofErr w:type="spellStart"/>
-      <w:r>
-        <w:rPr>
-          <w:color w:val="000000" w:themeColor="text1"/>
-          <w:sz w:val="24"/>
-          <w:szCs w:val="24"/>
-        </w:rPr>
-        <w:t>mq</w:t>
-      </w:r>
-      <w:proofErr w:type="spellEnd"/>
-      <w:r>
-        <w:rPr>
-          <w:color w:val="000000" w:themeColor="text1"/>
-          <w:sz w:val="24"/>
-          <w:szCs w:val="24"/>
-        </w:rPr>
-        <w:t>-broker</w:t>
+      <w:r>
+        <w:rPr>
+          <w:color w:val="000000" w:themeColor="text1"/>
+          <w:sz w:val="24"/>
+          <w:szCs w:val="24"/>
+        </w:rPr>
+        <w:t>venu-mq-broker</w:t>
       </w:r>
     </w:p>
     <w:p>
@@ -14875,7 +14767,7 @@
           <w:szCs w:val="24"/>
         </w:rPr>
         <w:pict w14:anchorId="50DC3656">
-          <v:rect id="_x0000_i2999" style="width:0;height:1.5pt" o:hralign="center" o:hrstd="t" o:hr="t" fillcolor="#a0a0a0" stroked="f"/>
+          <v:rect id="_x0000_i1122" style="width:0;height:1.5pt" o:hralign="center" o:hrstd="t" o:hr="t" fillcolor="#a0a0a0" stroked="f"/>
         </w:pict>
       </w:r>
     </w:p>
@@ -15001,7 +14893,7 @@
           <w:szCs w:val="24"/>
         </w:rPr>
         <w:pict w14:anchorId="2B1D6F04">
-          <v:rect id="_x0000_i3000" style="width:0;height:1.5pt" o:hralign="center" o:hrstd="t" o:hr="t" fillcolor="#a0a0a0" stroked="f"/>
+          <v:rect id="_x0000_i1123" style="width:0;height:1.5pt" o:hralign="center" o:hrstd="t" o:hr="t" fillcolor="#a0a0a0" stroked="f"/>
         </w:pict>
       </w:r>
     </w:p>
@@ -15131,6 +15023,7 @@
       </w:pPr>
       <w:r>
         <w:rPr>
+          <w:noProof/>
           <w:color w:val="000000" w:themeColor="text1"/>
           <w:sz w:val="24"/>
           <w:szCs w:val="24"/>
@@ -15182,6 +15075,7 @@
       </w:pPr>
       <w:r>
         <w:rPr>
+          <w:noProof/>
           <w:color w:val="000000" w:themeColor="text1"/>
           <w:sz w:val="24"/>
           <w:szCs w:val="24"/>
@@ -15238,7 +15132,7 @@
           <w:szCs w:val="24"/>
         </w:rPr>
         <w:pict w14:anchorId="2338A3E7">
-          <v:rect id="_x0000_i3001" style="width:0;height:1.5pt" o:hralign="center" o:hrstd="t" o:hr="t" fillcolor="#a0a0a0" stroked="f"/>
+          <v:rect id="_x0000_i1124" style="width:0;height:1.5pt" o:hralign="center" o:hrstd="t" o:hr="t" fillcolor="#a0a0a0" stroked="f"/>
         </w:pict>
       </w:r>
     </w:p>
@@ -15322,7 +15216,7 @@
           <w:szCs w:val="24"/>
         </w:rPr>
         <w:pict w14:anchorId="4EF49847">
-          <v:rect id="_x0000_i3002" style="width:0;height:1.5pt" o:hralign="center" o:hrstd="t" o:hr="t" fillcolor="#a0a0a0" stroked="f"/>
+          <v:rect id="_x0000_i1125" style="width:0;height:1.5pt" o:hralign="center" o:hrstd="t" o:hr="t" fillcolor="#a0a0a0" stroked="f"/>
         </w:pict>
       </w:r>
     </w:p>
@@ -15621,41 +15515,13 @@
                 <w:szCs w:val="24"/>
               </w:rPr>
             </w:pPr>
-            <w:proofErr w:type="gramStart"/>
             <w:r>
               <w:rPr>
                 <w:color w:val="000000" w:themeColor="text1"/>
                 <w:sz w:val="24"/>
                 <w:szCs w:val="24"/>
               </w:rPr>
-              <w:t>admin(</w:t>
-            </w:r>
-            <w:proofErr w:type="gramEnd"/>
-            <w:r>
-              <w:rPr>
-                <w:color w:val="000000" w:themeColor="text1"/>
-                <w:sz w:val="24"/>
-                <w:szCs w:val="24"/>
-              </w:rPr>
-              <w:t xml:space="preserve">or </w:t>
-            </w:r>
-            <w:proofErr w:type="spellStart"/>
-            <w:r>
-              <w:rPr>
-                <w:color w:val="000000" w:themeColor="text1"/>
-                <w:sz w:val="24"/>
-                <w:szCs w:val="24"/>
-              </w:rPr>
-              <w:t>consoleadmin</w:t>
-            </w:r>
-            <w:proofErr w:type="spellEnd"/>
-            <w:r>
-              <w:rPr>
-                <w:color w:val="000000" w:themeColor="text1"/>
-                <w:sz w:val="24"/>
-                <w:szCs w:val="24"/>
-              </w:rPr>
-              <w:t xml:space="preserve"> if admin is unavailable)</w:t>
+              <w:t>admin(or consoleadmin if admin is unavailable)</w:t>
             </w:r>
           </w:p>
         </w:tc>
@@ -15812,7 +15678,7 @@
           <w:szCs w:val="24"/>
         </w:rPr>
         <w:pict w14:anchorId="1882C0F3">
-          <v:rect id="_x0000_i3003" style="width:0;height:1.5pt" o:hralign="center" o:hrstd="t" o:hr="t" fillcolor="#a0a0a0" stroked="f"/>
+          <v:rect id="_x0000_i1126" style="width:0;height:1.5pt" o:hralign="center" o:hrstd="t" o:hr="t" fillcolor="#a0a0a0" stroked="f"/>
         </w:pict>
       </w:r>
     </w:p>
@@ -16081,6 +15947,7 @@
       </w:pPr>
       <w:r>
         <w:rPr>
+          <w:noProof/>
           <w:color w:val="000000" w:themeColor="text1"/>
           <w:sz w:val="24"/>
           <w:szCs w:val="24"/>
@@ -16137,7 +16004,7 @@
           <w:szCs w:val="24"/>
         </w:rPr>
         <w:pict w14:anchorId="6B30E5FE">
-          <v:rect id="_x0000_i3004" style="width:0;height:1.5pt" o:hralign="center" o:hrstd="t" o:hr="t" fillcolor="#a0a0a0" stroked="f"/>
+          <v:rect id="_x0000_i1127" style="width:0;height:1.5pt" o:hralign="center" o:hrstd="t" o:hr="t" fillcolor="#a0a0a0" stroked="f"/>
         </w:pict>
       </w:r>
     </w:p>
@@ -16377,6 +16244,7 @@
       </w:pPr>
       <w:r>
         <w:rPr>
+          <w:noProof/>
           <w:color w:val="000000" w:themeColor="text1"/>
           <w:sz w:val="24"/>
           <w:szCs w:val="24"/>
@@ -16434,7 +16302,7 @@
         </w:rPr>
         <w:lastRenderedPageBreak/>
         <w:pict w14:anchorId="4DF4388F">
-          <v:rect id="_x0000_i3005" style="width:0;height:1.5pt" o:hralign="center" o:hrstd="t" o:hr="t" fillcolor="#a0a0a0" stroked="f"/>
+          <v:rect id="_x0000_i1128" style="width:0;height:1.5pt" o:hralign="center" o:hrstd="t" o:hr="t" fillcolor="#a0a0a0" stroked="f"/>
         </w:pict>
       </w:r>
     </w:p>
@@ -16682,6 +16550,7 @@
       </w:pPr>
       <w:r>
         <w:rPr>
+          <w:noProof/>
           <w:color w:val="000000" w:themeColor="text1"/>
           <w:sz w:val="24"/>
           <w:szCs w:val="24"/>
@@ -16738,7 +16607,7 @@
           <w:szCs w:val="24"/>
         </w:rPr>
         <w:pict w14:anchorId="2D2AA662">
-          <v:rect id="_x0000_i3006" style="width:0;height:1.5pt" o:hralign="center" o:hrstd="t" o:hr="t" fillcolor="#a0a0a0" stroked="f"/>
+          <v:rect id="_x0000_i1129" style="width:0;height:1.5pt" o:hralign="center" o:hrstd="t" o:hr="t" fillcolor="#a0a0a0" stroked="f"/>
         </w:pict>
       </w:r>
     </w:p>
@@ -16962,6 +16831,7 @@
       </w:pPr>
       <w:r>
         <w:rPr>
+          <w:noProof/>
           <w:color w:val="000000" w:themeColor="text1"/>
           <w:sz w:val="24"/>
           <w:szCs w:val="24"/>
@@ -17018,7 +16888,7 @@
           <w:szCs w:val="24"/>
         </w:rPr>
         <w:pict w14:anchorId="583DCEAC">
-          <v:rect id="_x0000_i3007" style="width:0;height:1.5pt" o:hralign="center" o:hrstd="t" o:hr="t" fillcolor="#a0a0a0" stroked="f"/>
+          <v:rect id="_x0000_i1130" style="width:0;height:1.5pt" o:hralign="center" o:hrstd="t" o:hr="t" fillcolor="#a0a0a0" stroked="f"/>
         </w:pict>
       </w:r>
     </w:p>
@@ -17207,6 +17077,7 @@
       </w:pPr>
       <w:r>
         <w:rPr>
+          <w:noProof/>
           <w:color w:val="000000" w:themeColor="text1"/>
           <w:sz w:val="24"/>
           <w:szCs w:val="24"/>
@@ -17258,6 +17129,7 @@
       </w:pPr>
       <w:r>
         <w:rPr>
+          <w:noProof/>
           <w:color w:val="000000" w:themeColor="text1"/>
           <w:sz w:val="24"/>
           <w:szCs w:val="24"/>
@@ -17315,7 +17187,7 @@
         </w:rPr>
         <w:lastRenderedPageBreak/>
         <w:pict w14:anchorId="562E8ADA">
-          <v:rect id="_x0000_i3008" style="width:0;height:1.5pt" o:hralign="center" o:hrstd="t" o:hr="t" fillcolor="#a0a0a0" stroked="f"/>
+          <v:rect id="_x0000_i1131" style="width:0;height:1.5pt" o:hralign="center" o:hrstd="t" o:hr="t" fillcolor="#a0a0a0" stroked="f"/>
         </w:pict>
       </w:r>
     </w:p>
@@ -17444,6 +17316,7 @@
       </w:pPr>
       <w:r>
         <w:rPr>
+          <w:noProof/>
           <w:color w:val="000000" w:themeColor="text1"/>
           <w:sz w:val="24"/>
           <w:szCs w:val="24"/>
@@ -17893,7 +17766,7 @@
           <w:szCs w:val="24"/>
         </w:rPr>
         <w:pict w14:anchorId="7AB488FD">
-          <v:rect id="_x0000_i3029" style="width:0;height:1.5pt" o:hralign="center" o:hrstd="t" o:hr="t" fillcolor="#a0a0a0" stroked="f"/>
+          <v:rect id="_x0000_i1132" style="width:0;height:1.5pt" o:hralign="center" o:hrstd="t" o:hr="t" fillcolor="#a0a0a0" stroked="f"/>
         </w:pict>
       </w:r>
     </w:p>
@@ -18081,7 +17954,7 @@
           <w:szCs w:val="24"/>
         </w:rPr>
         <w:pict w14:anchorId="5291BC63">
-          <v:rect id="_x0000_i3009" style="width:0;height:1.5pt" o:hralign="center" o:hrstd="t" o:hr="t" fillcolor="#a0a0a0" stroked="f"/>
+          <v:rect id="_x0000_i1133" style="width:0;height:1.5pt" o:hralign="center" o:hrstd="t" o:hr="t" fillcolor="#a0a0a0" stroked="f"/>
         </w:pict>
       </w:r>
     </w:p>
@@ -18214,18 +18087,8 @@
           <w:sz w:val="24"/>
           <w:szCs w:val="24"/>
         </w:rPr>
-        <w:t>| demo-</w:t>
-      </w:r>
-      <w:proofErr w:type="gramStart"/>
-      <w:r>
-        <w:rPr>
-          <w:color w:val="000000" w:themeColor="text1"/>
-          <w:sz w:val="24"/>
-          <w:szCs w:val="24"/>
-        </w:rPr>
-        <w:t>queue  |</w:t>
-      </w:r>
-      <w:proofErr w:type="gramEnd"/>
+        <w:t>| demo-queue  |</w:t>
+      </w:r>
     </w:p>
     <w:p>
       <w:pPr>
@@ -18313,6 +18176,4346 @@
           <w:szCs w:val="24"/>
         </w:rPr>
       </w:pPr>
+    </w:p>
+    <w:p>
+      <w:pPr>
+        <w:rPr>
+          <w:b/>
+          <w:bCs/>
+          <w:color w:val="000000" w:themeColor="text1"/>
+          <w:sz w:val="24"/>
+          <w:szCs w:val="24"/>
+        </w:rPr>
+      </w:pPr>
+      <w:r>
+        <w:rPr>
+          <w:b/>
+          <w:bCs/>
+          <w:color w:val="000000" w:themeColor="text1"/>
+          <w:sz w:val="24"/>
+          <w:szCs w:val="24"/>
+        </w:rPr>
+        <w:t>Amazon MQ Lab 3 (Level 2)</w:t>
+      </w:r>
+    </w:p>
+    <w:p>
+      <w:pPr>
+        <w:rPr>
+          <w:b/>
+          <w:bCs/>
+          <w:color w:val="000000" w:themeColor="text1"/>
+          <w:sz w:val="24"/>
+          <w:szCs w:val="24"/>
+        </w:rPr>
+      </w:pPr>
+      <w:r>
+        <w:rPr>
+          <w:b/>
+          <w:bCs/>
+          <w:color w:val="000000" w:themeColor="text1"/>
+          <w:sz w:val="24"/>
+          <w:szCs w:val="24"/>
+        </w:rPr>
+        <w:t>Objective</w:t>
+      </w:r>
+    </w:p>
+    <w:p>
+      <w:pPr>
+        <w:rPr>
+          <w:color w:val="000000" w:themeColor="text1"/>
+          <w:sz w:val="24"/>
+          <w:szCs w:val="24"/>
+        </w:rPr>
+      </w:pPr>
+      <w:r>
+        <w:rPr>
+          <w:color w:val="000000" w:themeColor="text1"/>
+          <w:sz w:val="24"/>
+          <w:szCs w:val="24"/>
+        </w:rPr>
+        <w:t xml:space="preserve">Learn how </w:t>
+      </w:r>
+      <w:r>
+        <w:rPr>
+          <w:b/>
+          <w:bCs/>
+          <w:color w:val="000000" w:themeColor="text1"/>
+          <w:sz w:val="24"/>
+          <w:szCs w:val="24"/>
+        </w:rPr>
+        <w:t>Producer → Broker → Consumer</w:t>
+      </w:r>
+      <w:r>
+        <w:rPr>
+          <w:color w:val="000000" w:themeColor="text1"/>
+          <w:sz w:val="24"/>
+          <w:szCs w:val="24"/>
+        </w:rPr>
+        <w:t xml:space="preserve"> works using an application instead of manually using the Web Console.</w:t>
+      </w:r>
+    </w:p>
+    <w:p>
+      <w:pPr>
+        <w:rPr>
+          <w:b/>
+          <w:bCs/>
+          <w:color w:val="000000" w:themeColor="text1"/>
+          <w:sz w:val="24"/>
+          <w:szCs w:val="24"/>
+        </w:rPr>
+      </w:pPr>
+      <w:r>
+        <w:rPr>
+          <w:b/>
+          <w:bCs/>
+          <w:color w:val="000000" w:themeColor="text1"/>
+          <w:sz w:val="24"/>
+          <w:szCs w:val="24"/>
+        </w:rPr>
+        <w:t>Architecture</w:t>
+      </w:r>
+    </w:p>
+    <w:p>
+      <w:pPr>
+        <w:rPr>
+          <w:color w:val="000000" w:themeColor="text1"/>
+          <w:sz w:val="24"/>
+          <w:szCs w:val="24"/>
+        </w:rPr>
+      </w:pPr>
+      <w:r>
+        <w:rPr>
+          <w:color w:val="000000" w:themeColor="text1"/>
+          <w:sz w:val="24"/>
+          <w:szCs w:val="24"/>
+        </w:rPr>
+        <w:t>+-----------+      Send Message      +----------------+</w:t>
+      </w:r>
+    </w:p>
+    <w:p>
+      <w:pPr>
+        <w:rPr>
+          <w:color w:val="000000" w:themeColor="text1"/>
+          <w:sz w:val="24"/>
+          <w:szCs w:val="24"/>
+        </w:rPr>
+      </w:pPr>
+      <w:r>
+        <w:rPr>
+          <w:color w:val="000000" w:themeColor="text1"/>
+          <w:sz w:val="24"/>
+          <w:szCs w:val="24"/>
+        </w:rPr>
+        <w:t>| Producer  | ---------------------&gt; |  Amazon MQ     |</w:t>
+      </w:r>
+    </w:p>
+    <w:p>
+      <w:pPr>
+        <w:rPr>
+          <w:color w:val="000000" w:themeColor="text1"/>
+          <w:sz w:val="24"/>
+          <w:szCs w:val="24"/>
+        </w:rPr>
+      </w:pPr>
+      <w:r>
+        <w:rPr>
+          <w:color w:val="000000" w:themeColor="text1"/>
+          <w:sz w:val="24"/>
+          <w:szCs w:val="24"/>
+        </w:rPr>
+        <w:t>| (Python)  |                        |  demo-queue    |</w:t>
+      </w:r>
+    </w:p>
+    <w:p>
+      <w:pPr>
+        <w:rPr>
+          <w:color w:val="000000" w:themeColor="text1"/>
+          <w:sz w:val="24"/>
+          <w:szCs w:val="24"/>
+        </w:rPr>
+      </w:pPr>
+      <w:r>
+        <w:rPr>
+          <w:color w:val="000000" w:themeColor="text1"/>
+          <w:sz w:val="24"/>
+          <w:szCs w:val="24"/>
+        </w:rPr>
+        <w:t>+-----------+                        +----------------+</w:t>
+      </w:r>
+    </w:p>
+    <w:p>
+      <w:pPr>
+        <w:rPr>
+          <w:color w:val="000000" w:themeColor="text1"/>
+          <w:sz w:val="24"/>
+          <w:szCs w:val="24"/>
+        </w:rPr>
+      </w:pPr>
+      <w:r>
+        <w:rPr>
+          <w:color w:val="000000" w:themeColor="text1"/>
+          <w:sz w:val="24"/>
+          <w:szCs w:val="24"/>
+        </w:rPr>
+        <w:t xml:space="preserve">                                           |</w:t>
+      </w:r>
+    </w:p>
+    <w:p>
+      <w:pPr>
+        <w:rPr>
+          <w:color w:val="000000" w:themeColor="text1"/>
+          <w:sz w:val="24"/>
+          <w:szCs w:val="24"/>
+        </w:rPr>
+      </w:pPr>
+      <w:r>
+        <w:rPr>
+          <w:color w:val="000000" w:themeColor="text1"/>
+          <w:sz w:val="24"/>
+          <w:szCs w:val="24"/>
+        </w:rPr>
+        <w:t xml:space="preserve">                                           | Receive Message</w:t>
+      </w:r>
+    </w:p>
+    <w:p>
+      <w:pPr>
+        <w:rPr>
+          <w:color w:val="000000" w:themeColor="text1"/>
+          <w:sz w:val="24"/>
+          <w:szCs w:val="24"/>
+        </w:rPr>
+      </w:pPr>
+      <w:r>
+        <w:rPr>
+          <w:color w:val="000000" w:themeColor="text1"/>
+          <w:sz w:val="24"/>
+          <w:szCs w:val="24"/>
+        </w:rPr>
+        <w:t xml:space="preserve">                                           </w:t>
+      </w:r>
+      <w:r>
+        <w:rPr>
+          <w:rFonts w:ascii="Arial" w:hAnsi="Arial" w:cs="Arial"/>
+          <w:color w:val="000000" w:themeColor="text1"/>
+          <w:sz w:val="24"/>
+          <w:szCs w:val="24"/>
+        </w:rPr>
+        <w:t>▼</w:t>
+      </w:r>
+    </w:p>
+    <w:p>
+      <w:pPr>
+        <w:rPr>
+          <w:color w:val="000000" w:themeColor="text1"/>
+          <w:sz w:val="24"/>
+          <w:szCs w:val="24"/>
+        </w:rPr>
+      </w:pPr>
+      <w:r>
+        <w:rPr>
+          <w:color w:val="000000" w:themeColor="text1"/>
+          <w:sz w:val="24"/>
+          <w:szCs w:val="24"/>
+        </w:rPr>
+        <w:t xml:space="preserve">                                   +----------------+</w:t>
+      </w:r>
+    </w:p>
+    <w:p>
+      <w:pPr>
+        <w:rPr>
+          <w:color w:val="000000" w:themeColor="text1"/>
+          <w:sz w:val="24"/>
+          <w:szCs w:val="24"/>
+        </w:rPr>
+      </w:pPr>
+      <w:r>
+        <w:rPr>
+          <w:color w:val="000000" w:themeColor="text1"/>
+          <w:sz w:val="24"/>
+          <w:szCs w:val="24"/>
+        </w:rPr>
+        <w:t xml:space="preserve">                                   | Consumer       |</w:t>
+      </w:r>
+    </w:p>
+    <w:p>
+      <w:pPr>
+        <w:rPr>
+          <w:color w:val="000000" w:themeColor="text1"/>
+          <w:sz w:val="24"/>
+          <w:szCs w:val="24"/>
+        </w:rPr>
+      </w:pPr>
+      <w:r>
+        <w:rPr>
+          <w:color w:val="000000" w:themeColor="text1"/>
+          <w:sz w:val="24"/>
+          <w:szCs w:val="24"/>
+        </w:rPr>
+        <w:t xml:space="preserve">                                   | (Python)       |</w:t>
+      </w:r>
+    </w:p>
+    <w:p>
+      <w:pPr>
+        <w:rPr>
+          <w:color w:val="000000" w:themeColor="text1"/>
+          <w:sz w:val="24"/>
+          <w:szCs w:val="24"/>
+        </w:rPr>
+      </w:pPr>
+      <w:r>
+        <w:rPr>
+          <w:color w:val="000000" w:themeColor="text1"/>
+          <w:sz w:val="24"/>
+          <w:szCs w:val="24"/>
+        </w:rPr>
+        <w:t xml:space="preserve">                                   +----------------+</w:t>
+      </w:r>
+    </w:p>
+    <w:p>
+      <w:pPr>
+        <w:rPr>
+          <w:color w:val="000000" w:themeColor="text1"/>
+          <w:sz w:val="24"/>
+          <w:szCs w:val="24"/>
+        </w:rPr>
+      </w:pPr>
+      <w:r>
+        <w:rPr>
+          <w:color w:val="000000" w:themeColor="text1"/>
+          <w:sz w:val="24"/>
+          <w:szCs w:val="24"/>
+        </w:rPr>
+        <w:pict w14:anchorId="40BCBB3D">
+          <v:rect id="_x0000_i1158" style="width:0;height:1.5pt" o:hralign="center" o:hrstd="t" o:hr="t" fillcolor="#a0a0a0" stroked="f"/>
+        </w:pict>
+      </w:r>
+    </w:p>
+    <w:p>
+      <w:pPr>
+        <w:rPr>
+          <w:b/>
+          <w:bCs/>
+          <w:color w:val="000000" w:themeColor="text1"/>
+          <w:sz w:val="24"/>
+          <w:szCs w:val="24"/>
+        </w:rPr>
+      </w:pPr>
+      <w:r>
+        <w:rPr>
+          <w:b/>
+          <w:bCs/>
+          <w:color w:val="000000" w:themeColor="text1"/>
+          <w:sz w:val="24"/>
+          <w:szCs w:val="24"/>
+        </w:rPr>
+        <w:t>Lab Tasks</w:t>
+      </w:r>
+    </w:p>
+    <w:p>
+      <w:pPr>
+        <w:rPr>
+          <w:b/>
+          <w:bCs/>
+          <w:color w:val="000000" w:themeColor="text1"/>
+          <w:sz w:val="24"/>
+          <w:szCs w:val="24"/>
+        </w:rPr>
+      </w:pPr>
+      <w:r>
+        <w:rPr>
+          <w:b/>
+          <w:bCs/>
+          <w:color w:val="000000" w:themeColor="text1"/>
+          <w:sz w:val="24"/>
+          <w:szCs w:val="24"/>
+        </w:rPr>
+        <w:t>Task 1</w:t>
+      </w:r>
+    </w:p>
+    <w:p>
+      <w:pPr>
+        <w:rPr>
+          <w:color w:val="000000" w:themeColor="text1"/>
+          <w:sz w:val="24"/>
+          <w:szCs w:val="24"/>
+        </w:rPr>
+      </w:pPr>
+      <w:r>
+        <w:rPr>
+          <w:color w:val="000000" w:themeColor="text1"/>
+          <w:sz w:val="24"/>
+          <w:szCs w:val="24"/>
+        </w:rPr>
+        <w:t>Install Python (if not already installed).</w:t>
+      </w:r>
+    </w:p>
+    <w:p>
+      <w:pPr>
+        <w:rPr>
+          <w:color w:val="000000" w:themeColor="text1"/>
+          <w:sz w:val="24"/>
+          <w:szCs w:val="24"/>
+        </w:rPr>
+      </w:pPr>
+      <w:r>
+        <w:rPr>
+          <w:color w:val="000000" w:themeColor="text1"/>
+          <w:sz w:val="24"/>
+          <w:szCs w:val="24"/>
+        </w:rPr>
+        <w:t>Check:</w:t>
+      </w:r>
+    </w:p>
+    <w:p>
+      <w:pPr>
+        <w:rPr>
+          <w:color w:val="000000" w:themeColor="text1"/>
+          <w:sz w:val="24"/>
+          <w:szCs w:val="24"/>
+        </w:rPr>
+      </w:pPr>
+      <w:r>
+        <w:rPr>
+          <w:color w:val="000000" w:themeColor="text1"/>
+          <w:sz w:val="24"/>
+          <w:szCs w:val="24"/>
+        </w:rPr>
+        <w:t>python --version</w:t>
+      </w:r>
+    </w:p>
+    <w:p>
+      <w:pPr>
+        <w:rPr>
+          <w:color w:val="000000" w:themeColor="text1"/>
+          <w:sz w:val="24"/>
+          <w:szCs w:val="24"/>
+        </w:rPr>
+      </w:pPr>
+      <w:r>
+        <w:rPr>
+          <w:color w:val="000000" w:themeColor="text1"/>
+          <w:sz w:val="24"/>
+          <w:szCs w:val="24"/>
+        </w:rPr>
+        <w:pict w14:anchorId="2367EE5A">
+          <v:rect id="_x0000_i1159" style="width:0;height:1.5pt" o:hralign="center" o:hrstd="t" o:hr="t" fillcolor="#a0a0a0" stroked="f"/>
+        </w:pict>
+      </w:r>
+    </w:p>
+    <w:p>
+      <w:pPr>
+        <w:rPr>
+          <w:b/>
+          <w:bCs/>
+          <w:color w:val="000000" w:themeColor="text1"/>
+          <w:sz w:val="24"/>
+          <w:szCs w:val="24"/>
+        </w:rPr>
+      </w:pPr>
+      <w:r>
+        <w:rPr>
+          <w:b/>
+          <w:bCs/>
+          <w:color w:val="000000" w:themeColor="text1"/>
+          <w:sz w:val="24"/>
+          <w:szCs w:val="24"/>
+        </w:rPr>
+        <w:t>Task 2</w:t>
+      </w:r>
+    </w:p>
+    <w:p>
+      <w:pPr>
+        <w:rPr>
+          <w:color w:val="000000" w:themeColor="text1"/>
+          <w:sz w:val="24"/>
+          <w:szCs w:val="24"/>
+        </w:rPr>
+      </w:pPr>
+      <w:r>
+        <w:rPr>
+          <w:color w:val="000000" w:themeColor="text1"/>
+          <w:sz w:val="24"/>
+          <w:szCs w:val="24"/>
+        </w:rPr>
+        <w:t>Install the required library:</w:t>
+      </w:r>
+    </w:p>
+    <w:p>
+      <w:pPr>
+        <w:rPr>
+          <w:color w:val="000000" w:themeColor="text1"/>
+          <w:sz w:val="24"/>
+          <w:szCs w:val="24"/>
+        </w:rPr>
+      </w:pPr>
+      <w:r>
+        <w:rPr>
+          <w:color w:val="000000" w:themeColor="text1"/>
+          <w:sz w:val="24"/>
+          <w:szCs w:val="24"/>
+        </w:rPr>
+        <w:lastRenderedPageBreak/>
+        <w:t>pip install stomp.py</w:t>
+      </w:r>
+    </w:p>
+    <w:p>
+      <w:pPr>
+        <w:rPr>
+          <w:color w:val="000000" w:themeColor="text1"/>
+          <w:sz w:val="24"/>
+          <w:szCs w:val="24"/>
+        </w:rPr>
+      </w:pPr>
+      <w:r>
+        <w:rPr>
+          <w:color w:val="000000" w:themeColor="text1"/>
+          <w:sz w:val="24"/>
+          <w:szCs w:val="24"/>
+        </w:rPr>
+        <w:pict w14:anchorId="652FA858">
+          <v:rect id="_x0000_i1160" style="width:0;height:1.5pt" o:hralign="center" o:hrstd="t" o:hr="t" fillcolor="#a0a0a0" stroked="f"/>
+        </w:pict>
+      </w:r>
+    </w:p>
+    <w:p>
+      <w:pPr>
+        <w:rPr>
+          <w:b/>
+          <w:bCs/>
+          <w:color w:val="000000" w:themeColor="text1"/>
+          <w:sz w:val="24"/>
+          <w:szCs w:val="24"/>
+        </w:rPr>
+      </w:pPr>
+      <w:r>
+        <w:rPr>
+          <w:b/>
+          <w:bCs/>
+          <w:color w:val="000000" w:themeColor="text1"/>
+          <w:sz w:val="24"/>
+          <w:szCs w:val="24"/>
+        </w:rPr>
+        <w:t>Task 3</w:t>
+      </w:r>
+    </w:p>
+    <w:p>
+      <w:pPr>
+        <w:rPr>
+          <w:color w:val="000000" w:themeColor="text1"/>
+          <w:sz w:val="24"/>
+          <w:szCs w:val="24"/>
+        </w:rPr>
+      </w:pPr>
+      <w:r>
+        <w:rPr>
+          <w:color w:val="000000" w:themeColor="text1"/>
+          <w:sz w:val="24"/>
+          <w:szCs w:val="24"/>
+        </w:rPr>
+        <w:t xml:space="preserve">Create a </w:t>
+      </w:r>
+      <w:r>
+        <w:rPr>
+          <w:b/>
+          <w:bCs/>
+          <w:color w:val="000000" w:themeColor="text1"/>
+          <w:sz w:val="24"/>
+          <w:szCs w:val="24"/>
+        </w:rPr>
+        <w:t>Producer</w:t>
+      </w:r>
+      <w:r>
+        <w:rPr>
+          <w:color w:val="000000" w:themeColor="text1"/>
+          <w:sz w:val="24"/>
+          <w:szCs w:val="24"/>
+        </w:rPr>
+        <w:t>.</w:t>
+      </w:r>
+    </w:p>
+    <w:p>
+      <w:pPr>
+        <w:rPr>
+          <w:color w:val="000000" w:themeColor="text1"/>
+          <w:sz w:val="24"/>
+          <w:szCs w:val="24"/>
+        </w:rPr>
+      </w:pPr>
+      <w:r>
+        <w:rPr>
+          <w:color w:val="000000" w:themeColor="text1"/>
+          <w:sz w:val="24"/>
+          <w:szCs w:val="24"/>
+        </w:rPr>
+        <w:t>It will send:</w:t>
+      </w:r>
+    </w:p>
+    <w:p>
+      <w:pPr>
+        <w:rPr>
+          <w:color w:val="000000" w:themeColor="text1"/>
+          <w:sz w:val="24"/>
+          <w:szCs w:val="24"/>
+        </w:rPr>
+      </w:pPr>
+      <w:r>
+        <w:rPr>
+          <w:color w:val="000000" w:themeColor="text1"/>
+          <w:sz w:val="24"/>
+          <w:szCs w:val="24"/>
+        </w:rPr>
+        <w:t>Hello Amazon MQ from Python</w:t>
+      </w:r>
+    </w:p>
+    <w:p>
+      <w:pPr>
+        <w:rPr>
+          <w:color w:val="000000" w:themeColor="text1"/>
+          <w:sz w:val="24"/>
+          <w:szCs w:val="24"/>
+        </w:rPr>
+      </w:pPr>
+      <w:r>
+        <w:rPr>
+          <w:color w:val="000000" w:themeColor="text1"/>
+          <w:sz w:val="24"/>
+          <w:szCs w:val="24"/>
+        </w:rPr>
+        <w:pict w14:anchorId="705A13E7">
+          <v:rect id="_x0000_i1161" style="width:0;height:1.5pt" o:hralign="center" o:hrstd="t" o:hr="t" fillcolor="#a0a0a0" stroked="f"/>
+        </w:pict>
+      </w:r>
+    </w:p>
+    <w:p>
+      <w:pPr>
+        <w:rPr>
+          <w:b/>
+          <w:bCs/>
+          <w:color w:val="000000" w:themeColor="text1"/>
+          <w:sz w:val="24"/>
+          <w:szCs w:val="24"/>
+        </w:rPr>
+      </w:pPr>
+      <w:r>
+        <w:rPr>
+          <w:b/>
+          <w:bCs/>
+          <w:color w:val="000000" w:themeColor="text1"/>
+          <w:sz w:val="24"/>
+          <w:szCs w:val="24"/>
+        </w:rPr>
+        <w:t>Task 4</w:t>
+      </w:r>
+    </w:p>
+    <w:p>
+      <w:pPr>
+        <w:rPr>
+          <w:color w:val="000000" w:themeColor="text1"/>
+          <w:sz w:val="24"/>
+          <w:szCs w:val="24"/>
+        </w:rPr>
+      </w:pPr>
+      <w:r>
+        <w:rPr>
+          <w:color w:val="000000" w:themeColor="text1"/>
+          <w:sz w:val="24"/>
+          <w:szCs w:val="24"/>
+        </w:rPr>
+        <w:t xml:space="preserve">Create a </w:t>
+      </w:r>
+      <w:r>
+        <w:rPr>
+          <w:b/>
+          <w:bCs/>
+          <w:color w:val="000000" w:themeColor="text1"/>
+          <w:sz w:val="24"/>
+          <w:szCs w:val="24"/>
+        </w:rPr>
+        <w:t>Consumer</w:t>
+      </w:r>
+      <w:r>
+        <w:rPr>
+          <w:color w:val="000000" w:themeColor="text1"/>
+          <w:sz w:val="24"/>
+          <w:szCs w:val="24"/>
+        </w:rPr>
+        <w:t>.</w:t>
+      </w:r>
+    </w:p>
+    <w:p>
+      <w:pPr>
+        <w:rPr>
+          <w:color w:val="000000" w:themeColor="text1"/>
+          <w:sz w:val="24"/>
+          <w:szCs w:val="24"/>
+        </w:rPr>
+      </w:pPr>
+      <w:r>
+        <w:rPr>
+          <w:color w:val="000000" w:themeColor="text1"/>
+          <w:sz w:val="24"/>
+          <w:szCs w:val="24"/>
+        </w:rPr>
+        <w:t>It will read the message from demo-queue.</w:t>
+      </w:r>
+    </w:p>
+    <w:p>
+      <w:pPr>
+        <w:rPr>
+          <w:color w:val="000000" w:themeColor="text1"/>
+          <w:sz w:val="24"/>
+          <w:szCs w:val="24"/>
+        </w:rPr>
+      </w:pPr>
+      <w:r>
+        <w:rPr>
+          <w:color w:val="000000" w:themeColor="text1"/>
+          <w:sz w:val="24"/>
+          <w:szCs w:val="24"/>
+        </w:rPr>
+        <w:t>After the consumer receives it, you'll see:</w:t>
+      </w:r>
+    </w:p>
+    <w:p>
+      <w:pPr>
+        <w:rPr>
+          <w:color w:val="000000" w:themeColor="text1"/>
+          <w:sz w:val="24"/>
+          <w:szCs w:val="24"/>
+        </w:rPr>
+      </w:pPr>
+      <w:r>
+        <w:rPr>
+          <w:color w:val="000000" w:themeColor="text1"/>
+          <w:sz w:val="24"/>
+          <w:szCs w:val="24"/>
+        </w:rPr>
+        <w:t>Pending Messages = 0</w:t>
+      </w:r>
+    </w:p>
+    <w:p>
+      <w:pPr>
+        <w:rPr>
+          <w:color w:val="000000" w:themeColor="text1"/>
+          <w:sz w:val="24"/>
+          <w:szCs w:val="24"/>
+        </w:rPr>
+      </w:pPr>
+      <w:r>
+        <w:rPr>
+          <w:color w:val="000000" w:themeColor="text1"/>
+          <w:sz w:val="24"/>
+          <w:szCs w:val="24"/>
+        </w:rPr>
+        <w:t>Messages Dequeued = 1</w:t>
+      </w:r>
+    </w:p>
+    <w:p>
+      <w:pPr>
+        <w:rPr>
+          <w:color w:val="000000" w:themeColor="text1"/>
+          <w:sz w:val="24"/>
+          <w:szCs w:val="24"/>
+        </w:rPr>
+      </w:pPr>
+      <w:r>
+        <w:rPr>
+          <w:color w:val="000000" w:themeColor="text1"/>
+          <w:sz w:val="24"/>
+          <w:szCs w:val="24"/>
+        </w:rPr>
+        <w:t>Now you'll understand how real applications use Amazon MQ.</w:t>
+      </w:r>
+    </w:p>
+    <w:p>
+      <w:pPr>
+        <w:rPr>
+          <w:color w:val="000000" w:themeColor="text1"/>
+          <w:sz w:val="24"/>
+          <w:szCs w:val="24"/>
+        </w:rPr>
+      </w:pPr>
+      <w:r>
+        <w:rPr>
+          <w:color w:val="000000" w:themeColor="text1"/>
+          <w:sz w:val="24"/>
+          <w:szCs w:val="24"/>
+        </w:rPr>
+        <w:drawing>
+          <wp:inline distT="0" distB="0" distL="0" distR="0" wp14:anchorId="3A537A4C" wp14:editId="36617B47">
+            <wp:extent cx="5731510" cy="3413760"/>
+            <wp:effectExtent l="0" t="0" r="2540" b="0"/>
+            <wp:docPr id="1898346955" name="Picture 1"/>
+            <wp:cNvGraphicFramePr>
+              <a:graphicFrameLocks xmlns:a="http://schemas.openxmlformats.org/drawingml/2006/main" noChangeAspect="1"/>
+            </wp:cNvGraphicFramePr>
+            <a:graphic xmlns:a="http://schemas.openxmlformats.org/drawingml/2006/main">
+              <a:graphicData uri="http://schemas.openxmlformats.org/drawingml/2006/picture">
+                <pic:pic xmlns:pic="http://schemas.openxmlformats.org/drawingml/2006/picture">
+                  <pic:nvPicPr>
+                    <pic:cNvPr id="1898346955" name=""/>
+                    <pic:cNvPicPr/>
+                  </pic:nvPicPr>
+                  <pic:blipFill>
+                    <a:blip r:embed="rId24"/>
+                    <a:stretch>
+                      <a:fillRect/>
+                    </a:stretch>
+                  </pic:blipFill>
+                  <pic:spPr>
+                    <a:xfrm>
+                      <a:off x="0" y="0"/>
+                      <a:ext cx="5731510" cy="3413760"/>
+                    </a:xfrm>
+                    <a:prstGeom prst="rect">
+                      <a:avLst/>
+                    </a:prstGeom>
+                  </pic:spPr>
+                </pic:pic>
+              </a:graphicData>
+            </a:graphic>
+          </wp:inline>
+        </w:drawing>
+      </w:r>
+    </w:p>
+    <w:p>
+      <w:pPr>
+        <w:rPr>
+          <w:color w:val="000000" w:themeColor="text1"/>
+          <w:sz w:val="24"/>
+          <w:szCs w:val="24"/>
+        </w:rPr>
+      </w:pPr>
+    </w:p>
+    <w:p>
+      <w:pPr>
+        <w:rPr>
+          <w:color w:val="000000" w:themeColor="text1"/>
+          <w:sz w:val="24"/>
+          <w:szCs w:val="24"/>
+        </w:rPr>
+      </w:pPr>
+    </w:p>
+    <w:p>
+      <w:pPr>
+        <w:rPr>
+          <w:color w:val="000000" w:themeColor="text1"/>
+          <w:sz w:val="24"/>
+          <w:szCs w:val="24"/>
+        </w:rPr>
+      </w:pPr>
+    </w:p>
+    <w:p>
+      <w:pPr>
+        <w:rPr>
+          <w:color w:val="000000" w:themeColor="text1"/>
+          <w:sz w:val="24"/>
+          <w:szCs w:val="24"/>
+        </w:rPr>
+      </w:pPr>
+    </w:p>
+    <w:p>
+      <w:pPr>
+        <w:rPr>
+          <w:color w:val="000000" w:themeColor="text1"/>
+          <w:sz w:val="24"/>
+          <w:szCs w:val="24"/>
+        </w:rPr>
+      </w:pPr>
+      <w:r>
+        <w:rPr>
+          <w:color w:val="000000" w:themeColor="text1"/>
+          <w:sz w:val="24"/>
+          <w:szCs w:val="24"/>
+        </w:rPr>
+        <w:lastRenderedPageBreak/>
+        <w:t>AWS Secrets Manager Task:</w:t>
+      </w:r>
+    </w:p>
+    <w:p>
+      <w:pPr>
+        <w:rPr>
+          <w:b/>
+          <w:bCs/>
+          <w:color w:val="000000" w:themeColor="text1"/>
+          <w:sz w:val="24"/>
+          <w:szCs w:val="24"/>
+        </w:rPr>
+      </w:pPr>
+      <w:r>
+        <w:rPr>
+          <w:b/>
+          <w:bCs/>
+          <w:color w:val="000000" w:themeColor="text1"/>
+          <w:sz w:val="24"/>
+          <w:szCs w:val="24"/>
+        </w:rPr>
+        <w:t>Lab 1: Create Your First Secret</w:t>
+      </w:r>
+    </w:p>
+    <w:p>
+      <w:pPr>
+        <w:rPr>
+          <w:b/>
+          <w:bCs/>
+          <w:color w:val="000000" w:themeColor="text1"/>
+          <w:sz w:val="24"/>
+          <w:szCs w:val="24"/>
+        </w:rPr>
+      </w:pPr>
+      <w:r>
+        <w:rPr>
+          <w:rFonts w:ascii="Segoe UI Emoji" w:hAnsi="Segoe UI Emoji" w:cs="Segoe UI Emoji"/>
+          <w:b/>
+          <w:bCs/>
+          <w:color w:val="000000" w:themeColor="text1"/>
+          <w:sz w:val="24"/>
+          <w:szCs w:val="24"/>
+        </w:rPr>
+        <w:t>🎯</w:t>
+      </w:r>
+      <w:r>
+        <w:rPr>
+          <w:b/>
+          <w:bCs/>
+          <w:color w:val="000000" w:themeColor="text1"/>
+          <w:sz w:val="24"/>
+          <w:szCs w:val="24"/>
+        </w:rPr>
+        <w:t xml:space="preserve"> Objective</w:t>
+      </w:r>
+    </w:p>
+    <w:p>
+      <w:pPr>
+        <w:rPr>
+          <w:color w:val="000000" w:themeColor="text1"/>
+          <w:sz w:val="24"/>
+          <w:szCs w:val="24"/>
+        </w:rPr>
+      </w:pPr>
+      <w:r>
+        <w:rPr>
+          <w:color w:val="000000" w:themeColor="text1"/>
+          <w:sz w:val="24"/>
+          <w:szCs w:val="24"/>
+        </w:rPr>
+        <w:t>Create a secret that stores a database username and password.</w:t>
+      </w:r>
+    </w:p>
+    <w:p>
+      <w:pPr>
+        <w:rPr>
+          <w:color w:val="000000" w:themeColor="text1"/>
+          <w:sz w:val="24"/>
+          <w:szCs w:val="24"/>
+        </w:rPr>
+      </w:pPr>
+      <w:r>
+        <w:rPr>
+          <w:color w:val="000000" w:themeColor="text1"/>
+          <w:sz w:val="24"/>
+          <w:szCs w:val="24"/>
+        </w:rPr>
+        <w:t>Imagine you have an application that connects to a MySQL database.</w:t>
+      </w:r>
+    </w:p>
+    <w:p>
+      <w:pPr>
+        <w:rPr>
+          <w:color w:val="000000" w:themeColor="text1"/>
+          <w:sz w:val="24"/>
+          <w:szCs w:val="24"/>
+        </w:rPr>
+      </w:pPr>
+      <w:r>
+        <w:rPr>
+          <w:color w:val="000000" w:themeColor="text1"/>
+          <w:sz w:val="24"/>
+          <w:szCs w:val="24"/>
+        </w:rPr>
+        <w:t>Instead of writing this in your code:</w:t>
+      </w:r>
+    </w:p>
+    <w:p>
+      <w:pPr>
+        <w:rPr>
+          <w:color w:val="000000" w:themeColor="text1"/>
+          <w:sz w:val="24"/>
+          <w:szCs w:val="24"/>
+        </w:rPr>
+      </w:pPr>
+      <w:r>
+        <w:rPr>
+          <w:color w:val="000000" w:themeColor="text1"/>
+          <w:sz w:val="24"/>
+          <w:szCs w:val="24"/>
+        </w:rPr>
+        <w:t>Username = admin</w:t>
+      </w:r>
+    </w:p>
+    <w:p>
+      <w:pPr>
+        <w:rPr>
+          <w:color w:val="000000" w:themeColor="text1"/>
+          <w:sz w:val="24"/>
+          <w:szCs w:val="24"/>
+        </w:rPr>
+      </w:pPr>
+      <w:r>
+        <w:rPr>
+          <w:color w:val="000000" w:themeColor="text1"/>
+          <w:sz w:val="24"/>
+          <w:szCs w:val="24"/>
+        </w:rPr>
+        <w:t>Password = MyPassword123</w:t>
+      </w:r>
+    </w:p>
+    <w:p>
+      <w:pPr>
+        <w:rPr>
+          <w:color w:val="000000" w:themeColor="text1"/>
+          <w:sz w:val="24"/>
+          <w:szCs w:val="24"/>
+        </w:rPr>
+      </w:pPr>
+      <w:r>
+        <w:rPr>
+          <w:color w:val="000000" w:themeColor="text1"/>
+          <w:sz w:val="24"/>
+          <w:szCs w:val="24"/>
+        </w:rPr>
+        <w:t xml:space="preserve">you store it securely in </w:t>
+      </w:r>
+      <w:r>
+        <w:rPr>
+          <w:b/>
+          <w:bCs/>
+          <w:color w:val="000000" w:themeColor="text1"/>
+          <w:sz w:val="24"/>
+          <w:szCs w:val="24"/>
+        </w:rPr>
+        <w:t>AWS Secrets Manager</w:t>
+      </w:r>
+      <w:r>
+        <w:rPr>
+          <w:color w:val="000000" w:themeColor="text1"/>
+          <w:sz w:val="24"/>
+          <w:szCs w:val="24"/>
+        </w:rPr>
+        <w:t>.</w:t>
+      </w:r>
+    </w:p>
+    <w:p>
+      <w:pPr>
+        <w:rPr>
+          <w:color w:val="000000" w:themeColor="text1"/>
+          <w:sz w:val="24"/>
+          <w:szCs w:val="24"/>
+        </w:rPr>
+      </w:pPr>
+      <w:r>
+        <w:rPr>
+          <w:color w:val="000000" w:themeColor="text1"/>
+          <w:sz w:val="24"/>
+          <w:szCs w:val="24"/>
+        </w:rPr>
+        <w:pict w14:anchorId="7C03718F">
+          <v:rect id="_x0000_i1220" style="width:0;height:1.5pt" o:hralign="center" o:hrstd="t" o:hr="t" fillcolor="#a0a0a0" stroked="f"/>
+        </w:pict>
+      </w:r>
+    </w:p>
+    <w:p>
+      <w:pPr>
+        <w:rPr>
+          <w:b/>
+          <w:bCs/>
+          <w:color w:val="000000" w:themeColor="text1"/>
+          <w:sz w:val="24"/>
+          <w:szCs w:val="24"/>
+        </w:rPr>
+      </w:pPr>
+      <w:r>
+        <w:rPr>
+          <w:b/>
+          <w:bCs/>
+          <w:color w:val="000000" w:themeColor="text1"/>
+          <w:sz w:val="24"/>
+          <w:szCs w:val="24"/>
+        </w:rPr>
+        <w:t>Step 1: Open AWS Secrets Manager</w:t>
+      </w:r>
+    </w:p>
+    <w:p>
+      <w:pPr>
+        <w:numPr>
+          <w:ilvl w:val="0"/>
+          <w:numId w:val="36"/>
+        </w:numPr>
+        <w:rPr>
+          <w:color w:val="000000" w:themeColor="text1"/>
+          <w:sz w:val="24"/>
+          <w:szCs w:val="24"/>
+        </w:rPr>
+      </w:pPr>
+      <w:r>
+        <w:rPr>
+          <w:color w:val="000000" w:themeColor="text1"/>
+          <w:sz w:val="24"/>
+          <w:szCs w:val="24"/>
+        </w:rPr>
+        <w:t xml:space="preserve">Sign in to the AWS Console. </w:t>
+      </w:r>
+    </w:p>
+    <w:p>
+      <w:pPr>
+        <w:numPr>
+          <w:ilvl w:val="0"/>
+          <w:numId w:val="36"/>
+        </w:numPr>
+        <w:rPr>
+          <w:color w:val="000000" w:themeColor="text1"/>
+          <w:sz w:val="24"/>
+          <w:szCs w:val="24"/>
+        </w:rPr>
+      </w:pPr>
+      <w:r>
+        <w:rPr>
+          <w:color w:val="000000" w:themeColor="text1"/>
+          <w:sz w:val="24"/>
+          <w:szCs w:val="24"/>
+        </w:rPr>
+        <w:t xml:space="preserve">Change the region to </w:t>
+      </w:r>
+      <w:r>
+        <w:rPr>
+          <w:b/>
+          <w:bCs/>
+          <w:color w:val="000000" w:themeColor="text1"/>
+          <w:sz w:val="24"/>
+          <w:szCs w:val="24"/>
+        </w:rPr>
+        <w:t>N. Virginia (us-east-1)</w:t>
+      </w:r>
+      <w:r>
+        <w:rPr>
+          <w:color w:val="000000" w:themeColor="text1"/>
+          <w:sz w:val="24"/>
+          <w:szCs w:val="24"/>
+        </w:rPr>
+        <w:t xml:space="preserve"> (or the region where you want to work). </w:t>
+      </w:r>
+    </w:p>
+    <w:p>
+      <w:pPr>
+        <w:numPr>
+          <w:ilvl w:val="0"/>
+          <w:numId w:val="36"/>
+        </w:numPr>
+        <w:rPr>
+          <w:color w:val="000000" w:themeColor="text1"/>
+          <w:sz w:val="24"/>
+          <w:szCs w:val="24"/>
+        </w:rPr>
+      </w:pPr>
+      <w:r>
+        <w:rPr>
+          <w:color w:val="000000" w:themeColor="text1"/>
+          <w:sz w:val="24"/>
+          <w:szCs w:val="24"/>
+        </w:rPr>
+        <w:t xml:space="preserve">Search for </w:t>
+      </w:r>
+      <w:r>
+        <w:rPr>
+          <w:b/>
+          <w:bCs/>
+          <w:color w:val="000000" w:themeColor="text1"/>
+          <w:sz w:val="24"/>
+          <w:szCs w:val="24"/>
+        </w:rPr>
+        <w:t>Secrets Manager</w:t>
+      </w:r>
+      <w:r>
+        <w:rPr>
+          <w:color w:val="000000" w:themeColor="text1"/>
+          <w:sz w:val="24"/>
+          <w:szCs w:val="24"/>
+        </w:rPr>
+        <w:t xml:space="preserve">. </w:t>
+      </w:r>
+    </w:p>
+    <w:p>
+      <w:pPr>
+        <w:numPr>
+          <w:ilvl w:val="0"/>
+          <w:numId w:val="36"/>
+        </w:numPr>
+        <w:rPr>
+          <w:color w:val="000000" w:themeColor="text1"/>
+          <w:sz w:val="24"/>
+          <w:szCs w:val="24"/>
+        </w:rPr>
+      </w:pPr>
+      <w:r>
+        <w:rPr>
+          <w:color w:val="000000" w:themeColor="text1"/>
+          <w:sz w:val="24"/>
+          <w:szCs w:val="24"/>
+        </w:rPr>
+        <w:t xml:space="preserve">Open </w:t>
+      </w:r>
+      <w:r>
+        <w:rPr>
+          <w:b/>
+          <w:bCs/>
+          <w:color w:val="000000" w:themeColor="text1"/>
+          <w:sz w:val="24"/>
+          <w:szCs w:val="24"/>
+        </w:rPr>
+        <w:t>AWS Secrets Manager</w:t>
+      </w:r>
+      <w:r>
+        <w:rPr>
+          <w:color w:val="000000" w:themeColor="text1"/>
+          <w:sz w:val="24"/>
+          <w:szCs w:val="24"/>
+        </w:rPr>
+        <w:t xml:space="preserve">. </w:t>
+      </w:r>
+    </w:p>
+    <w:p>
+      <w:pPr>
+        <w:rPr>
+          <w:color w:val="000000" w:themeColor="text1"/>
+          <w:sz w:val="24"/>
+          <w:szCs w:val="24"/>
+        </w:rPr>
+      </w:pPr>
+      <w:r>
+        <w:rPr>
+          <w:color w:val="000000" w:themeColor="text1"/>
+          <w:sz w:val="24"/>
+          <w:szCs w:val="24"/>
+        </w:rPr>
+        <w:pict w14:anchorId="2B287323">
+          <v:rect id="_x0000_i1221" style="width:0;height:1.5pt" o:hralign="center" o:hrstd="t" o:hr="t" fillcolor="#a0a0a0" stroked="f"/>
+        </w:pict>
+      </w:r>
+    </w:p>
+    <w:p>
+      <w:pPr>
+        <w:rPr>
+          <w:b/>
+          <w:bCs/>
+          <w:color w:val="000000" w:themeColor="text1"/>
+          <w:sz w:val="24"/>
+          <w:szCs w:val="24"/>
+        </w:rPr>
+      </w:pPr>
+      <w:r>
+        <w:rPr>
+          <w:b/>
+          <w:bCs/>
+          <w:color w:val="000000" w:themeColor="text1"/>
+          <w:sz w:val="24"/>
+          <w:szCs w:val="24"/>
+        </w:rPr>
+        <w:t>Step 2: Create a Secret</w:t>
+      </w:r>
+    </w:p>
+    <w:p>
+      <w:pPr>
+        <w:rPr>
+          <w:color w:val="000000" w:themeColor="text1"/>
+          <w:sz w:val="24"/>
+          <w:szCs w:val="24"/>
+        </w:rPr>
+      </w:pPr>
+      <w:r>
+        <w:rPr>
+          <w:color w:val="000000" w:themeColor="text1"/>
+          <w:sz w:val="24"/>
+          <w:szCs w:val="24"/>
+        </w:rPr>
+        <w:t>Click:</w:t>
+      </w:r>
+    </w:p>
+    <w:p>
+      <w:pPr>
+        <w:rPr>
+          <w:color w:val="000000" w:themeColor="text1"/>
+          <w:sz w:val="24"/>
+          <w:szCs w:val="24"/>
+        </w:rPr>
+      </w:pPr>
+      <w:r>
+        <w:rPr>
+          <w:color w:val="000000" w:themeColor="text1"/>
+          <w:sz w:val="24"/>
+          <w:szCs w:val="24"/>
+        </w:rPr>
+        <w:t>Store a new secret</w:t>
+      </w:r>
+    </w:p>
+    <w:p>
+      <w:pPr>
+        <w:rPr>
+          <w:color w:val="000000" w:themeColor="text1"/>
+          <w:sz w:val="24"/>
+          <w:szCs w:val="24"/>
+        </w:rPr>
+      </w:pPr>
+      <w:r>
+        <w:rPr>
+          <w:color w:val="000000" w:themeColor="text1"/>
+          <w:sz w:val="24"/>
+          <w:szCs w:val="24"/>
+        </w:rPr>
+        <w:pict w14:anchorId="49D5C6AD">
+          <v:rect id="_x0000_i1222" style="width:0;height:1.5pt" o:hralign="center" o:hrstd="t" o:hr="t" fillcolor="#a0a0a0" stroked="f"/>
+        </w:pict>
+      </w:r>
+    </w:p>
+    <w:p>
+      <w:pPr>
+        <w:rPr>
+          <w:b/>
+          <w:bCs/>
+          <w:color w:val="000000" w:themeColor="text1"/>
+          <w:sz w:val="24"/>
+          <w:szCs w:val="24"/>
+        </w:rPr>
+      </w:pPr>
+      <w:r>
+        <w:rPr>
+          <w:b/>
+          <w:bCs/>
+          <w:color w:val="000000" w:themeColor="text1"/>
+          <w:sz w:val="24"/>
+          <w:szCs w:val="24"/>
+        </w:rPr>
+        <w:t>Step 3: Choose Secret Type</w:t>
+      </w:r>
+    </w:p>
+    <w:p>
+      <w:pPr>
+        <w:rPr>
+          <w:color w:val="000000" w:themeColor="text1"/>
+          <w:sz w:val="24"/>
+          <w:szCs w:val="24"/>
+        </w:rPr>
+      </w:pPr>
+      <w:r>
+        <w:rPr>
+          <w:color w:val="000000" w:themeColor="text1"/>
+          <w:sz w:val="24"/>
+          <w:szCs w:val="24"/>
+        </w:rPr>
+        <w:t>Select:</w:t>
+      </w:r>
+    </w:p>
+    <w:p>
+      <w:pPr>
+        <w:rPr>
+          <w:color w:val="000000" w:themeColor="text1"/>
+          <w:sz w:val="24"/>
+          <w:szCs w:val="24"/>
+        </w:rPr>
+      </w:pPr>
+      <w:r>
+        <w:rPr>
+          <w:color w:val="000000" w:themeColor="text1"/>
+          <w:sz w:val="24"/>
+          <w:szCs w:val="24"/>
+        </w:rPr>
+        <w:t>Other type of secret</w:t>
+      </w:r>
+    </w:p>
+    <w:p>
+      <w:pPr>
+        <w:rPr>
+          <w:color w:val="000000" w:themeColor="text1"/>
+          <w:sz w:val="24"/>
+          <w:szCs w:val="24"/>
+        </w:rPr>
+      </w:pPr>
+      <w:r>
+        <w:rPr>
+          <w:color w:val="000000" w:themeColor="text1"/>
+          <w:sz w:val="24"/>
+          <w:szCs w:val="24"/>
+        </w:rPr>
+        <w:pict w14:anchorId="2933C732">
+          <v:rect id="_x0000_i1223" style="width:0;height:1.5pt" o:hralign="center" o:hrstd="t" o:hr="t" fillcolor="#a0a0a0" stroked="f"/>
+        </w:pict>
+      </w:r>
+    </w:p>
+    <w:p>
+      <w:pPr>
+        <w:rPr>
+          <w:b/>
+          <w:bCs/>
+          <w:color w:val="000000" w:themeColor="text1"/>
+          <w:sz w:val="24"/>
+          <w:szCs w:val="24"/>
+        </w:rPr>
+      </w:pPr>
+      <w:r>
+        <w:rPr>
+          <w:b/>
+          <w:bCs/>
+          <w:color w:val="000000" w:themeColor="text1"/>
+          <w:sz w:val="24"/>
+          <w:szCs w:val="24"/>
+        </w:rPr>
+        <w:t>Step 4: Add Key-Value Pairs</w:t>
+      </w:r>
+    </w:p>
+    <w:p>
+      <w:pPr>
+        <w:rPr>
+          <w:color w:val="000000" w:themeColor="text1"/>
+          <w:sz w:val="24"/>
+          <w:szCs w:val="24"/>
+        </w:rPr>
+      </w:pPr>
+      <w:r>
+        <w:rPr>
+          <w:color w:val="000000" w:themeColor="text1"/>
+          <w:sz w:val="24"/>
+          <w:szCs w:val="24"/>
+        </w:rPr>
+        <w:t>Enter:</w:t>
+      </w:r>
+    </w:p>
+    <w:tbl>
+      <w:tblPr>
+        <w:tblW w:w="0" w:type="auto"/>
+        <w:tblCellSpacing w:w="15" w:type="dxa"/>
+        <w:tblCellMar>
+          <w:top w:w="15" w:type="dxa"/>
+          <w:left w:w="15" w:type="dxa"/>
+          <w:bottom w:w="15" w:type="dxa"/>
+          <w:right w:w="15" w:type="dxa"/>
+        </w:tblCellMar>
+        <w:tblLook w:val="04A0" w:firstRow="1" w:lastRow="0" w:firstColumn="1" w:lastColumn="0" w:noHBand="0" w:noVBand="1"/>
+      </w:tblPr>
+      <w:tblGrid>
+        <w:gridCol w:w="1051"/>
+        <w:gridCol w:w="1571"/>
+      </w:tblGrid>
+      <w:tr>
+        <w:trPr>
+          <w:tblHeader/>
+          <w:tblCellSpacing w:w="15" w:type="dxa"/>
+        </w:trPr>
+        <w:tc>
+          <w:tcPr>
+            <w:tcW w:w="0" w:type="auto"/>
+            <w:vAlign w:val="center"/>
+            <w:hideMark/>
+          </w:tcPr>
+          <w:p>
+            <w:pPr>
+              <w:rPr>
+                <w:b/>
+                <w:bCs/>
+                <w:color w:val="000000" w:themeColor="text1"/>
+                <w:sz w:val="24"/>
+                <w:szCs w:val="24"/>
+              </w:rPr>
+            </w:pPr>
+            <w:r>
+              <w:rPr>
+                <w:b/>
+                <w:bCs/>
+                <w:color w:val="000000" w:themeColor="text1"/>
+                <w:sz w:val="24"/>
+                <w:szCs w:val="24"/>
+              </w:rPr>
+              <w:t>Key</w:t>
+            </w:r>
+          </w:p>
+        </w:tc>
+        <w:tc>
+          <w:tcPr>
+            <w:tcW w:w="0" w:type="auto"/>
+            <w:vAlign w:val="center"/>
+            <w:hideMark/>
+          </w:tcPr>
+          <w:p>
+            <w:pPr>
+              <w:rPr>
+                <w:b/>
+                <w:bCs/>
+                <w:color w:val="000000" w:themeColor="text1"/>
+                <w:sz w:val="24"/>
+                <w:szCs w:val="24"/>
+              </w:rPr>
+            </w:pPr>
+            <w:r>
+              <w:rPr>
+                <w:b/>
+                <w:bCs/>
+                <w:color w:val="000000" w:themeColor="text1"/>
+                <w:sz w:val="24"/>
+                <w:szCs w:val="24"/>
+              </w:rPr>
+              <w:t>Value</w:t>
+            </w:r>
+          </w:p>
+        </w:tc>
+      </w:tr>
+      <w:tr>
+        <w:trPr>
+          <w:tblCellSpacing w:w="15" w:type="dxa"/>
+        </w:trPr>
+        <w:tc>
+          <w:tcPr>
+            <w:tcW w:w="0" w:type="auto"/>
+            <w:vAlign w:val="center"/>
+            <w:hideMark/>
+          </w:tcPr>
+          <w:p>
+            <w:pPr>
+              <w:rPr>
+                <w:color w:val="000000" w:themeColor="text1"/>
+                <w:sz w:val="24"/>
+                <w:szCs w:val="24"/>
+              </w:rPr>
+            </w:pPr>
+            <w:r>
+              <w:rPr>
+                <w:color w:val="000000" w:themeColor="text1"/>
+                <w:sz w:val="24"/>
+                <w:szCs w:val="24"/>
+              </w:rPr>
+              <w:t>username</w:t>
+            </w:r>
+          </w:p>
+        </w:tc>
+        <w:tc>
+          <w:tcPr>
+            <w:tcW w:w="0" w:type="auto"/>
+            <w:vAlign w:val="center"/>
+            <w:hideMark/>
+          </w:tcPr>
+          <w:p>
+            <w:pPr>
+              <w:rPr>
+                <w:color w:val="000000" w:themeColor="text1"/>
+                <w:sz w:val="24"/>
+                <w:szCs w:val="24"/>
+              </w:rPr>
+            </w:pPr>
+            <w:r>
+              <w:rPr>
+                <w:color w:val="000000" w:themeColor="text1"/>
+                <w:sz w:val="24"/>
+                <w:szCs w:val="24"/>
+              </w:rPr>
+              <w:t>admin</w:t>
+            </w:r>
+          </w:p>
+        </w:tc>
+      </w:tr>
+      <w:tr>
+        <w:trPr>
+          <w:tblCellSpacing w:w="15" w:type="dxa"/>
+        </w:trPr>
+        <w:tc>
+          <w:tcPr>
+            <w:tcW w:w="0" w:type="auto"/>
+            <w:vAlign w:val="center"/>
+            <w:hideMark/>
+          </w:tcPr>
+          <w:p>
+            <w:pPr>
+              <w:rPr>
+                <w:color w:val="000000" w:themeColor="text1"/>
+                <w:sz w:val="24"/>
+                <w:szCs w:val="24"/>
+              </w:rPr>
+            </w:pPr>
+            <w:r>
+              <w:rPr>
+                <w:color w:val="000000" w:themeColor="text1"/>
+                <w:sz w:val="24"/>
+                <w:szCs w:val="24"/>
+              </w:rPr>
+              <w:lastRenderedPageBreak/>
+              <w:t>password</w:t>
+            </w:r>
+          </w:p>
+        </w:tc>
+        <w:tc>
+          <w:tcPr>
+            <w:tcW w:w="0" w:type="auto"/>
+            <w:vAlign w:val="center"/>
+            <w:hideMark/>
+          </w:tcPr>
+          <w:p>
+            <w:pPr>
+              <w:rPr>
+                <w:color w:val="000000" w:themeColor="text1"/>
+                <w:sz w:val="24"/>
+                <w:szCs w:val="24"/>
+              </w:rPr>
+            </w:pPr>
+            <w:r>
+              <w:rPr>
+                <w:color w:val="000000" w:themeColor="text1"/>
+                <w:sz w:val="24"/>
+                <w:szCs w:val="24"/>
+              </w:rPr>
+              <w:t>Welcome@123</w:t>
+            </w:r>
+          </w:p>
+        </w:tc>
+      </w:tr>
+    </w:tbl>
+    <w:p>
+      <w:pPr>
+        <w:rPr>
+          <w:color w:val="000000" w:themeColor="text1"/>
+          <w:sz w:val="24"/>
+          <w:szCs w:val="24"/>
+        </w:rPr>
+      </w:pPr>
+      <w:r>
+        <w:rPr>
+          <w:color w:val="000000" w:themeColor="text1"/>
+          <w:sz w:val="24"/>
+          <w:szCs w:val="24"/>
+        </w:rPr>
+        <w:t>It should look like:</w:t>
+      </w:r>
+    </w:p>
+    <w:p>
+      <w:pPr>
+        <w:rPr>
+          <w:color w:val="000000" w:themeColor="text1"/>
+          <w:sz w:val="24"/>
+          <w:szCs w:val="24"/>
+        </w:rPr>
+      </w:pPr>
+      <w:r>
+        <w:rPr>
+          <w:color w:val="000000" w:themeColor="text1"/>
+          <w:sz w:val="24"/>
+          <w:szCs w:val="24"/>
+        </w:rPr>
+        <w:t>username : admin</w:t>
+      </w:r>
+    </w:p>
+    <w:p>
+      <w:pPr>
+        <w:rPr>
+          <w:color w:val="000000" w:themeColor="text1"/>
+          <w:sz w:val="24"/>
+          <w:szCs w:val="24"/>
+        </w:rPr>
+      </w:pPr>
+      <w:r>
+        <w:rPr>
+          <w:color w:val="000000" w:themeColor="text1"/>
+          <w:sz w:val="24"/>
+          <w:szCs w:val="24"/>
+        </w:rPr>
+        <w:t>password : Welcome@123</w:t>
+      </w:r>
+    </w:p>
+    <w:p>
+      <w:pPr>
+        <w:rPr>
+          <w:color w:val="000000" w:themeColor="text1"/>
+          <w:sz w:val="24"/>
+          <w:szCs w:val="24"/>
+        </w:rPr>
+      </w:pPr>
+      <w:r>
+        <w:rPr>
+          <w:color w:val="000000" w:themeColor="text1"/>
+          <w:sz w:val="24"/>
+          <w:szCs w:val="24"/>
+        </w:rPr>
+        <w:t xml:space="preserve">Click </w:t>
+      </w:r>
+      <w:r>
+        <w:rPr>
+          <w:b/>
+          <w:bCs/>
+          <w:color w:val="000000" w:themeColor="text1"/>
+          <w:sz w:val="24"/>
+          <w:szCs w:val="24"/>
+        </w:rPr>
+        <w:t>Next</w:t>
+      </w:r>
+      <w:r>
+        <w:rPr>
+          <w:color w:val="000000" w:themeColor="text1"/>
+          <w:sz w:val="24"/>
+          <w:szCs w:val="24"/>
+        </w:rPr>
+        <w:t>.</w:t>
+      </w:r>
+    </w:p>
+    <w:p>
+      <w:pPr>
+        <w:rPr>
+          <w:color w:val="000000" w:themeColor="text1"/>
+          <w:sz w:val="24"/>
+          <w:szCs w:val="24"/>
+        </w:rPr>
+      </w:pPr>
+      <w:r>
+        <w:rPr>
+          <w:color w:val="000000" w:themeColor="text1"/>
+          <w:sz w:val="24"/>
+          <w:szCs w:val="24"/>
+        </w:rPr>
+        <w:pict w14:anchorId="426D95AB">
+          <v:rect id="_x0000_i1224" style="width:0;height:1.5pt" o:hralign="center" o:hrstd="t" o:hr="t" fillcolor="#a0a0a0" stroked="f"/>
+        </w:pict>
+      </w:r>
+    </w:p>
+    <w:p>
+      <w:pPr>
+        <w:rPr>
+          <w:b/>
+          <w:bCs/>
+          <w:color w:val="000000" w:themeColor="text1"/>
+          <w:sz w:val="24"/>
+          <w:szCs w:val="24"/>
+        </w:rPr>
+      </w:pPr>
+      <w:r>
+        <w:rPr>
+          <w:b/>
+          <w:bCs/>
+          <w:color w:val="000000" w:themeColor="text1"/>
+          <w:sz w:val="24"/>
+          <w:szCs w:val="24"/>
+        </w:rPr>
+        <w:t>Step 5: Secret Name</w:t>
+      </w:r>
+    </w:p>
+    <w:p>
+      <w:pPr>
+        <w:rPr>
+          <w:color w:val="000000" w:themeColor="text1"/>
+          <w:sz w:val="24"/>
+          <w:szCs w:val="24"/>
+        </w:rPr>
+      </w:pPr>
+      <w:r>
+        <w:rPr>
+          <w:color w:val="000000" w:themeColor="text1"/>
+          <w:sz w:val="24"/>
+          <w:szCs w:val="24"/>
+        </w:rPr>
+        <w:t>Enter:</w:t>
+      </w:r>
+    </w:p>
+    <w:p>
+      <w:pPr>
+        <w:rPr>
+          <w:color w:val="000000" w:themeColor="text1"/>
+          <w:sz w:val="24"/>
+          <w:szCs w:val="24"/>
+        </w:rPr>
+      </w:pPr>
+      <w:r>
+        <w:rPr>
+          <w:color w:val="000000" w:themeColor="text1"/>
+          <w:sz w:val="24"/>
+          <w:szCs w:val="24"/>
+        </w:rPr>
+        <w:t>demo-db-secret</w:t>
+      </w:r>
+    </w:p>
+    <w:p>
+      <w:pPr>
+        <w:rPr>
+          <w:color w:val="000000" w:themeColor="text1"/>
+          <w:sz w:val="24"/>
+          <w:szCs w:val="24"/>
+        </w:rPr>
+      </w:pPr>
+      <w:r>
+        <w:rPr>
+          <w:color w:val="000000" w:themeColor="text1"/>
+          <w:sz w:val="24"/>
+          <w:szCs w:val="24"/>
+        </w:rPr>
+        <w:t>(Optional) Description:</w:t>
+      </w:r>
+    </w:p>
+    <w:p>
+      <w:pPr>
+        <w:rPr>
+          <w:color w:val="000000" w:themeColor="text1"/>
+          <w:sz w:val="24"/>
+          <w:szCs w:val="24"/>
+        </w:rPr>
+      </w:pPr>
+      <w:r>
+        <w:rPr>
+          <w:color w:val="000000" w:themeColor="text1"/>
+          <w:sz w:val="24"/>
+          <w:szCs w:val="24"/>
+        </w:rPr>
+        <w:t>Demo database credentials</w:t>
+      </w:r>
+    </w:p>
+    <w:p>
+      <w:pPr>
+        <w:rPr>
+          <w:color w:val="000000" w:themeColor="text1"/>
+          <w:sz w:val="24"/>
+          <w:szCs w:val="24"/>
+        </w:rPr>
+      </w:pPr>
+      <w:r>
+        <w:rPr>
+          <w:color w:val="000000" w:themeColor="text1"/>
+          <w:sz w:val="24"/>
+          <w:szCs w:val="24"/>
+        </w:rPr>
+        <w:t xml:space="preserve">Click </w:t>
+      </w:r>
+      <w:r>
+        <w:rPr>
+          <w:b/>
+          <w:bCs/>
+          <w:color w:val="000000" w:themeColor="text1"/>
+          <w:sz w:val="24"/>
+          <w:szCs w:val="24"/>
+        </w:rPr>
+        <w:t>Next</w:t>
+      </w:r>
+      <w:r>
+        <w:rPr>
+          <w:color w:val="000000" w:themeColor="text1"/>
+          <w:sz w:val="24"/>
+          <w:szCs w:val="24"/>
+        </w:rPr>
+        <w:t>.</w:t>
+      </w:r>
+    </w:p>
+    <w:p>
+      <w:pPr>
+        <w:rPr>
+          <w:color w:val="000000" w:themeColor="text1"/>
+          <w:sz w:val="24"/>
+          <w:szCs w:val="24"/>
+        </w:rPr>
+      </w:pPr>
+      <w:r>
+        <w:rPr>
+          <w:color w:val="000000" w:themeColor="text1"/>
+          <w:sz w:val="24"/>
+          <w:szCs w:val="24"/>
+        </w:rPr>
+        <w:pict w14:anchorId="0113860F">
+          <v:rect id="_x0000_i1225" style="width:0;height:1.5pt" o:hralign="center" o:hrstd="t" o:hr="t" fillcolor="#a0a0a0" stroked="f"/>
+        </w:pict>
+      </w:r>
+    </w:p>
+    <w:p>
+      <w:pPr>
+        <w:rPr>
+          <w:b/>
+          <w:bCs/>
+          <w:color w:val="000000" w:themeColor="text1"/>
+          <w:sz w:val="24"/>
+          <w:szCs w:val="24"/>
+        </w:rPr>
+      </w:pPr>
+      <w:r>
+        <w:rPr>
+          <w:b/>
+          <w:bCs/>
+          <w:color w:val="000000" w:themeColor="text1"/>
+          <w:sz w:val="24"/>
+          <w:szCs w:val="24"/>
+        </w:rPr>
+        <w:t>Step 6: Configure Rotation</w:t>
+      </w:r>
+    </w:p>
+    <w:p>
+      <w:pPr>
+        <w:rPr>
+          <w:color w:val="000000" w:themeColor="text1"/>
+          <w:sz w:val="24"/>
+          <w:szCs w:val="24"/>
+        </w:rPr>
+      </w:pPr>
+      <w:r>
+        <w:rPr>
+          <w:color w:val="000000" w:themeColor="text1"/>
+          <w:sz w:val="24"/>
+          <w:szCs w:val="24"/>
+        </w:rPr>
+        <w:t>For this beginner lab:</w:t>
+      </w:r>
+    </w:p>
+    <w:p>
+      <w:pPr>
+        <w:numPr>
+          <w:ilvl w:val="0"/>
+          <w:numId w:val="37"/>
+        </w:numPr>
+        <w:rPr>
+          <w:color w:val="000000" w:themeColor="text1"/>
+          <w:sz w:val="24"/>
+          <w:szCs w:val="24"/>
+        </w:rPr>
+      </w:pPr>
+      <w:r>
+        <w:rPr>
+          <w:rFonts w:ascii="Segoe UI Emoji" w:hAnsi="Segoe UI Emoji" w:cs="Segoe UI Emoji"/>
+          <w:color w:val="000000" w:themeColor="text1"/>
+          <w:sz w:val="24"/>
+          <w:szCs w:val="24"/>
+        </w:rPr>
+        <w:t>❌</w:t>
+      </w:r>
+      <w:r>
+        <w:rPr>
+          <w:color w:val="000000" w:themeColor="text1"/>
+          <w:sz w:val="24"/>
+          <w:szCs w:val="24"/>
+        </w:rPr>
+        <w:t xml:space="preserve"> </w:t>
+      </w:r>
+      <w:r>
+        <w:rPr>
+          <w:b/>
+          <w:bCs/>
+          <w:color w:val="000000" w:themeColor="text1"/>
+          <w:sz w:val="24"/>
+          <w:szCs w:val="24"/>
+        </w:rPr>
+        <w:t>Disable automatic rotation</w:t>
+      </w:r>
+      <w:r>
+        <w:rPr>
+          <w:color w:val="000000" w:themeColor="text1"/>
+          <w:sz w:val="24"/>
+          <w:szCs w:val="24"/>
+        </w:rPr>
+        <w:t xml:space="preserve"> </w:t>
+      </w:r>
+    </w:p>
+    <w:p>
+      <w:pPr>
+        <w:rPr>
+          <w:color w:val="000000" w:themeColor="text1"/>
+          <w:sz w:val="24"/>
+          <w:szCs w:val="24"/>
+        </w:rPr>
+      </w:pPr>
+      <w:r>
+        <w:rPr>
+          <w:color w:val="000000" w:themeColor="text1"/>
+          <w:sz w:val="24"/>
+          <w:szCs w:val="24"/>
+        </w:rPr>
+        <w:t xml:space="preserve">Click </w:t>
+      </w:r>
+      <w:r>
+        <w:rPr>
+          <w:b/>
+          <w:bCs/>
+          <w:color w:val="000000" w:themeColor="text1"/>
+          <w:sz w:val="24"/>
+          <w:szCs w:val="24"/>
+        </w:rPr>
+        <w:t>Next</w:t>
+      </w:r>
+      <w:r>
+        <w:rPr>
+          <w:color w:val="000000" w:themeColor="text1"/>
+          <w:sz w:val="24"/>
+          <w:szCs w:val="24"/>
+        </w:rPr>
+        <w:t>.</w:t>
+      </w:r>
+    </w:p>
+    <w:p>
+      <w:pPr>
+        <w:rPr>
+          <w:color w:val="000000" w:themeColor="text1"/>
+          <w:sz w:val="24"/>
+          <w:szCs w:val="24"/>
+        </w:rPr>
+      </w:pPr>
+      <w:r>
+        <w:rPr>
+          <w:color w:val="000000" w:themeColor="text1"/>
+          <w:sz w:val="24"/>
+          <w:szCs w:val="24"/>
+        </w:rPr>
+        <w:pict w14:anchorId="650AA51E">
+          <v:rect id="_x0000_i1226" style="width:0;height:1.5pt" o:hralign="center" o:hrstd="t" o:hr="t" fillcolor="#a0a0a0" stroked="f"/>
+        </w:pict>
+      </w:r>
+    </w:p>
+    <w:p>
+      <w:pPr>
+        <w:rPr>
+          <w:b/>
+          <w:bCs/>
+          <w:color w:val="000000" w:themeColor="text1"/>
+          <w:sz w:val="24"/>
+          <w:szCs w:val="24"/>
+        </w:rPr>
+      </w:pPr>
+      <w:r>
+        <w:rPr>
+          <w:b/>
+          <w:bCs/>
+          <w:color w:val="000000" w:themeColor="text1"/>
+          <w:sz w:val="24"/>
+          <w:szCs w:val="24"/>
+        </w:rPr>
+        <w:t>Step 7: Review</w:t>
+      </w:r>
+    </w:p>
+    <w:p>
+      <w:pPr>
+        <w:rPr>
+          <w:color w:val="000000" w:themeColor="text1"/>
+          <w:sz w:val="24"/>
+          <w:szCs w:val="24"/>
+        </w:rPr>
+      </w:pPr>
+      <w:r>
+        <w:rPr>
+          <w:color w:val="000000" w:themeColor="text1"/>
+          <w:sz w:val="24"/>
+          <w:szCs w:val="24"/>
+        </w:rPr>
+        <w:t>Review the details and click:</w:t>
+      </w:r>
+    </w:p>
+    <w:p>
+      <w:pPr>
+        <w:rPr>
+          <w:color w:val="000000" w:themeColor="text1"/>
+          <w:sz w:val="24"/>
+          <w:szCs w:val="24"/>
+        </w:rPr>
+      </w:pPr>
+      <w:r>
+        <w:rPr>
+          <w:color w:val="000000" w:themeColor="text1"/>
+          <w:sz w:val="24"/>
+          <w:szCs w:val="24"/>
+        </w:rPr>
+        <w:t>Store</w:t>
+      </w:r>
+    </w:p>
+    <w:p>
+      <w:pPr>
+        <w:rPr>
+          <w:color w:val="000000" w:themeColor="text1"/>
+          <w:sz w:val="24"/>
+          <w:szCs w:val="24"/>
+        </w:rPr>
+      </w:pPr>
+      <w:r>
+        <w:rPr>
+          <w:color w:val="000000" w:themeColor="text1"/>
+          <w:sz w:val="24"/>
+          <w:szCs w:val="24"/>
+        </w:rPr>
+        <w:lastRenderedPageBreak/>
+        <w:drawing>
+          <wp:inline distT="0" distB="0" distL="0" distR="0" wp14:anchorId="48D357A1" wp14:editId="386DB6B6">
+            <wp:extent cx="5731510" cy="4964430"/>
+            <wp:effectExtent l="0" t="0" r="2540" b="7620"/>
+            <wp:docPr id="1364350614" name="Picture 1"/>
+            <wp:cNvGraphicFramePr>
+              <a:graphicFrameLocks xmlns:a="http://schemas.openxmlformats.org/drawingml/2006/main" noChangeAspect="1"/>
+            </wp:cNvGraphicFramePr>
+            <a:graphic xmlns:a="http://schemas.openxmlformats.org/drawingml/2006/main">
+              <a:graphicData uri="http://schemas.openxmlformats.org/drawingml/2006/picture">
+                <pic:pic xmlns:pic="http://schemas.openxmlformats.org/drawingml/2006/picture">
+                  <pic:nvPicPr>
+                    <pic:cNvPr id="1364350614" name=""/>
+                    <pic:cNvPicPr/>
+                  </pic:nvPicPr>
+                  <pic:blipFill>
+                    <a:blip r:embed="rId25"/>
+                    <a:stretch>
+                      <a:fillRect/>
+                    </a:stretch>
+                  </pic:blipFill>
+                  <pic:spPr>
+                    <a:xfrm>
+                      <a:off x="0" y="0"/>
+                      <a:ext cx="5731510" cy="4964430"/>
+                    </a:xfrm>
+                    <a:prstGeom prst="rect">
+                      <a:avLst/>
+                    </a:prstGeom>
+                  </pic:spPr>
+                </pic:pic>
+              </a:graphicData>
+            </a:graphic>
+          </wp:inline>
+        </w:drawing>
+      </w:r>
+    </w:p>
+    <w:p>
+      <w:pPr>
+        <w:rPr>
+          <w:color w:val="000000" w:themeColor="text1"/>
+          <w:sz w:val="24"/>
+          <w:szCs w:val="24"/>
+        </w:rPr>
+      </w:pPr>
+      <w:r>
+        <w:rPr>
+          <w:color w:val="000000" w:themeColor="text1"/>
+          <w:sz w:val="24"/>
+          <w:szCs w:val="24"/>
+        </w:rPr>
+        <w:drawing>
+          <wp:inline distT="0" distB="0" distL="0" distR="0" wp14:anchorId="65EF6713" wp14:editId="1D2A5612">
+            <wp:extent cx="5731510" cy="3268980"/>
+            <wp:effectExtent l="0" t="0" r="2540" b="7620"/>
+            <wp:docPr id="2089143501" name="Picture 1"/>
+            <wp:cNvGraphicFramePr>
+              <a:graphicFrameLocks xmlns:a="http://schemas.openxmlformats.org/drawingml/2006/main" noChangeAspect="1"/>
+            </wp:cNvGraphicFramePr>
+            <a:graphic xmlns:a="http://schemas.openxmlformats.org/drawingml/2006/main">
+              <a:graphicData uri="http://schemas.openxmlformats.org/drawingml/2006/picture">
+                <pic:pic xmlns:pic="http://schemas.openxmlformats.org/drawingml/2006/picture">
+                  <pic:nvPicPr>
+                    <pic:cNvPr id="2089143501" name=""/>
+                    <pic:cNvPicPr/>
+                  </pic:nvPicPr>
+                  <pic:blipFill>
+                    <a:blip r:embed="rId26"/>
+                    <a:stretch>
+                      <a:fillRect/>
+                    </a:stretch>
+                  </pic:blipFill>
+                  <pic:spPr>
+                    <a:xfrm>
+                      <a:off x="0" y="0"/>
+                      <a:ext cx="5731510" cy="3268980"/>
+                    </a:xfrm>
+                    <a:prstGeom prst="rect">
+                      <a:avLst/>
+                    </a:prstGeom>
+                  </pic:spPr>
+                </pic:pic>
+              </a:graphicData>
+            </a:graphic>
+          </wp:inline>
+        </w:drawing>
+      </w:r>
+    </w:p>
+    <w:p>
+      <w:pPr>
+        <w:rPr>
+          <w:color w:val="000000" w:themeColor="text1"/>
+          <w:sz w:val="24"/>
+          <w:szCs w:val="24"/>
+        </w:rPr>
+      </w:pPr>
+      <w:r>
+        <w:rPr>
+          <w:color w:val="000000" w:themeColor="text1"/>
+          <w:sz w:val="24"/>
+          <w:szCs w:val="24"/>
+        </w:rPr>
+        <w:pict w14:anchorId="646D6E87">
+          <v:rect id="_x0000_i1227" style="width:0;height:1.5pt" o:hralign="center" o:hrstd="t" o:hr="t" fillcolor="#a0a0a0" stroked="f"/>
+        </w:pict>
+      </w:r>
+    </w:p>
+    <w:p>
+      <w:pPr>
+        <w:rPr>
+          <w:b/>
+          <w:bCs/>
+          <w:color w:val="000000" w:themeColor="text1"/>
+          <w:sz w:val="24"/>
+          <w:szCs w:val="24"/>
+        </w:rPr>
+      </w:pPr>
+      <w:r>
+        <w:rPr>
+          <w:rFonts w:ascii="Segoe UI Emoji" w:hAnsi="Segoe UI Emoji" w:cs="Segoe UI Emoji"/>
+          <w:b/>
+          <w:bCs/>
+          <w:color w:val="000000" w:themeColor="text1"/>
+          <w:sz w:val="24"/>
+          <w:szCs w:val="24"/>
+        </w:rPr>
+        <w:lastRenderedPageBreak/>
+        <w:t>✅</w:t>
+      </w:r>
+      <w:r>
+        <w:rPr>
+          <w:b/>
+          <w:bCs/>
+          <w:color w:val="000000" w:themeColor="text1"/>
+          <w:sz w:val="24"/>
+          <w:szCs w:val="24"/>
+        </w:rPr>
+        <w:t xml:space="preserve"> Expected Result</w:t>
+      </w:r>
+    </w:p>
+    <w:p>
+      <w:pPr>
+        <w:rPr>
+          <w:color w:val="000000" w:themeColor="text1"/>
+          <w:sz w:val="24"/>
+          <w:szCs w:val="24"/>
+        </w:rPr>
+      </w:pPr>
+      <w:r>
+        <w:rPr>
+          <w:color w:val="000000" w:themeColor="text1"/>
+          <w:sz w:val="24"/>
+          <w:szCs w:val="24"/>
+        </w:rPr>
+        <w:t>You should now see:</w:t>
+      </w:r>
+    </w:p>
+    <w:p>
+      <w:pPr>
+        <w:rPr>
+          <w:color w:val="000000" w:themeColor="text1"/>
+          <w:sz w:val="24"/>
+          <w:szCs w:val="24"/>
+        </w:rPr>
+      </w:pPr>
+      <w:r>
+        <w:rPr>
+          <w:color w:val="000000" w:themeColor="text1"/>
+          <w:sz w:val="24"/>
+          <w:szCs w:val="24"/>
+        </w:rPr>
+        <w:t>demo-db-secret</w:t>
+      </w:r>
+    </w:p>
+    <w:p>
+      <w:pPr>
+        <w:rPr>
+          <w:color w:val="000000" w:themeColor="text1"/>
+          <w:sz w:val="24"/>
+          <w:szCs w:val="24"/>
+        </w:rPr>
+      </w:pPr>
+      <w:r>
+        <w:rPr>
+          <w:color w:val="000000" w:themeColor="text1"/>
+          <w:sz w:val="24"/>
+          <w:szCs w:val="24"/>
+        </w:rPr>
+        <w:t>When you click it, you'll see information like:</w:t>
+      </w:r>
+    </w:p>
+    <w:p>
+      <w:pPr>
+        <w:numPr>
+          <w:ilvl w:val="0"/>
+          <w:numId w:val="38"/>
+        </w:numPr>
+        <w:rPr>
+          <w:color w:val="000000" w:themeColor="text1"/>
+          <w:sz w:val="24"/>
+          <w:szCs w:val="24"/>
+        </w:rPr>
+      </w:pPr>
+      <w:r>
+        <w:rPr>
+          <w:color w:val="000000" w:themeColor="text1"/>
+          <w:sz w:val="24"/>
+          <w:szCs w:val="24"/>
+        </w:rPr>
+        <w:t xml:space="preserve">Secret name: demo-db-secret </w:t>
+      </w:r>
+    </w:p>
+    <w:p>
+      <w:pPr>
+        <w:numPr>
+          <w:ilvl w:val="0"/>
+          <w:numId w:val="38"/>
+        </w:numPr>
+        <w:rPr>
+          <w:color w:val="000000" w:themeColor="text1"/>
+          <w:sz w:val="24"/>
+          <w:szCs w:val="24"/>
+        </w:rPr>
+      </w:pPr>
+      <w:r>
+        <w:rPr>
+          <w:color w:val="000000" w:themeColor="text1"/>
+          <w:sz w:val="24"/>
+          <w:szCs w:val="24"/>
+        </w:rPr>
+        <w:t xml:space="preserve">Secret ARN </w:t>
+      </w:r>
+    </w:p>
+    <w:p>
+      <w:pPr>
+        <w:numPr>
+          <w:ilvl w:val="0"/>
+          <w:numId w:val="38"/>
+        </w:numPr>
+        <w:rPr>
+          <w:color w:val="000000" w:themeColor="text1"/>
+          <w:sz w:val="24"/>
+          <w:szCs w:val="24"/>
+        </w:rPr>
+      </w:pPr>
+      <w:r>
+        <w:rPr>
+          <w:color w:val="000000" w:themeColor="text1"/>
+          <w:sz w:val="24"/>
+          <w:szCs w:val="24"/>
+        </w:rPr>
+        <w:t xml:space="preserve">Last changed date </w:t>
+      </w:r>
+    </w:p>
+    <w:p>
+      <w:pPr>
+        <w:rPr>
+          <w:color w:val="000000" w:themeColor="text1"/>
+          <w:sz w:val="24"/>
+          <w:szCs w:val="24"/>
+        </w:rPr>
+      </w:pPr>
+      <w:r>
+        <w:rPr>
+          <w:color w:val="000000" w:themeColor="text1"/>
+          <w:sz w:val="24"/>
+          <w:szCs w:val="24"/>
+        </w:rPr>
+        <w:drawing>
+          <wp:inline distT="0" distB="0" distL="0" distR="0" wp14:anchorId="6460E910" wp14:editId="0A99591C">
+            <wp:extent cx="5731510" cy="5140325"/>
+            <wp:effectExtent l="0" t="0" r="2540" b="3175"/>
+            <wp:docPr id="544457355" name="Picture 1"/>
+            <wp:cNvGraphicFramePr>
+              <a:graphicFrameLocks xmlns:a="http://schemas.openxmlformats.org/drawingml/2006/main" noChangeAspect="1"/>
+            </wp:cNvGraphicFramePr>
+            <a:graphic xmlns:a="http://schemas.openxmlformats.org/drawingml/2006/main">
+              <a:graphicData uri="http://schemas.openxmlformats.org/drawingml/2006/picture">
+                <pic:pic xmlns:pic="http://schemas.openxmlformats.org/drawingml/2006/picture">
+                  <pic:nvPicPr>
+                    <pic:cNvPr id="544457355" name=""/>
+                    <pic:cNvPicPr/>
+                  </pic:nvPicPr>
+                  <pic:blipFill>
+                    <a:blip r:embed="rId27"/>
+                    <a:stretch>
+                      <a:fillRect/>
+                    </a:stretch>
+                  </pic:blipFill>
+                  <pic:spPr>
+                    <a:xfrm>
+                      <a:off x="0" y="0"/>
+                      <a:ext cx="5731510" cy="5140325"/>
+                    </a:xfrm>
+                    <a:prstGeom prst="rect">
+                      <a:avLst/>
+                    </a:prstGeom>
+                  </pic:spPr>
+                </pic:pic>
+              </a:graphicData>
+            </a:graphic>
+          </wp:inline>
+        </w:drawing>
+      </w:r>
+    </w:p>
+    <w:p>
+      <w:pPr>
+        <w:rPr>
+          <w:color w:val="000000" w:themeColor="text1"/>
+          <w:sz w:val="24"/>
+          <w:szCs w:val="24"/>
+        </w:rPr>
+      </w:pPr>
+      <w:r>
+        <w:rPr>
+          <w:color w:val="000000" w:themeColor="text1"/>
+          <w:sz w:val="24"/>
+          <w:szCs w:val="24"/>
+        </w:rPr>
+        <w:pict w14:anchorId="5536154C">
+          <v:rect id="_x0000_i1228" style="width:0;height:1.5pt" o:hralign="center" o:hrstd="t" o:hr="t" fillcolor="#a0a0a0" stroked="f"/>
+        </w:pict>
+      </w:r>
+    </w:p>
+    <w:p>
+      <w:pPr>
+        <w:rPr>
+          <w:b/>
+          <w:bCs/>
+          <w:color w:val="000000" w:themeColor="text1"/>
+          <w:sz w:val="24"/>
+          <w:szCs w:val="24"/>
+        </w:rPr>
+      </w:pPr>
+      <w:r>
+        <w:rPr>
+          <w:b/>
+          <w:bCs/>
+          <w:color w:val="000000" w:themeColor="text1"/>
+          <w:sz w:val="24"/>
+          <w:szCs w:val="24"/>
+        </w:rPr>
+        <w:t>Step 8: View the Secret</w:t>
+      </w:r>
+    </w:p>
+    <w:p>
+      <w:pPr>
+        <w:rPr>
+          <w:color w:val="000000" w:themeColor="text1"/>
+          <w:sz w:val="24"/>
+          <w:szCs w:val="24"/>
+        </w:rPr>
+      </w:pPr>
+      <w:r>
+        <w:rPr>
+          <w:color w:val="000000" w:themeColor="text1"/>
+          <w:sz w:val="24"/>
+          <w:szCs w:val="24"/>
+        </w:rPr>
+        <w:t xml:space="preserve">Click on </w:t>
+      </w:r>
+      <w:r>
+        <w:rPr>
+          <w:b/>
+          <w:bCs/>
+          <w:color w:val="000000" w:themeColor="text1"/>
+          <w:sz w:val="24"/>
+          <w:szCs w:val="24"/>
+        </w:rPr>
+        <w:t>demo-db-secret</w:t>
+      </w:r>
+      <w:r>
+        <w:rPr>
+          <w:color w:val="000000" w:themeColor="text1"/>
+          <w:sz w:val="24"/>
+          <w:szCs w:val="24"/>
+        </w:rPr>
+        <w:t>.</w:t>
+      </w:r>
+    </w:p>
+    <w:p>
+      <w:pPr>
+        <w:rPr>
+          <w:color w:val="000000" w:themeColor="text1"/>
+          <w:sz w:val="24"/>
+          <w:szCs w:val="24"/>
+        </w:rPr>
+      </w:pPr>
+      <w:r>
+        <w:rPr>
+          <w:color w:val="000000" w:themeColor="text1"/>
+          <w:sz w:val="24"/>
+          <w:szCs w:val="24"/>
+        </w:rPr>
+        <w:t>Then click:</w:t>
+      </w:r>
+    </w:p>
+    <w:p>
+      <w:pPr>
+        <w:rPr>
+          <w:color w:val="000000" w:themeColor="text1"/>
+          <w:sz w:val="24"/>
+          <w:szCs w:val="24"/>
+        </w:rPr>
+      </w:pPr>
+      <w:r>
+        <w:rPr>
+          <w:color w:val="000000" w:themeColor="text1"/>
+          <w:sz w:val="24"/>
+          <w:szCs w:val="24"/>
+        </w:rPr>
+        <w:t>Retrieve secret value</w:t>
+      </w:r>
+    </w:p>
+    <w:p>
+      <w:pPr>
+        <w:rPr>
+          <w:color w:val="000000" w:themeColor="text1"/>
+          <w:sz w:val="24"/>
+          <w:szCs w:val="24"/>
+        </w:rPr>
+      </w:pPr>
+      <w:r>
+        <w:rPr>
+          <w:color w:val="000000" w:themeColor="text1"/>
+          <w:sz w:val="24"/>
+          <w:szCs w:val="24"/>
+        </w:rPr>
+        <w:lastRenderedPageBreak/>
+        <w:t>You should see something similar to:</w:t>
+      </w:r>
+    </w:p>
+    <w:p>
+      <w:pPr>
+        <w:rPr>
+          <w:color w:val="000000" w:themeColor="text1"/>
+          <w:sz w:val="24"/>
+          <w:szCs w:val="24"/>
+        </w:rPr>
+      </w:pPr>
+      <w:r>
+        <w:rPr>
+          <w:color w:val="000000" w:themeColor="text1"/>
+          <w:sz w:val="24"/>
+          <w:szCs w:val="24"/>
+        </w:rPr>
+        <w:t>{</w:t>
+      </w:r>
+    </w:p>
+    <w:p>
+      <w:pPr>
+        <w:rPr>
+          <w:color w:val="000000" w:themeColor="text1"/>
+          <w:sz w:val="24"/>
+          <w:szCs w:val="24"/>
+        </w:rPr>
+      </w:pPr>
+      <w:r>
+        <w:rPr>
+          <w:color w:val="000000" w:themeColor="text1"/>
+          <w:sz w:val="24"/>
+          <w:szCs w:val="24"/>
+        </w:rPr>
+        <w:t xml:space="preserve">  "username": "admin",</w:t>
+      </w:r>
+    </w:p>
+    <w:p>
+      <w:pPr>
+        <w:rPr>
+          <w:color w:val="000000" w:themeColor="text1"/>
+          <w:sz w:val="24"/>
+          <w:szCs w:val="24"/>
+        </w:rPr>
+      </w:pPr>
+      <w:r>
+        <w:rPr>
+          <w:color w:val="000000" w:themeColor="text1"/>
+          <w:sz w:val="24"/>
+          <w:szCs w:val="24"/>
+        </w:rPr>
+        <w:t xml:space="preserve">  "password": "Welcome@123"</w:t>
+      </w:r>
+    </w:p>
+    <w:p>
+      <w:pPr>
+        <w:rPr>
+          <w:color w:val="000000" w:themeColor="text1"/>
+          <w:sz w:val="24"/>
+          <w:szCs w:val="24"/>
+        </w:rPr>
+      </w:pPr>
+      <w:r>
+        <w:rPr>
+          <w:color w:val="000000" w:themeColor="text1"/>
+          <w:sz w:val="24"/>
+          <w:szCs w:val="24"/>
+        </w:rPr>
+        <w:t>}</w:t>
+      </w:r>
+    </w:p>
+    <w:p>
+      <w:pPr>
+        <w:rPr>
+          <w:color w:val="000000" w:themeColor="text1"/>
+          <w:sz w:val="24"/>
+          <w:szCs w:val="24"/>
+        </w:rPr>
+      </w:pPr>
+    </w:p>
+    <w:p>
+      <w:pPr>
+        <w:rPr>
+          <w:color w:val="000000" w:themeColor="text1"/>
+          <w:sz w:val="24"/>
+          <w:szCs w:val="24"/>
+        </w:rPr>
+      </w:pPr>
+      <w:r>
+        <w:rPr>
+          <w:color w:val="000000" w:themeColor="text1"/>
+          <w:sz w:val="24"/>
+          <w:szCs w:val="24"/>
+        </w:rPr>
+        <w:drawing>
+          <wp:inline distT="0" distB="0" distL="0" distR="0" wp14:anchorId="301394D4" wp14:editId="200E186C">
+            <wp:extent cx="5731510" cy="3069590"/>
+            <wp:effectExtent l="0" t="0" r="2540" b="0"/>
+            <wp:docPr id="357980054" name="Picture 1"/>
+            <wp:cNvGraphicFramePr>
+              <a:graphicFrameLocks xmlns:a="http://schemas.openxmlformats.org/drawingml/2006/main" noChangeAspect="1"/>
+            </wp:cNvGraphicFramePr>
+            <a:graphic xmlns:a="http://schemas.openxmlformats.org/drawingml/2006/main">
+              <a:graphicData uri="http://schemas.openxmlformats.org/drawingml/2006/picture">
+                <pic:pic xmlns:pic="http://schemas.openxmlformats.org/drawingml/2006/picture">
+                  <pic:nvPicPr>
+                    <pic:cNvPr id="357980054" name=""/>
+                    <pic:cNvPicPr/>
+                  </pic:nvPicPr>
+                  <pic:blipFill>
+                    <a:blip r:embed="rId28"/>
+                    <a:stretch>
+                      <a:fillRect/>
+                    </a:stretch>
+                  </pic:blipFill>
+                  <pic:spPr>
+                    <a:xfrm>
+                      <a:off x="0" y="0"/>
+                      <a:ext cx="5731510" cy="3069590"/>
+                    </a:xfrm>
+                    <a:prstGeom prst="rect">
+                      <a:avLst/>
+                    </a:prstGeom>
+                  </pic:spPr>
+                </pic:pic>
+              </a:graphicData>
+            </a:graphic>
+          </wp:inline>
+        </w:drawing>
+      </w:r>
+    </w:p>
+    <w:p>
+      <w:pPr>
+        <w:rPr>
+          <w:color w:val="000000" w:themeColor="text1"/>
+          <w:sz w:val="24"/>
+          <w:szCs w:val="24"/>
+        </w:rPr>
+      </w:pPr>
+    </w:p>
+    <w:p>
+      <w:pPr>
+        <w:rPr>
+          <w:b/>
+          <w:bCs/>
+          <w:color w:val="000000" w:themeColor="text1"/>
+          <w:sz w:val="24"/>
+          <w:szCs w:val="24"/>
+        </w:rPr>
+      </w:pPr>
+      <w:r>
+        <w:rPr>
+          <w:b/>
+          <w:bCs/>
+          <w:color w:val="000000" w:themeColor="text1"/>
+          <w:sz w:val="24"/>
+          <w:szCs w:val="24"/>
+        </w:rPr>
+        <w:t>Lab 2: Update (Rotate) a Secret</w:t>
+      </w:r>
+    </w:p>
+    <w:p>
+      <w:pPr>
+        <w:rPr>
+          <w:b/>
+          <w:bCs/>
+          <w:color w:val="000000" w:themeColor="text1"/>
+          <w:sz w:val="24"/>
+          <w:szCs w:val="24"/>
+        </w:rPr>
+      </w:pPr>
+      <w:r>
+        <w:rPr>
+          <w:rFonts w:ascii="Segoe UI Emoji" w:hAnsi="Segoe UI Emoji" w:cs="Segoe UI Emoji"/>
+          <w:b/>
+          <w:bCs/>
+          <w:color w:val="000000" w:themeColor="text1"/>
+          <w:sz w:val="24"/>
+          <w:szCs w:val="24"/>
+        </w:rPr>
+        <w:t>🎯</w:t>
+      </w:r>
+      <w:r>
+        <w:rPr>
+          <w:b/>
+          <w:bCs/>
+          <w:color w:val="000000" w:themeColor="text1"/>
+          <w:sz w:val="24"/>
+          <w:szCs w:val="24"/>
+        </w:rPr>
+        <w:t xml:space="preserve"> Objective</w:t>
+      </w:r>
+    </w:p>
+    <w:p>
+      <w:pPr>
+        <w:rPr>
+          <w:color w:val="000000" w:themeColor="text1"/>
+          <w:sz w:val="24"/>
+          <w:szCs w:val="24"/>
+        </w:rPr>
+      </w:pPr>
+      <w:r>
+        <w:rPr>
+          <w:color w:val="000000" w:themeColor="text1"/>
+          <w:sz w:val="24"/>
+          <w:szCs w:val="24"/>
+        </w:rPr>
+        <w:t>Learn how to update a secret value. This is one of the most common real-world operations.</w:t>
+      </w:r>
+    </w:p>
+    <w:p>
+      <w:pPr>
+        <w:rPr>
+          <w:color w:val="000000" w:themeColor="text1"/>
+          <w:sz w:val="24"/>
+          <w:szCs w:val="24"/>
+        </w:rPr>
+      </w:pPr>
+      <w:r>
+        <w:rPr>
+          <w:color w:val="000000" w:themeColor="text1"/>
+          <w:sz w:val="24"/>
+          <w:szCs w:val="24"/>
+        </w:rPr>
+        <w:t>Imagine your database password changes from:</w:t>
+      </w:r>
+    </w:p>
+    <w:p>
+      <w:pPr>
+        <w:rPr>
+          <w:color w:val="000000" w:themeColor="text1"/>
+          <w:sz w:val="24"/>
+          <w:szCs w:val="24"/>
+        </w:rPr>
+      </w:pPr>
+      <w:r>
+        <w:rPr>
+          <w:color w:val="000000" w:themeColor="text1"/>
+          <w:sz w:val="24"/>
+          <w:szCs w:val="24"/>
+        </w:rPr>
+        <w:t>Welcome@123</w:t>
+      </w:r>
+    </w:p>
+    <w:p>
+      <w:pPr>
+        <w:rPr>
+          <w:color w:val="000000" w:themeColor="text1"/>
+          <w:sz w:val="24"/>
+          <w:szCs w:val="24"/>
+        </w:rPr>
+      </w:pPr>
+      <w:r>
+        <w:rPr>
+          <w:color w:val="000000" w:themeColor="text1"/>
+          <w:sz w:val="24"/>
+          <w:szCs w:val="24"/>
+        </w:rPr>
+        <w:t>to</w:t>
+      </w:r>
+    </w:p>
+    <w:p>
+      <w:pPr>
+        <w:rPr>
+          <w:color w:val="000000" w:themeColor="text1"/>
+          <w:sz w:val="24"/>
+          <w:szCs w:val="24"/>
+        </w:rPr>
+      </w:pPr>
+      <w:r>
+        <w:rPr>
+          <w:color w:val="000000" w:themeColor="text1"/>
+          <w:sz w:val="24"/>
+          <w:szCs w:val="24"/>
+        </w:rPr>
+        <w:t>Welcome@456</w:t>
+      </w:r>
+    </w:p>
+    <w:p>
+      <w:pPr>
+        <w:rPr>
+          <w:color w:val="000000" w:themeColor="text1"/>
+          <w:sz w:val="24"/>
+          <w:szCs w:val="24"/>
+        </w:rPr>
+      </w:pPr>
+      <w:r>
+        <w:rPr>
+          <w:color w:val="000000" w:themeColor="text1"/>
+          <w:sz w:val="24"/>
+          <w:szCs w:val="24"/>
+        </w:rPr>
+        <w:t xml:space="preserve">Instead of changing it in your application code, you update it in </w:t>
+      </w:r>
+      <w:r>
+        <w:rPr>
+          <w:b/>
+          <w:bCs/>
+          <w:color w:val="000000" w:themeColor="text1"/>
+          <w:sz w:val="24"/>
+          <w:szCs w:val="24"/>
+        </w:rPr>
+        <w:t>Secrets Manager</w:t>
+      </w:r>
+      <w:r>
+        <w:rPr>
+          <w:color w:val="000000" w:themeColor="text1"/>
+          <w:sz w:val="24"/>
+          <w:szCs w:val="24"/>
+        </w:rPr>
+        <w:t>.</w:t>
+      </w:r>
+    </w:p>
+    <w:p>
+      <w:pPr>
+        <w:rPr>
+          <w:color w:val="000000" w:themeColor="text1"/>
+          <w:sz w:val="24"/>
+          <w:szCs w:val="24"/>
+        </w:rPr>
+      </w:pPr>
+      <w:r>
+        <w:rPr>
+          <w:color w:val="000000" w:themeColor="text1"/>
+          <w:sz w:val="24"/>
+          <w:szCs w:val="24"/>
+        </w:rPr>
+        <w:pict w14:anchorId="5CA117E6">
+          <v:rect id="_x0000_i1280" style="width:0;height:1.5pt" o:hralign="center" o:hrstd="t" o:hr="t" fillcolor="#a0a0a0" stroked="f"/>
+        </w:pict>
+      </w:r>
+    </w:p>
+    <w:p>
+      <w:pPr>
+        <w:rPr>
+          <w:b/>
+          <w:bCs/>
+          <w:color w:val="000000" w:themeColor="text1"/>
+          <w:sz w:val="24"/>
+          <w:szCs w:val="24"/>
+        </w:rPr>
+      </w:pPr>
+      <w:r>
+        <w:rPr>
+          <w:b/>
+          <w:bCs/>
+          <w:color w:val="000000" w:themeColor="text1"/>
+          <w:sz w:val="24"/>
+          <w:szCs w:val="24"/>
+        </w:rPr>
+        <w:t>Step 1: Open the Secret</w:t>
+      </w:r>
+    </w:p>
+    <w:p>
+      <w:pPr>
+        <w:rPr>
+          <w:color w:val="000000" w:themeColor="text1"/>
+          <w:sz w:val="24"/>
+          <w:szCs w:val="24"/>
+        </w:rPr>
+      </w:pPr>
+      <w:r>
+        <w:rPr>
+          <w:color w:val="000000" w:themeColor="text1"/>
+          <w:sz w:val="24"/>
+          <w:szCs w:val="24"/>
+        </w:rPr>
+        <w:t xml:space="preserve">You are already on the </w:t>
+      </w:r>
+      <w:r>
+        <w:rPr>
+          <w:b/>
+          <w:bCs/>
+          <w:color w:val="000000" w:themeColor="text1"/>
+          <w:sz w:val="24"/>
+          <w:szCs w:val="24"/>
+        </w:rPr>
+        <w:t>demo-db-secret</w:t>
+      </w:r>
+      <w:r>
+        <w:rPr>
+          <w:color w:val="000000" w:themeColor="text1"/>
+          <w:sz w:val="24"/>
+          <w:szCs w:val="24"/>
+        </w:rPr>
+        <w:t xml:space="preserve"> page.</w:t>
+      </w:r>
+    </w:p>
+    <w:p>
+      <w:pPr>
+        <w:rPr>
+          <w:color w:val="000000" w:themeColor="text1"/>
+          <w:sz w:val="24"/>
+          <w:szCs w:val="24"/>
+        </w:rPr>
+      </w:pPr>
+      <w:r>
+        <w:rPr>
+          <w:color w:val="000000" w:themeColor="text1"/>
+          <w:sz w:val="24"/>
+          <w:szCs w:val="24"/>
+        </w:rPr>
+        <w:t>Click:</w:t>
+      </w:r>
+    </w:p>
+    <w:p>
+      <w:pPr>
+        <w:rPr>
+          <w:color w:val="000000" w:themeColor="text1"/>
+          <w:sz w:val="24"/>
+          <w:szCs w:val="24"/>
+        </w:rPr>
+      </w:pPr>
+      <w:r>
+        <w:rPr>
+          <w:color w:val="000000" w:themeColor="text1"/>
+          <w:sz w:val="24"/>
+          <w:szCs w:val="24"/>
+        </w:rPr>
+        <w:lastRenderedPageBreak/>
+        <w:t>Edit</w:t>
+      </w:r>
+    </w:p>
+    <w:p>
+      <w:pPr>
+        <w:rPr>
+          <w:color w:val="000000" w:themeColor="text1"/>
+          <w:sz w:val="24"/>
+          <w:szCs w:val="24"/>
+        </w:rPr>
+      </w:pPr>
+      <w:r>
+        <w:rPr>
+          <w:color w:val="000000" w:themeColor="text1"/>
+          <w:sz w:val="24"/>
+          <w:szCs w:val="24"/>
+        </w:rPr>
+        <w:pict w14:anchorId="2B1EBF81">
+          <v:rect id="_x0000_i1281" style="width:0;height:1.5pt" o:hralign="center" o:hrstd="t" o:hr="t" fillcolor="#a0a0a0" stroked="f"/>
+        </w:pict>
+      </w:r>
+    </w:p>
+    <w:p>
+      <w:pPr>
+        <w:rPr>
+          <w:b/>
+          <w:bCs/>
+          <w:color w:val="000000" w:themeColor="text1"/>
+          <w:sz w:val="24"/>
+          <w:szCs w:val="24"/>
+        </w:rPr>
+      </w:pPr>
+      <w:r>
+        <w:rPr>
+          <w:b/>
+          <w:bCs/>
+          <w:color w:val="000000" w:themeColor="text1"/>
+          <w:sz w:val="24"/>
+          <w:szCs w:val="24"/>
+        </w:rPr>
+        <w:t>Step 2: Update the Secret</w:t>
+      </w:r>
+    </w:p>
+    <w:p>
+      <w:pPr>
+        <w:rPr>
+          <w:color w:val="000000" w:themeColor="text1"/>
+          <w:sz w:val="24"/>
+          <w:szCs w:val="24"/>
+        </w:rPr>
+      </w:pPr>
+      <w:r>
+        <w:rPr>
+          <w:color w:val="000000" w:themeColor="text1"/>
+          <w:sz w:val="24"/>
+          <w:szCs w:val="24"/>
+        </w:rPr>
+        <w:t>Change:</w:t>
+      </w:r>
+    </w:p>
+    <w:tbl>
+      <w:tblPr>
+        <w:tblW w:w="0" w:type="auto"/>
+        <w:tblCellSpacing w:w="15" w:type="dxa"/>
+        <w:tblCellMar>
+          <w:top w:w="15" w:type="dxa"/>
+          <w:left w:w="15" w:type="dxa"/>
+          <w:bottom w:w="15" w:type="dxa"/>
+          <w:right w:w="15" w:type="dxa"/>
+        </w:tblCellMar>
+        <w:tblLook w:val="04A0" w:firstRow="1" w:lastRow="0" w:firstColumn="1" w:lastColumn="0" w:noHBand="0" w:noVBand="1"/>
+      </w:tblPr>
+      <w:tblGrid>
+        <w:gridCol w:w="1109"/>
+        <w:gridCol w:w="1556"/>
+        <w:gridCol w:w="1571"/>
+      </w:tblGrid>
+      <w:tr>
+        <w:trPr>
+          <w:tblHeader/>
+          <w:tblCellSpacing w:w="15" w:type="dxa"/>
+        </w:trPr>
+        <w:tc>
+          <w:tcPr>
+            <w:tcW w:w="0" w:type="auto"/>
+            <w:vAlign w:val="center"/>
+            <w:hideMark/>
+          </w:tcPr>
+          <w:p>
+            <w:pPr>
+              <w:rPr>
+                <w:b/>
+                <w:bCs/>
+                <w:color w:val="000000" w:themeColor="text1"/>
+                <w:sz w:val="24"/>
+                <w:szCs w:val="24"/>
+              </w:rPr>
+            </w:pPr>
+            <w:r>
+              <w:rPr>
+                <w:b/>
+                <w:bCs/>
+                <w:color w:val="000000" w:themeColor="text1"/>
+                <w:sz w:val="24"/>
+                <w:szCs w:val="24"/>
+              </w:rPr>
+              <w:t>Secret Key</w:t>
+            </w:r>
+          </w:p>
+        </w:tc>
+        <w:tc>
+          <w:tcPr>
+            <w:tcW w:w="0" w:type="auto"/>
+            <w:vAlign w:val="center"/>
+            <w:hideMark/>
+          </w:tcPr>
+          <w:p>
+            <w:pPr>
+              <w:rPr>
+                <w:b/>
+                <w:bCs/>
+                <w:color w:val="000000" w:themeColor="text1"/>
+                <w:sz w:val="24"/>
+                <w:szCs w:val="24"/>
+              </w:rPr>
+            </w:pPr>
+            <w:r>
+              <w:rPr>
+                <w:b/>
+                <w:bCs/>
+                <w:color w:val="000000" w:themeColor="text1"/>
+                <w:sz w:val="24"/>
+                <w:szCs w:val="24"/>
+              </w:rPr>
+              <w:t>Old Value</w:t>
+            </w:r>
+          </w:p>
+        </w:tc>
+        <w:tc>
+          <w:tcPr>
+            <w:tcW w:w="0" w:type="auto"/>
+            <w:vAlign w:val="center"/>
+            <w:hideMark/>
+          </w:tcPr>
+          <w:p>
+            <w:pPr>
+              <w:rPr>
+                <w:b/>
+                <w:bCs/>
+                <w:color w:val="000000" w:themeColor="text1"/>
+                <w:sz w:val="24"/>
+                <w:szCs w:val="24"/>
+              </w:rPr>
+            </w:pPr>
+            <w:r>
+              <w:rPr>
+                <w:b/>
+                <w:bCs/>
+                <w:color w:val="000000" w:themeColor="text1"/>
+                <w:sz w:val="24"/>
+                <w:szCs w:val="24"/>
+              </w:rPr>
+              <w:t>New Value</w:t>
+            </w:r>
+          </w:p>
+        </w:tc>
+      </w:tr>
+      <w:tr>
+        <w:trPr>
+          <w:tblCellSpacing w:w="15" w:type="dxa"/>
+        </w:trPr>
+        <w:tc>
+          <w:tcPr>
+            <w:tcW w:w="0" w:type="auto"/>
+            <w:vAlign w:val="center"/>
+            <w:hideMark/>
+          </w:tcPr>
+          <w:p>
+            <w:pPr>
+              <w:rPr>
+                <w:color w:val="000000" w:themeColor="text1"/>
+                <w:sz w:val="24"/>
+                <w:szCs w:val="24"/>
+              </w:rPr>
+            </w:pPr>
+            <w:r>
+              <w:rPr>
+                <w:color w:val="000000" w:themeColor="text1"/>
+                <w:sz w:val="24"/>
+                <w:szCs w:val="24"/>
+              </w:rPr>
+              <w:t>admin</w:t>
+            </w:r>
+          </w:p>
+        </w:tc>
+        <w:tc>
+          <w:tcPr>
+            <w:tcW w:w="0" w:type="auto"/>
+            <w:vAlign w:val="center"/>
+            <w:hideMark/>
+          </w:tcPr>
+          <w:p>
+            <w:pPr>
+              <w:rPr>
+                <w:color w:val="000000" w:themeColor="text1"/>
+                <w:sz w:val="24"/>
+                <w:szCs w:val="24"/>
+              </w:rPr>
+            </w:pPr>
+            <w:r>
+              <w:rPr>
+                <w:color w:val="000000" w:themeColor="text1"/>
+                <w:sz w:val="24"/>
+                <w:szCs w:val="24"/>
+              </w:rPr>
+              <w:t>Welcome@123</w:t>
+            </w:r>
+          </w:p>
+        </w:tc>
+        <w:tc>
+          <w:tcPr>
+            <w:tcW w:w="0" w:type="auto"/>
+            <w:vAlign w:val="center"/>
+            <w:hideMark/>
+          </w:tcPr>
+          <w:p>
+            <w:pPr>
+              <w:rPr>
+                <w:color w:val="000000" w:themeColor="text1"/>
+                <w:sz w:val="24"/>
+                <w:szCs w:val="24"/>
+              </w:rPr>
+            </w:pPr>
+            <w:r>
+              <w:rPr>
+                <w:color w:val="000000" w:themeColor="text1"/>
+                <w:sz w:val="24"/>
+                <w:szCs w:val="24"/>
+              </w:rPr>
+              <w:t>Welcome@456</w:t>
+            </w:r>
+          </w:p>
+        </w:tc>
+      </w:tr>
+    </w:tbl>
+    <w:p>
+      <w:pPr>
+        <w:rPr>
+          <w:color w:val="000000" w:themeColor="text1"/>
+          <w:sz w:val="24"/>
+          <w:szCs w:val="24"/>
+        </w:rPr>
+      </w:pPr>
+      <w:r>
+        <w:rPr>
+          <w:b/>
+          <w:bCs/>
+          <w:color w:val="000000" w:themeColor="text1"/>
+          <w:sz w:val="24"/>
+          <w:szCs w:val="24"/>
+        </w:rPr>
+        <w:t>Note:</w:t>
+      </w:r>
+      <w:r>
+        <w:rPr>
+          <w:color w:val="000000" w:themeColor="text1"/>
+          <w:sz w:val="24"/>
+          <w:szCs w:val="24"/>
+        </w:rPr>
+        <w:t xml:space="preserve"> In your screenshot, the key is </w:t>
+      </w:r>
+      <w:r>
+        <w:rPr>
+          <w:b/>
+          <w:bCs/>
+          <w:color w:val="000000" w:themeColor="text1"/>
+          <w:sz w:val="24"/>
+          <w:szCs w:val="24"/>
+        </w:rPr>
+        <w:t>admin</w:t>
+      </w:r>
+      <w:r>
+        <w:rPr>
+          <w:color w:val="000000" w:themeColor="text1"/>
+          <w:sz w:val="24"/>
+          <w:szCs w:val="24"/>
+        </w:rPr>
+        <w:t xml:space="preserve"> and the value is </w:t>
+      </w:r>
+      <w:r>
+        <w:rPr>
+          <w:b/>
+          <w:bCs/>
+          <w:color w:val="000000" w:themeColor="text1"/>
+          <w:sz w:val="24"/>
+          <w:szCs w:val="24"/>
+        </w:rPr>
+        <w:t>Welcome@123</w:t>
+      </w:r>
+      <w:r>
+        <w:rPr>
+          <w:color w:val="000000" w:themeColor="text1"/>
+          <w:sz w:val="24"/>
+          <w:szCs w:val="24"/>
+        </w:rPr>
+        <w:t>. Normally, we'd use keys like username and password, but for this lab, just update the existing value.</w:t>
+      </w:r>
+    </w:p>
+    <w:p>
+      <w:pPr>
+        <w:rPr>
+          <w:color w:val="000000" w:themeColor="text1"/>
+          <w:sz w:val="24"/>
+          <w:szCs w:val="24"/>
+        </w:rPr>
+      </w:pPr>
+      <w:r>
+        <w:rPr>
+          <w:color w:val="000000" w:themeColor="text1"/>
+          <w:sz w:val="24"/>
+          <w:szCs w:val="24"/>
+        </w:rPr>
+        <w:t>Click:</w:t>
+      </w:r>
+    </w:p>
+    <w:p>
+      <w:pPr>
+        <w:rPr>
+          <w:color w:val="000000" w:themeColor="text1"/>
+          <w:sz w:val="24"/>
+          <w:szCs w:val="24"/>
+        </w:rPr>
+      </w:pPr>
+      <w:r>
+        <w:rPr>
+          <w:color w:val="000000" w:themeColor="text1"/>
+          <w:sz w:val="24"/>
+          <w:szCs w:val="24"/>
+        </w:rPr>
+        <w:t>Save</w:t>
+      </w:r>
+    </w:p>
+    <w:p>
+      <w:pPr>
+        <w:rPr>
+          <w:color w:val="000000" w:themeColor="text1"/>
+          <w:sz w:val="24"/>
+          <w:szCs w:val="24"/>
+        </w:rPr>
+      </w:pPr>
+      <w:r>
+        <w:rPr>
+          <w:color w:val="000000" w:themeColor="text1"/>
+          <w:sz w:val="24"/>
+          <w:szCs w:val="24"/>
+        </w:rPr>
+        <w:pict w14:anchorId="55A56F62">
+          <v:rect id="_x0000_i1282" style="width:0;height:1.5pt" o:hralign="center" o:hrstd="t" o:hr="t" fillcolor="#a0a0a0" stroked="f"/>
+        </w:pict>
+      </w:r>
+    </w:p>
+    <w:p>
+      <w:pPr>
+        <w:rPr>
+          <w:b/>
+          <w:bCs/>
+          <w:color w:val="000000" w:themeColor="text1"/>
+          <w:sz w:val="24"/>
+          <w:szCs w:val="24"/>
+        </w:rPr>
+      </w:pPr>
+      <w:r>
+        <w:rPr>
+          <w:b/>
+          <w:bCs/>
+          <w:color w:val="000000" w:themeColor="text1"/>
+          <w:sz w:val="24"/>
+          <w:szCs w:val="24"/>
+        </w:rPr>
+        <w:t>Step 3: Retrieve the Secret</w:t>
+      </w:r>
+    </w:p>
+    <w:p>
+      <w:pPr>
+        <w:rPr>
+          <w:color w:val="000000" w:themeColor="text1"/>
+          <w:sz w:val="24"/>
+          <w:szCs w:val="24"/>
+        </w:rPr>
+      </w:pPr>
+      <w:r>
+        <w:rPr>
+          <w:color w:val="000000" w:themeColor="text1"/>
+          <w:sz w:val="24"/>
+          <w:szCs w:val="24"/>
+        </w:rPr>
+        <w:t>Click:</w:t>
+      </w:r>
+    </w:p>
+    <w:p>
+      <w:pPr>
+        <w:rPr>
+          <w:color w:val="000000" w:themeColor="text1"/>
+          <w:sz w:val="24"/>
+          <w:szCs w:val="24"/>
+        </w:rPr>
+      </w:pPr>
+      <w:r>
+        <w:rPr>
+          <w:color w:val="000000" w:themeColor="text1"/>
+          <w:sz w:val="24"/>
+          <w:szCs w:val="24"/>
+        </w:rPr>
+        <w:t>Retrieve secret value</w:t>
+      </w:r>
+    </w:p>
+    <w:p>
+      <w:pPr>
+        <w:rPr>
+          <w:color w:val="000000" w:themeColor="text1"/>
+          <w:sz w:val="24"/>
+          <w:szCs w:val="24"/>
+        </w:rPr>
+      </w:pPr>
+      <w:r>
+        <w:rPr>
+          <w:color w:val="000000" w:themeColor="text1"/>
+          <w:sz w:val="24"/>
+          <w:szCs w:val="24"/>
+        </w:rPr>
+        <w:t>Verify you now see:</w:t>
+      </w:r>
+    </w:p>
+    <w:p>
+      <w:pPr>
+        <w:rPr>
+          <w:color w:val="000000" w:themeColor="text1"/>
+          <w:sz w:val="24"/>
+          <w:szCs w:val="24"/>
+        </w:rPr>
+      </w:pPr>
+      <w:r>
+        <w:rPr>
+          <w:color w:val="000000" w:themeColor="text1"/>
+          <w:sz w:val="24"/>
+          <w:szCs w:val="24"/>
+        </w:rPr>
+        <w:t>admin : Welcome@456</w:t>
+      </w:r>
+    </w:p>
+    <w:p>
+      <w:pPr>
+        <w:rPr>
+          <w:color w:val="000000" w:themeColor="text1"/>
+          <w:sz w:val="24"/>
+          <w:szCs w:val="24"/>
+        </w:rPr>
+      </w:pPr>
+      <w:r>
+        <w:rPr>
+          <w:color w:val="000000" w:themeColor="text1"/>
+          <w:sz w:val="24"/>
+          <w:szCs w:val="24"/>
+        </w:rPr>
+        <w:drawing>
+          <wp:inline distT="0" distB="0" distL="0" distR="0" wp14:anchorId="25DAE832" wp14:editId="2663FC89">
+            <wp:extent cx="5731510" cy="3928745"/>
+            <wp:effectExtent l="0" t="0" r="2540" b="0"/>
+            <wp:docPr id="600736918" name="Picture 1"/>
+            <wp:cNvGraphicFramePr>
+              <a:graphicFrameLocks xmlns:a="http://schemas.openxmlformats.org/drawingml/2006/main" noChangeAspect="1"/>
+            </wp:cNvGraphicFramePr>
+            <a:graphic xmlns:a="http://schemas.openxmlformats.org/drawingml/2006/main">
+              <a:graphicData uri="http://schemas.openxmlformats.org/drawingml/2006/picture">
+                <pic:pic xmlns:pic="http://schemas.openxmlformats.org/drawingml/2006/picture">
+                  <pic:nvPicPr>
+                    <pic:cNvPr id="600736918" name=""/>
+                    <pic:cNvPicPr/>
+                  </pic:nvPicPr>
+                  <pic:blipFill>
+                    <a:blip r:embed="rId29"/>
+                    <a:stretch>
+                      <a:fillRect/>
+                    </a:stretch>
+                  </pic:blipFill>
+                  <pic:spPr>
+                    <a:xfrm>
+                      <a:off x="0" y="0"/>
+                      <a:ext cx="5731510" cy="3928745"/>
+                    </a:xfrm>
+                    <a:prstGeom prst="rect">
+                      <a:avLst/>
+                    </a:prstGeom>
+                  </pic:spPr>
+                </pic:pic>
+              </a:graphicData>
+            </a:graphic>
+          </wp:inline>
+        </w:drawing>
+      </w:r>
+    </w:p>
+    <w:p>
+      <w:pPr>
+        <w:rPr>
+          <w:color w:val="000000" w:themeColor="text1"/>
+          <w:sz w:val="24"/>
+          <w:szCs w:val="24"/>
+        </w:rPr>
+      </w:pPr>
+      <w:r>
+        <w:rPr>
+          <w:color w:val="000000" w:themeColor="text1"/>
+          <w:sz w:val="24"/>
+          <w:szCs w:val="24"/>
+        </w:rPr>
+        <w:lastRenderedPageBreak/>
+        <w:pict w14:anchorId="46AEF34B">
+          <v:rect id="_x0000_i1283" style="width:0;height:1.5pt" o:hralign="center" o:hrstd="t" o:hr="t" fillcolor="#a0a0a0" stroked="f"/>
+        </w:pict>
+      </w:r>
+    </w:p>
+    <w:p>
+      <w:pPr>
+        <w:rPr>
+          <w:b/>
+          <w:bCs/>
+          <w:color w:val="000000" w:themeColor="text1"/>
+          <w:sz w:val="24"/>
+          <w:szCs w:val="24"/>
+        </w:rPr>
+      </w:pPr>
+      <w:r>
+        <w:rPr>
+          <w:b/>
+          <w:bCs/>
+          <w:color w:val="000000" w:themeColor="text1"/>
+          <w:sz w:val="24"/>
+          <w:szCs w:val="24"/>
+        </w:rPr>
+        <w:t>Step 4: Check Versions</w:t>
+      </w:r>
+    </w:p>
+    <w:p>
+      <w:pPr>
+        <w:rPr>
+          <w:color w:val="000000" w:themeColor="text1"/>
+          <w:sz w:val="24"/>
+          <w:szCs w:val="24"/>
+        </w:rPr>
+      </w:pPr>
+      <w:r>
+        <w:rPr>
+          <w:color w:val="000000" w:themeColor="text1"/>
+          <w:sz w:val="24"/>
+          <w:szCs w:val="24"/>
+        </w:rPr>
+        <w:t xml:space="preserve">Click the </w:t>
+      </w:r>
+      <w:r>
+        <w:rPr>
+          <w:b/>
+          <w:bCs/>
+          <w:color w:val="000000" w:themeColor="text1"/>
+          <w:sz w:val="24"/>
+          <w:szCs w:val="24"/>
+        </w:rPr>
+        <w:t>Versions</w:t>
+      </w:r>
+      <w:r>
+        <w:rPr>
+          <w:color w:val="000000" w:themeColor="text1"/>
+          <w:sz w:val="24"/>
+          <w:szCs w:val="24"/>
+        </w:rPr>
+        <w:t xml:space="preserve"> tab.</w:t>
+      </w:r>
+    </w:p>
+    <w:p>
+      <w:pPr>
+        <w:rPr>
+          <w:color w:val="000000" w:themeColor="text1"/>
+          <w:sz w:val="24"/>
+          <w:szCs w:val="24"/>
+        </w:rPr>
+      </w:pPr>
+      <w:r>
+        <w:rPr>
+          <w:color w:val="000000" w:themeColor="text1"/>
+          <w:sz w:val="24"/>
+          <w:szCs w:val="24"/>
+        </w:rPr>
+        <w:t>You should see:</w:t>
+      </w:r>
+    </w:p>
+    <w:tbl>
+      <w:tblPr>
+        <w:tblW w:w="0" w:type="auto"/>
+        <w:tblCellSpacing w:w="15" w:type="dxa"/>
+        <w:tblCellMar>
+          <w:top w:w="15" w:type="dxa"/>
+          <w:left w:w="15" w:type="dxa"/>
+          <w:bottom w:w="15" w:type="dxa"/>
+          <w:right w:w="15" w:type="dxa"/>
+        </w:tblCellMar>
+        <w:tblLook w:val="04A0" w:firstRow="1" w:lastRow="0" w:firstColumn="1" w:lastColumn="0" w:noHBand="0" w:noVBand="1"/>
+      </w:tblPr>
+      <w:tblGrid>
+        <w:gridCol w:w="976"/>
+        <w:gridCol w:w="908"/>
+      </w:tblGrid>
+      <w:tr>
+        <w:trPr>
+          <w:tblHeader/>
+          <w:tblCellSpacing w:w="15" w:type="dxa"/>
+        </w:trPr>
+        <w:tc>
+          <w:tcPr>
+            <w:tcW w:w="0" w:type="auto"/>
+            <w:vAlign w:val="center"/>
+            <w:hideMark/>
+          </w:tcPr>
+          <w:p>
+            <w:pPr>
+              <w:rPr>
+                <w:b/>
+                <w:bCs/>
+                <w:color w:val="000000" w:themeColor="text1"/>
+                <w:sz w:val="24"/>
+                <w:szCs w:val="24"/>
+              </w:rPr>
+            </w:pPr>
+            <w:r>
+              <w:rPr>
+                <w:b/>
+                <w:bCs/>
+                <w:color w:val="000000" w:themeColor="text1"/>
+                <w:sz w:val="24"/>
+                <w:szCs w:val="24"/>
+              </w:rPr>
+              <w:t>Version</w:t>
+            </w:r>
+          </w:p>
+        </w:tc>
+        <w:tc>
+          <w:tcPr>
+            <w:tcW w:w="0" w:type="auto"/>
+            <w:vAlign w:val="center"/>
+            <w:hideMark/>
+          </w:tcPr>
+          <w:p>
+            <w:pPr>
+              <w:rPr>
+                <w:b/>
+                <w:bCs/>
+                <w:color w:val="000000" w:themeColor="text1"/>
+                <w:sz w:val="24"/>
+                <w:szCs w:val="24"/>
+              </w:rPr>
+            </w:pPr>
+            <w:r>
+              <w:rPr>
+                <w:b/>
+                <w:bCs/>
+                <w:color w:val="000000" w:themeColor="text1"/>
+                <w:sz w:val="24"/>
+                <w:szCs w:val="24"/>
+              </w:rPr>
+              <w:t>Status</w:t>
+            </w:r>
+          </w:p>
+        </w:tc>
+      </w:tr>
+      <w:tr>
+        <w:trPr>
+          <w:tblCellSpacing w:w="15" w:type="dxa"/>
+        </w:trPr>
+        <w:tc>
+          <w:tcPr>
+            <w:tcW w:w="0" w:type="auto"/>
+            <w:vAlign w:val="center"/>
+            <w:hideMark/>
+          </w:tcPr>
+          <w:p>
+            <w:pPr>
+              <w:rPr>
+                <w:color w:val="000000" w:themeColor="text1"/>
+                <w:sz w:val="24"/>
+                <w:szCs w:val="24"/>
+              </w:rPr>
+            </w:pPr>
+            <w:r>
+              <w:rPr>
+                <w:color w:val="000000" w:themeColor="text1"/>
+                <w:sz w:val="24"/>
+                <w:szCs w:val="24"/>
+              </w:rPr>
+              <w:t>Version 1</w:t>
+            </w:r>
+          </w:p>
+        </w:tc>
+        <w:tc>
+          <w:tcPr>
+            <w:tcW w:w="0" w:type="auto"/>
+            <w:vAlign w:val="center"/>
+            <w:hideMark/>
+          </w:tcPr>
+          <w:p>
+            <w:pPr>
+              <w:rPr>
+                <w:color w:val="000000" w:themeColor="text1"/>
+                <w:sz w:val="24"/>
+                <w:szCs w:val="24"/>
+              </w:rPr>
+            </w:pPr>
+            <w:r>
+              <w:rPr>
+                <w:color w:val="000000" w:themeColor="text1"/>
+                <w:sz w:val="24"/>
+                <w:szCs w:val="24"/>
+              </w:rPr>
+              <w:t>Previous</w:t>
+            </w:r>
+          </w:p>
+        </w:tc>
+      </w:tr>
+      <w:tr>
+        <w:trPr>
+          <w:tblCellSpacing w:w="15" w:type="dxa"/>
+        </w:trPr>
+        <w:tc>
+          <w:tcPr>
+            <w:tcW w:w="0" w:type="auto"/>
+            <w:vAlign w:val="center"/>
+            <w:hideMark/>
+          </w:tcPr>
+          <w:p>
+            <w:pPr>
+              <w:rPr>
+                <w:color w:val="000000" w:themeColor="text1"/>
+                <w:sz w:val="24"/>
+                <w:szCs w:val="24"/>
+              </w:rPr>
+            </w:pPr>
+            <w:r>
+              <w:rPr>
+                <w:color w:val="000000" w:themeColor="text1"/>
+                <w:sz w:val="24"/>
+                <w:szCs w:val="24"/>
+              </w:rPr>
+              <w:t>Version 2</w:t>
+            </w:r>
+          </w:p>
+        </w:tc>
+        <w:tc>
+          <w:tcPr>
+            <w:tcW w:w="0" w:type="auto"/>
+            <w:vAlign w:val="center"/>
+            <w:hideMark/>
+          </w:tcPr>
+          <w:p>
+            <w:pPr>
+              <w:rPr>
+                <w:color w:val="000000" w:themeColor="text1"/>
+                <w:sz w:val="24"/>
+                <w:szCs w:val="24"/>
+              </w:rPr>
+            </w:pPr>
+            <w:r>
+              <w:rPr>
+                <w:color w:val="000000" w:themeColor="text1"/>
+                <w:sz w:val="24"/>
+                <w:szCs w:val="24"/>
+              </w:rPr>
+              <w:t>Current</w:t>
+            </w:r>
+          </w:p>
+        </w:tc>
+      </w:tr>
+    </w:tbl>
+    <w:p>
+      <w:pPr>
+        <w:rPr>
+          <w:color w:val="000000" w:themeColor="text1"/>
+          <w:sz w:val="24"/>
+          <w:szCs w:val="24"/>
+        </w:rPr>
+      </w:pPr>
+      <w:r>
+        <w:rPr>
+          <w:color w:val="000000" w:themeColor="text1"/>
+          <w:sz w:val="24"/>
+          <w:szCs w:val="24"/>
+        </w:rPr>
+        <w:t xml:space="preserve">This shows Secrets Manager keeps </w:t>
+      </w:r>
+      <w:r>
+        <w:rPr>
+          <w:b/>
+          <w:bCs/>
+          <w:color w:val="000000" w:themeColor="text1"/>
+          <w:sz w:val="24"/>
+          <w:szCs w:val="24"/>
+        </w:rPr>
+        <w:t>version history</w:t>
+      </w:r>
+      <w:r>
+        <w:rPr>
+          <w:color w:val="000000" w:themeColor="text1"/>
+          <w:sz w:val="24"/>
+          <w:szCs w:val="24"/>
+        </w:rPr>
+        <w:t>.</w:t>
+      </w:r>
+    </w:p>
+    <w:p>
+      <w:pPr>
+        <w:rPr>
+          <w:color w:val="000000" w:themeColor="text1"/>
+          <w:sz w:val="24"/>
+          <w:szCs w:val="24"/>
+        </w:rPr>
+      </w:pPr>
+      <w:r>
+        <w:rPr>
+          <w:color w:val="000000" w:themeColor="text1"/>
+          <w:sz w:val="24"/>
+          <w:szCs w:val="24"/>
+        </w:rPr>
+        <w:drawing>
+          <wp:inline distT="0" distB="0" distL="0" distR="0" wp14:anchorId="5ACB185C" wp14:editId="21821A67">
+            <wp:extent cx="5731510" cy="3618230"/>
+            <wp:effectExtent l="0" t="0" r="2540" b="1270"/>
+            <wp:docPr id="1325194605" name="Picture 1"/>
+            <wp:cNvGraphicFramePr>
+              <a:graphicFrameLocks xmlns:a="http://schemas.openxmlformats.org/drawingml/2006/main" noChangeAspect="1"/>
+            </wp:cNvGraphicFramePr>
+            <a:graphic xmlns:a="http://schemas.openxmlformats.org/drawingml/2006/main">
+              <a:graphicData uri="http://schemas.openxmlformats.org/drawingml/2006/picture">
+                <pic:pic xmlns:pic="http://schemas.openxmlformats.org/drawingml/2006/picture">
+                  <pic:nvPicPr>
+                    <pic:cNvPr id="1325194605" name=""/>
+                    <pic:cNvPicPr/>
+                  </pic:nvPicPr>
+                  <pic:blipFill>
+                    <a:blip r:embed="rId30"/>
+                    <a:stretch>
+                      <a:fillRect/>
+                    </a:stretch>
+                  </pic:blipFill>
+                  <pic:spPr>
+                    <a:xfrm>
+                      <a:off x="0" y="0"/>
+                      <a:ext cx="5731510" cy="3618230"/>
+                    </a:xfrm>
+                    <a:prstGeom prst="rect">
+                      <a:avLst/>
+                    </a:prstGeom>
+                  </pic:spPr>
+                </pic:pic>
+              </a:graphicData>
+            </a:graphic>
+          </wp:inline>
+        </w:drawing>
+      </w:r>
+    </w:p>
+    <w:p>
+      <w:pPr>
+        <w:rPr>
+          <w:color w:val="000000" w:themeColor="text1"/>
+          <w:sz w:val="24"/>
+          <w:szCs w:val="24"/>
+        </w:rPr>
+      </w:pPr>
+      <w:r>
+        <w:rPr>
+          <w:color w:val="000000" w:themeColor="text1"/>
+          <w:sz w:val="24"/>
+          <w:szCs w:val="24"/>
+        </w:rPr>
+        <w:pict w14:anchorId="40B86547">
+          <v:rect id="_x0000_i1284" style="width:0;height:1.5pt" o:hralign="center" o:hrstd="t" o:hr="t" fillcolor="#a0a0a0" stroked="f"/>
+        </w:pict>
+      </w:r>
+    </w:p>
+    <w:p>
+      <w:pPr>
+        <w:rPr>
+          <w:b/>
+          <w:bCs/>
+          <w:color w:val="000000" w:themeColor="text1"/>
+          <w:sz w:val="24"/>
+          <w:szCs w:val="24"/>
+        </w:rPr>
+      </w:pPr>
+      <w:r>
+        <w:rPr>
+          <w:rFonts w:ascii="Segoe UI Emoji" w:hAnsi="Segoe UI Emoji" w:cs="Segoe UI Emoji"/>
+          <w:b/>
+          <w:bCs/>
+          <w:color w:val="000000" w:themeColor="text1"/>
+          <w:sz w:val="24"/>
+          <w:szCs w:val="24"/>
+        </w:rPr>
+        <w:t>✅</w:t>
+      </w:r>
+      <w:r>
+        <w:rPr>
+          <w:b/>
+          <w:bCs/>
+          <w:color w:val="000000" w:themeColor="text1"/>
+          <w:sz w:val="24"/>
+          <w:szCs w:val="24"/>
+        </w:rPr>
+        <w:t xml:space="preserve"> Lab Completed</w:t>
+      </w:r>
+    </w:p>
+    <w:p>
+      <w:pPr>
+        <w:rPr>
+          <w:color w:val="000000" w:themeColor="text1"/>
+          <w:sz w:val="24"/>
+          <w:szCs w:val="24"/>
+        </w:rPr>
+      </w:pPr>
+      <w:r>
+        <w:rPr>
+          <w:color w:val="000000" w:themeColor="text1"/>
+          <w:sz w:val="24"/>
+          <w:szCs w:val="24"/>
+        </w:rPr>
+        <w:t>You have now learned how to:</w:t>
+      </w:r>
+    </w:p>
+    <w:p>
+      <w:pPr>
+        <w:numPr>
+          <w:ilvl w:val="0"/>
+          <w:numId w:val="39"/>
+        </w:numPr>
+        <w:rPr>
+          <w:color w:val="000000" w:themeColor="text1"/>
+          <w:sz w:val="24"/>
+          <w:szCs w:val="24"/>
+        </w:rPr>
+      </w:pPr>
+      <w:r>
+        <w:rPr>
+          <w:rFonts w:ascii="Segoe UI Emoji" w:hAnsi="Segoe UI Emoji" w:cs="Segoe UI Emoji"/>
+          <w:color w:val="000000" w:themeColor="text1"/>
+          <w:sz w:val="24"/>
+          <w:szCs w:val="24"/>
+        </w:rPr>
+        <w:t>✅</w:t>
+      </w:r>
+      <w:r>
+        <w:rPr>
+          <w:color w:val="000000" w:themeColor="text1"/>
+          <w:sz w:val="24"/>
+          <w:szCs w:val="24"/>
+        </w:rPr>
+        <w:t xml:space="preserve"> Create a secret </w:t>
+      </w:r>
+    </w:p>
+    <w:p>
+      <w:pPr>
+        <w:numPr>
+          <w:ilvl w:val="0"/>
+          <w:numId w:val="39"/>
+        </w:numPr>
+        <w:rPr>
+          <w:color w:val="000000" w:themeColor="text1"/>
+          <w:sz w:val="24"/>
+          <w:szCs w:val="24"/>
+        </w:rPr>
+      </w:pPr>
+      <w:r>
+        <w:rPr>
+          <w:rFonts w:ascii="Segoe UI Emoji" w:hAnsi="Segoe UI Emoji" w:cs="Segoe UI Emoji"/>
+          <w:color w:val="000000" w:themeColor="text1"/>
+          <w:sz w:val="24"/>
+          <w:szCs w:val="24"/>
+        </w:rPr>
+        <w:t>✅</w:t>
+      </w:r>
+      <w:r>
+        <w:rPr>
+          <w:color w:val="000000" w:themeColor="text1"/>
+          <w:sz w:val="24"/>
+          <w:szCs w:val="24"/>
+        </w:rPr>
+        <w:t xml:space="preserve"> Store sensitive information </w:t>
+      </w:r>
+    </w:p>
+    <w:p>
+      <w:pPr>
+        <w:numPr>
+          <w:ilvl w:val="0"/>
+          <w:numId w:val="39"/>
+        </w:numPr>
+        <w:rPr>
+          <w:color w:val="000000" w:themeColor="text1"/>
+          <w:sz w:val="24"/>
+          <w:szCs w:val="24"/>
+        </w:rPr>
+      </w:pPr>
+      <w:r>
+        <w:rPr>
+          <w:rFonts w:ascii="Segoe UI Emoji" w:hAnsi="Segoe UI Emoji" w:cs="Segoe UI Emoji"/>
+          <w:color w:val="000000" w:themeColor="text1"/>
+          <w:sz w:val="24"/>
+          <w:szCs w:val="24"/>
+        </w:rPr>
+        <w:t>✅</w:t>
+      </w:r>
+      <w:r>
+        <w:rPr>
+          <w:color w:val="000000" w:themeColor="text1"/>
+          <w:sz w:val="24"/>
+          <w:szCs w:val="24"/>
+        </w:rPr>
+        <w:t xml:space="preserve"> Update a secret </w:t>
+      </w:r>
+    </w:p>
+    <w:p>
+      <w:pPr>
+        <w:numPr>
+          <w:ilvl w:val="0"/>
+          <w:numId w:val="39"/>
+        </w:numPr>
+        <w:rPr>
+          <w:color w:val="000000" w:themeColor="text1"/>
+          <w:sz w:val="24"/>
+          <w:szCs w:val="24"/>
+        </w:rPr>
+      </w:pPr>
+      <w:r>
+        <w:rPr>
+          <w:rFonts w:ascii="Segoe UI Emoji" w:hAnsi="Segoe UI Emoji" w:cs="Segoe UI Emoji"/>
+          <w:color w:val="000000" w:themeColor="text1"/>
+          <w:sz w:val="24"/>
+          <w:szCs w:val="24"/>
+        </w:rPr>
+        <w:t>✅</w:t>
+      </w:r>
+      <w:r>
+        <w:rPr>
+          <w:color w:val="000000" w:themeColor="text1"/>
+          <w:sz w:val="24"/>
+          <w:szCs w:val="24"/>
+        </w:rPr>
+        <w:t xml:space="preserve"> View secret versions </w:t>
+      </w:r>
+    </w:p>
+    <w:p>
+      <w:pPr>
+        <w:rPr>
+          <w:color w:val="000000" w:themeColor="text1"/>
+          <w:sz w:val="24"/>
+          <w:szCs w:val="24"/>
+        </w:rPr>
+      </w:pPr>
+      <w:r>
+        <w:rPr>
+          <w:color w:val="000000" w:themeColor="text1"/>
+          <w:sz w:val="24"/>
+          <w:szCs w:val="24"/>
+        </w:rPr>
+        <w:pict w14:anchorId="7D12373F">
+          <v:rect id="_x0000_i1285" style="width:0;height:1.5pt" o:hralign="center" o:hrstd="t" o:hr="t" fillcolor="#a0a0a0" stroked="f"/>
+        </w:pict>
+      </w:r>
+    </w:p>
+    <w:p>
+      <w:pPr>
+        <w:rPr>
+          <w:b/>
+          <w:bCs/>
+          <w:color w:val="000000" w:themeColor="text1"/>
+          <w:sz w:val="24"/>
+          <w:szCs w:val="24"/>
+        </w:rPr>
+      </w:pPr>
+      <w:r>
+        <w:rPr>
+          <w:rFonts w:ascii="Segoe UI Emoji" w:hAnsi="Segoe UI Emoji" w:cs="Segoe UI Emoji"/>
+          <w:b/>
+          <w:bCs/>
+          <w:color w:val="000000" w:themeColor="text1"/>
+          <w:sz w:val="24"/>
+          <w:szCs w:val="24"/>
+        </w:rPr>
+        <w:lastRenderedPageBreak/>
+        <w:t>💼</w:t>
+      </w:r>
+      <w:r>
+        <w:rPr>
+          <w:b/>
+          <w:bCs/>
+          <w:color w:val="000000" w:themeColor="text1"/>
+          <w:sz w:val="24"/>
+          <w:szCs w:val="24"/>
+        </w:rPr>
+        <w:t xml:space="preserve"> Real-World Example</w:t>
+      </w:r>
+    </w:p>
+    <w:p>
+      <w:pPr>
+        <w:rPr>
+          <w:color w:val="000000" w:themeColor="text1"/>
+          <w:sz w:val="24"/>
+          <w:szCs w:val="24"/>
+        </w:rPr>
+      </w:pPr>
+      <w:r>
+        <w:rPr>
+          <w:color w:val="000000" w:themeColor="text1"/>
+          <w:sz w:val="24"/>
+          <w:szCs w:val="24"/>
+        </w:rPr>
+        <w:t>Suppose your application connects to an Amazon RDS MySQL database.</w:t>
+      </w:r>
+    </w:p>
+    <w:p>
+      <w:pPr>
+        <w:rPr>
+          <w:color w:val="000000" w:themeColor="text1"/>
+          <w:sz w:val="24"/>
+          <w:szCs w:val="24"/>
+        </w:rPr>
+      </w:pPr>
+      <w:r>
+        <w:rPr>
+          <w:b/>
+          <w:bCs/>
+          <w:color w:val="000000" w:themeColor="text1"/>
+          <w:sz w:val="24"/>
+          <w:szCs w:val="24"/>
+        </w:rPr>
+        <w:t>Without Secrets Manager</w:t>
+      </w:r>
+    </w:p>
+    <w:p>
+      <w:pPr>
+        <w:rPr>
+          <w:color w:val="000000" w:themeColor="text1"/>
+          <w:sz w:val="24"/>
+          <w:szCs w:val="24"/>
+        </w:rPr>
+      </w:pPr>
+      <w:r>
+        <w:rPr>
+          <w:color w:val="000000" w:themeColor="text1"/>
+          <w:sz w:val="24"/>
+          <w:szCs w:val="24"/>
+        </w:rPr>
+        <w:t>Application</w:t>
+      </w:r>
+    </w:p>
+    <w:p>
+      <w:pPr>
+        <w:rPr>
+          <w:color w:val="000000" w:themeColor="text1"/>
+          <w:sz w:val="24"/>
+          <w:szCs w:val="24"/>
+        </w:rPr>
+      </w:pPr>
+      <w:r>
+        <w:rPr>
+          <w:color w:val="000000" w:themeColor="text1"/>
+          <w:sz w:val="24"/>
+          <w:szCs w:val="24"/>
+        </w:rPr>
+        <w:t xml:space="preserve">      │</w:t>
+      </w:r>
+    </w:p>
+    <w:p>
+      <w:pPr>
+        <w:rPr>
+          <w:color w:val="000000" w:themeColor="text1"/>
+          <w:sz w:val="24"/>
+          <w:szCs w:val="24"/>
+        </w:rPr>
+      </w:pPr>
+      <w:r>
+        <w:rPr>
+          <w:color w:val="000000" w:themeColor="text1"/>
+          <w:sz w:val="24"/>
+          <w:szCs w:val="24"/>
+        </w:rPr>
+        <w:t xml:space="preserve">      </w:t>
+      </w:r>
+      <w:r>
+        <w:rPr>
+          <w:rFonts w:ascii="Arial" w:hAnsi="Arial" w:cs="Arial"/>
+          <w:color w:val="000000" w:themeColor="text1"/>
+          <w:sz w:val="24"/>
+          <w:szCs w:val="24"/>
+        </w:rPr>
+        <w:t>▼</w:t>
+      </w:r>
+    </w:p>
+    <w:p>
+      <w:pPr>
+        <w:rPr>
+          <w:color w:val="000000" w:themeColor="text1"/>
+          <w:sz w:val="24"/>
+          <w:szCs w:val="24"/>
+        </w:rPr>
+      </w:pPr>
+      <w:r>
+        <w:rPr>
+          <w:color w:val="000000" w:themeColor="text1"/>
+          <w:sz w:val="24"/>
+          <w:szCs w:val="24"/>
+        </w:rPr>
+        <w:t xml:space="preserve">Password written inside the code </w:t>
+      </w:r>
+      <w:r>
+        <w:rPr>
+          <w:rFonts w:ascii="Segoe UI Emoji" w:hAnsi="Segoe UI Emoji" w:cs="Segoe UI Emoji"/>
+          <w:color w:val="000000" w:themeColor="text1"/>
+          <w:sz w:val="24"/>
+          <w:szCs w:val="24"/>
+        </w:rPr>
+        <w:t>❌</w:t>
+      </w:r>
+    </w:p>
+    <w:p>
+      <w:pPr>
+        <w:rPr>
+          <w:color w:val="000000" w:themeColor="text1"/>
+          <w:sz w:val="24"/>
+          <w:szCs w:val="24"/>
+        </w:rPr>
+      </w:pPr>
+      <w:r>
+        <w:rPr>
+          <w:color w:val="000000" w:themeColor="text1"/>
+          <w:sz w:val="24"/>
+          <w:szCs w:val="24"/>
+        </w:rPr>
+        <w:t>If the password changes, you must modify the code and redeploy.</w:t>
+      </w:r>
+    </w:p>
+    <w:p>
+      <w:pPr>
+        <w:rPr>
+          <w:color w:val="000000" w:themeColor="text1"/>
+          <w:sz w:val="24"/>
+          <w:szCs w:val="24"/>
+        </w:rPr>
+      </w:pPr>
+      <w:r>
+        <w:rPr>
+          <w:color w:val="000000" w:themeColor="text1"/>
+          <w:sz w:val="24"/>
+          <w:szCs w:val="24"/>
+        </w:rPr>
+        <w:pict w14:anchorId="3EDE5FA7">
+          <v:rect id="_x0000_i1286" style="width:0;height:1.5pt" o:hralign="center" o:hrstd="t" o:hr="t" fillcolor="#a0a0a0" stroked="f"/>
+        </w:pict>
+      </w:r>
+    </w:p>
+    <w:p>
+      <w:pPr>
+        <w:rPr>
+          <w:color w:val="000000" w:themeColor="text1"/>
+          <w:sz w:val="24"/>
+          <w:szCs w:val="24"/>
+        </w:rPr>
+      </w:pPr>
+      <w:r>
+        <w:rPr>
+          <w:b/>
+          <w:bCs/>
+          <w:color w:val="000000" w:themeColor="text1"/>
+          <w:sz w:val="24"/>
+          <w:szCs w:val="24"/>
+        </w:rPr>
+        <w:t>With Secrets Manager</w:t>
+      </w:r>
+    </w:p>
+    <w:p>
+      <w:pPr>
+        <w:rPr>
+          <w:color w:val="000000" w:themeColor="text1"/>
+          <w:sz w:val="24"/>
+          <w:szCs w:val="24"/>
+        </w:rPr>
+      </w:pPr>
+      <w:r>
+        <w:rPr>
+          <w:color w:val="000000" w:themeColor="text1"/>
+          <w:sz w:val="24"/>
+          <w:szCs w:val="24"/>
+        </w:rPr>
+        <w:t>Application</w:t>
+      </w:r>
+    </w:p>
+    <w:p>
+      <w:pPr>
+        <w:rPr>
+          <w:color w:val="000000" w:themeColor="text1"/>
+          <w:sz w:val="24"/>
+          <w:szCs w:val="24"/>
+        </w:rPr>
+      </w:pPr>
+      <w:r>
+        <w:rPr>
+          <w:color w:val="000000" w:themeColor="text1"/>
+          <w:sz w:val="24"/>
+          <w:szCs w:val="24"/>
+        </w:rPr>
+        <w:t xml:space="preserve">      │</w:t>
+      </w:r>
+    </w:p>
+    <w:p>
+      <w:pPr>
+        <w:rPr>
+          <w:color w:val="000000" w:themeColor="text1"/>
+          <w:sz w:val="24"/>
+          <w:szCs w:val="24"/>
+        </w:rPr>
+      </w:pPr>
+      <w:r>
+        <w:rPr>
+          <w:color w:val="000000" w:themeColor="text1"/>
+          <w:sz w:val="24"/>
+          <w:szCs w:val="24"/>
+        </w:rPr>
+        <w:t xml:space="preserve">      </w:t>
+      </w:r>
+      <w:r>
+        <w:rPr>
+          <w:rFonts w:ascii="Arial" w:hAnsi="Arial" w:cs="Arial"/>
+          <w:color w:val="000000" w:themeColor="text1"/>
+          <w:sz w:val="24"/>
+          <w:szCs w:val="24"/>
+        </w:rPr>
+        <w:t>▼</w:t>
+      </w:r>
+    </w:p>
+    <w:p>
+      <w:pPr>
+        <w:rPr>
+          <w:color w:val="000000" w:themeColor="text1"/>
+          <w:sz w:val="24"/>
+          <w:szCs w:val="24"/>
+        </w:rPr>
+      </w:pPr>
+      <w:r>
+        <w:rPr>
+          <w:color w:val="000000" w:themeColor="text1"/>
+          <w:sz w:val="24"/>
+          <w:szCs w:val="24"/>
+        </w:rPr>
+        <w:t>AWS Secrets Manager</w:t>
+      </w:r>
+    </w:p>
+    <w:p>
+      <w:pPr>
+        <w:rPr>
+          <w:color w:val="000000" w:themeColor="text1"/>
+          <w:sz w:val="24"/>
+          <w:szCs w:val="24"/>
+        </w:rPr>
+      </w:pPr>
+      <w:r>
+        <w:rPr>
+          <w:color w:val="000000" w:themeColor="text1"/>
+          <w:sz w:val="24"/>
+          <w:szCs w:val="24"/>
+        </w:rPr>
+        <w:t xml:space="preserve">      │</w:t>
+      </w:r>
+    </w:p>
+    <w:p>
+      <w:pPr>
+        <w:rPr>
+          <w:color w:val="000000" w:themeColor="text1"/>
+          <w:sz w:val="24"/>
+          <w:szCs w:val="24"/>
+        </w:rPr>
+      </w:pPr>
+      <w:r>
+        <w:rPr>
+          <w:color w:val="000000" w:themeColor="text1"/>
+          <w:sz w:val="24"/>
+          <w:szCs w:val="24"/>
+        </w:rPr>
+        <w:t xml:space="preserve">      </w:t>
+      </w:r>
+      <w:r>
+        <w:rPr>
+          <w:rFonts w:ascii="Arial" w:hAnsi="Arial" w:cs="Arial"/>
+          <w:color w:val="000000" w:themeColor="text1"/>
+          <w:sz w:val="24"/>
+          <w:szCs w:val="24"/>
+        </w:rPr>
+        <w:t>▼</w:t>
+      </w:r>
+    </w:p>
+    <w:p>
+      <w:pPr>
+        <w:rPr>
+          <w:color w:val="000000" w:themeColor="text1"/>
+          <w:sz w:val="24"/>
+          <w:szCs w:val="24"/>
+        </w:rPr>
+      </w:pPr>
+      <w:r>
+        <w:rPr>
+          <w:color w:val="000000" w:themeColor="text1"/>
+          <w:sz w:val="24"/>
+          <w:szCs w:val="24"/>
+        </w:rPr>
+        <w:t>Database Password</w:t>
+      </w:r>
+    </w:p>
+    <w:p>
+      <w:pPr>
+        <w:rPr>
+          <w:color w:val="000000" w:themeColor="text1"/>
+          <w:sz w:val="24"/>
+          <w:szCs w:val="24"/>
+        </w:rPr>
+      </w:pPr>
+      <w:r>
+        <w:rPr>
+          <w:color w:val="000000" w:themeColor="text1"/>
+          <w:sz w:val="24"/>
+          <w:szCs w:val="24"/>
+        </w:rPr>
+        <w:t>The application reads the password securely at runtime.</w:t>
+      </w:r>
     </w:p>
     <w:p>
       <w:pPr>
@@ -18932,6 +23135,119 @@
     </w:lvl>
   </w:abstractNum>
   <w:abstractNum w:abstractNumId="4" w15:restartNumberingAfterBreak="0">
+    <w:nsid w:val="0D5B012C"/>
+    <w:multiLevelType w:val="multilevel"/>
+    <w:tmpl w:val="28E062B8"/>
+    <w:lvl w:ilvl="0">
+      <w:start w:val="1"/>
+      <w:numFmt w:val="decimal"/>
+      <w:lvlText w:val="%1."/>
+      <w:lvlJc w:val="left"/>
+      <w:pPr>
+        <w:tabs>
+          <w:tab w:val="num" w:pos="720"/>
+        </w:tabs>
+        <w:ind w:left="720" w:hanging="360"/>
+      </w:pPr>
+    </w:lvl>
+    <w:lvl w:ilvl="1" w:tentative="1">
+      <w:start w:val="1"/>
+      <w:numFmt w:val="decimal"/>
+      <w:lvlText w:val="%2."/>
+      <w:lvlJc w:val="left"/>
+      <w:pPr>
+        <w:tabs>
+          <w:tab w:val="num" w:pos="1440"/>
+        </w:tabs>
+        <w:ind w:left="1440" w:hanging="360"/>
+      </w:pPr>
+    </w:lvl>
+    <w:lvl w:ilvl="2" w:tentative="1">
+      <w:start w:val="1"/>
+      <w:numFmt w:val="decimal"/>
+      <w:lvlText w:val="%3."/>
+      <w:lvlJc w:val="left"/>
+      <w:pPr>
+        <w:tabs>
+          <w:tab w:val="num" w:pos="2160"/>
+        </w:tabs>
+        <w:ind w:left="2160" w:hanging="360"/>
+      </w:pPr>
+    </w:lvl>
+    <w:lvl w:ilvl="3" w:tentative="1">
+      <w:start w:val="1"/>
+      <w:numFmt w:val="decimal"/>
+      <w:lvlText w:val="%4."/>
+      <w:lvlJc w:val="left"/>
+      <w:pPr>
+        <w:tabs>
+          <w:tab w:val="num" w:pos="2880"/>
+        </w:tabs>
+        <w:ind w:left="2880" w:hanging="360"/>
+      </w:pPr>
+    </w:lvl>
+    <w:lvl w:ilvl="4" w:tentative="1">
+      <w:start w:val="1"/>
+      <w:numFmt w:val="decimal"/>
+      <w:lvlText w:val="%5."/>
+      <w:lvlJc w:val="left"/>
+      <w:pPr>
+        <w:tabs>
+          <w:tab w:val="num" w:pos="3600"/>
+        </w:tabs>
+        <w:ind w:left="3600" w:hanging="360"/>
+      </w:pPr>
+    </w:lvl>
+    <w:lvl w:ilvl="5" w:tentative="1">
+      <w:start w:val="1"/>
+      <w:numFmt w:val="decimal"/>
+      <w:lvlText w:val="%6."/>
+      <w:lvlJc w:val="left"/>
+      <w:pPr>
+        <w:tabs>
+          <w:tab w:val="num" w:pos="4320"/>
+        </w:tabs>
+        <w:ind w:left="4320" w:hanging="360"/>
+      </w:pPr>
+    </w:lvl>
+    <w:lvl w:ilvl="6" w:tentative="1">
+      <w:start w:val="1"/>
+      <w:numFmt w:val="decimal"/>
+      <w:lvlText w:val="%7."/>
+      <w:lvlJc w:val="left"/>
+      <w:pPr>
+        <w:tabs>
+          <w:tab w:val="num" w:pos="5040"/>
+        </w:tabs>
+        <w:ind w:left="5040" w:hanging="360"/>
+      </w:pPr>
+    </w:lvl>
+    <w:lvl w:ilvl="7" w:tentative="1">
+      <w:start w:val="1"/>
+      <w:numFmt w:val="decimal"/>
+      <w:lvlText w:val="%8."/>
+      <w:lvlJc w:val="left"/>
+      <w:pPr>
+        <w:tabs>
+          <w:tab w:val="num" w:pos="5760"/>
+        </w:tabs>
+        <w:ind w:left="5760" w:hanging="360"/>
+      </w:pPr>
+    </w:lvl>
+    <w:lvl w:ilvl="8" w:tentative="1">
+      <w:start w:val="1"/>
+      <w:numFmt w:val="decimal"/>
+      <w:lvlText w:val="%9."/>
+      <w:lvlJc w:val="left"/>
+      <w:pPr>
+        <w:tabs>
+          <w:tab w:val="num" w:pos="6480"/>
+        </w:tabs>
+        <w:ind w:left="6480" w:hanging="360"/>
+      </w:pPr>
+    </w:lvl>
+  </w:abstractNum>
+  <w:abstractNum w:abstractNumId="5" w15:restartNumberingAfterBreak="0">
     <w:nsid w:val="14901A6E"/>
     <w:multiLevelType w:val="multilevel"/>
     <w:tmpl w:val="4B9060D0"/>
@@ -19080,7 +23396,7 @@
       </w:rPr>
     </w:lvl>
   </w:abstractNum>
-  <w:abstractNum w:abstractNumId="5" w15:restartNumberingAfterBreak="0">
+  <w:abstractNum w:abstractNumId="6" w15:restartNumberingAfterBreak="0">
     <w:nsid w:val="1ACA66C8"/>
     <w:multiLevelType w:val="multilevel"/>
     <w:tmpl w:val="8856D5F0"/>
@@ -19229,7 +23545,7 @@
       </w:rPr>
     </w:lvl>
   </w:abstractNum>
-  <w:abstractNum w:abstractNumId="6" w15:restartNumberingAfterBreak="0">
+  <w:abstractNum w:abstractNumId="7" w15:restartNumberingAfterBreak="0">
     <w:nsid w:val="1C2977AB"/>
     <w:multiLevelType w:val="multilevel"/>
     <w:tmpl w:val="5D9CAACA"/>
@@ -19378,7 +23694,7 @@
       </w:rPr>
     </w:lvl>
   </w:abstractNum>
-  <w:abstractNum w:abstractNumId="7" w15:restartNumberingAfterBreak="0">
+  <w:abstractNum w:abstractNumId="8" w15:restartNumberingAfterBreak="0">
     <w:nsid w:val="1FCC0567"/>
     <w:multiLevelType w:val="multilevel"/>
     <w:tmpl w:val="F30A9046"/>
@@ -19527,7 +23843,7 @@
       </w:rPr>
     </w:lvl>
   </w:abstractNum>
-  <w:abstractNum w:abstractNumId="8" w15:restartNumberingAfterBreak="0">
+  <w:abstractNum w:abstractNumId="9" w15:restartNumberingAfterBreak="0">
     <w:nsid w:val="27105846"/>
     <w:multiLevelType w:val="multilevel"/>
     <w:tmpl w:val="8392EBCC"/>
@@ -19676,7 +23992,7 @@
       </w:rPr>
     </w:lvl>
   </w:abstractNum>
-  <w:abstractNum w:abstractNumId="9" w15:restartNumberingAfterBreak="0">
+  <w:abstractNum w:abstractNumId="10" w15:restartNumberingAfterBreak="0">
     <w:nsid w:val="28DD6AD6"/>
     <w:multiLevelType w:val="multilevel"/>
     <w:tmpl w:val="AEE88B3A"/>
@@ -19789,7 +24105,7 @@
       </w:pPr>
     </w:lvl>
   </w:abstractNum>
-  <w:abstractNum w:abstractNumId="10" w15:restartNumberingAfterBreak="0">
+  <w:abstractNum w:abstractNumId="11" w15:restartNumberingAfterBreak="0">
     <w:nsid w:val="294A331B"/>
     <w:multiLevelType w:val="multilevel"/>
     <w:tmpl w:val="BDC8137E"/>
@@ -19938,7 +24254,156 @@
       </w:rPr>
     </w:lvl>
   </w:abstractNum>
-  <w:abstractNum w:abstractNumId="11" w15:restartNumberingAfterBreak="0">
+  <w:abstractNum w:abstractNumId="12" w15:restartNumberingAfterBreak="0">
+    <w:nsid w:val="29B41BD7"/>
+    <w:multiLevelType w:val="multilevel"/>
+    <w:tmpl w:val="8390D0AA"/>
+    <w:lvl w:ilvl="0">
+      <w:start w:val="1"/>
+      <w:numFmt w:val="bullet"/>
+      <w:lvlText w:val=""/>
+      <w:lvlJc w:val="left"/>
+      <w:pPr>
+        <w:tabs>
+          <w:tab w:val="num" w:pos="720"/>
+        </w:tabs>
+        <w:ind w:left="720" w:hanging="360"/>
+      </w:pPr>
+      <w:rPr>
+        <w:rFonts w:ascii="Symbol" w:hAnsi="Symbol" w:hint="default"/>
+        <w:sz w:val="20"/>
+      </w:rPr>
+    </w:lvl>
+    <w:lvl w:ilvl="1" w:tentative="1">
+      <w:start w:val="1"/>
+      <w:numFmt w:val="bullet"/>
+      <w:lvlText w:val="o"/>
+      <w:lvlJc w:val="left"/>
+      <w:pPr>
+        <w:tabs>
+          <w:tab w:val="num" w:pos="1440"/>
+        </w:tabs>
+        <w:ind w:left="1440" w:hanging="360"/>
+      </w:pPr>
+      <w:rPr>
+        <w:rFonts w:ascii="Courier New" w:hAnsi="Courier New" w:hint="default"/>
+        <w:sz w:val="20"/>
+      </w:rPr>
+    </w:lvl>
+    <w:lvl w:ilvl="2" w:tentative="1">
+      <w:start w:val="1"/>
+      <w:numFmt w:val="bullet"/>
+      <w:lvlText w:val=""/>
+      <w:lvlJc w:val="left"/>
+      <w:pPr>
+        <w:tabs>
+          <w:tab w:val="num" w:pos="2160"/>
+        </w:tabs>
+        <w:ind w:left="2160" w:hanging="360"/>
+      </w:pPr>
+      <w:rPr>
+        <w:rFonts w:ascii="Wingdings" w:hAnsi="Wingdings" w:hint="default"/>
+        <w:sz w:val="20"/>
+      </w:rPr>
+    </w:lvl>
+    <w:lvl w:ilvl="3" w:tentative="1">
+      <w:start w:val="1"/>
+      <w:numFmt w:val="bullet"/>
+      <w:lvlText w:val=""/>
+      <w:lvlJc w:val="left"/>
+      <w:pPr>
+        <w:tabs>
+          <w:tab w:val="num" w:pos="2880"/>
+        </w:tabs>
+        <w:ind w:left="2880" w:hanging="360"/>
+      </w:pPr>
+      <w:rPr>
+        <w:rFonts w:ascii="Wingdings" w:hAnsi="Wingdings" w:hint="default"/>
+        <w:sz w:val="20"/>
+      </w:rPr>
+    </w:lvl>
+    <w:lvl w:ilvl="4" w:tentative="1">
+      <w:start w:val="1"/>
+      <w:numFmt w:val="bullet"/>
+      <w:lvlText w:val=""/>
+      <w:lvlJc w:val="left"/>
+      <w:pPr>
+        <w:tabs>
+          <w:tab w:val="num" w:pos="3600"/>
+        </w:tabs>
+        <w:ind w:left="3600" w:hanging="360"/>
+      </w:pPr>
+      <w:rPr>
+        <w:rFonts w:ascii="Wingdings" w:hAnsi="Wingdings" w:hint="default"/>
+        <w:sz w:val="20"/>
+      </w:rPr>
+    </w:lvl>
+    <w:lvl w:ilvl="5" w:tentative="1">
+      <w:start w:val="1"/>
+      <w:numFmt w:val="bullet"/>
+      <w:lvlText w:val=""/>
+      <w:lvlJc w:val="left"/>
+      <w:pPr>
+        <w:tabs>
+          <w:tab w:val="num" w:pos="4320"/>
+        </w:tabs>
+        <w:ind w:left="4320" w:hanging="360"/>
+      </w:pPr>
+      <w:rPr>
+        <w:rFonts w:ascii="Wingdings" w:hAnsi="Wingdings" w:hint="default"/>
+        <w:sz w:val="20"/>
+      </w:rPr>
+    </w:lvl>
+    <w:lvl w:ilvl="6" w:tentative="1">
+      <w:start w:val="1"/>
+      <w:numFmt w:val="bullet"/>
+      <w:lvlText w:val=""/>
+      <w:lvlJc w:val="left"/>
+      <w:pPr>
+        <w:tabs>
+          <w:tab w:val="num" w:pos="5040"/>
+        </w:tabs>
+        <w:ind w:left="5040" w:hanging="360"/>
+      </w:pPr>
+      <w:rPr>
+        <w:rFonts w:ascii="Wingdings" w:hAnsi="Wingdings" w:hint="default"/>
+        <w:sz w:val="20"/>
+      </w:rPr>
+    </w:lvl>
+    <w:lvl w:ilvl="7" w:tentative="1">
+      <w:start w:val="1"/>
+      <w:numFmt w:val="bullet"/>
+      <w:lvlText w:val=""/>
+      <w:lvlJc w:val="left"/>
+      <w:pPr>
+        <w:tabs>
+          <w:tab w:val="num" w:pos="5760"/>
+        </w:tabs>
+        <w:ind w:left="5760" w:hanging="360"/>
+      </w:pPr>
+      <w:rPr>
+        <w:rFonts w:ascii="Wingdings" w:hAnsi="Wingdings" w:hint="default"/>
+        <w:sz w:val="20"/>
+      </w:rPr>
+    </w:lvl>
+    <w:lvl w:ilvl="8" w:tentative="1">
+      <w:start w:val="1"/>
+      <w:numFmt w:val="bullet"/>
+      <w:lvlText w:val=""/>
+      <w:lvlJc w:val="left"/>
+      <w:pPr>
+        <w:tabs>
+          <w:tab w:val="num" w:pos="6480"/>
+        </w:tabs>
+        <w:ind w:left="6480" w:hanging="360"/>
+      </w:pPr>
+      <w:rPr>
+        <w:rFonts w:ascii="Wingdings" w:hAnsi="Wingdings" w:hint="default"/>
+        <w:sz w:val="20"/>
+      </w:rPr>
+    </w:lvl>
+  </w:abstractNum>
+  <w:abstractNum w:abstractNumId="13" w15:restartNumberingAfterBreak="0">
     <w:nsid w:val="2C2F3F55"/>
     <w:multiLevelType w:val="multilevel"/>
     <w:tmpl w:val="DB665F9A"/>
@@ -20087,7 +24552,7 @@
       </w:rPr>
     </w:lvl>
   </w:abstractNum>
-  <w:abstractNum w:abstractNumId="12" w15:restartNumberingAfterBreak="0">
+  <w:abstractNum w:abstractNumId="14" w15:restartNumberingAfterBreak="0">
     <w:nsid w:val="359A21AD"/>
     <w:multiLevelType w:val="multilevel"/>
     <w:tmpl w:val="55366E9C"/>
@@ -20236,7 +24701,7 @@
       </w:rPr>
     </w:lvl>
   </w:abstractNum>
-  <w:abstractNum w:abstractNumId="13" w15:restartNumberingAfterBreak="0">
+  <w:abstractNum w:abstractNumId="15" w15:restartNumberingAfterBreak="0">
     <w:nsid w:val="373D58C0"/>
     <w:multiLevelType w:val="multilevel"/>
     <w:tmpl w:val="19D20B46"/>
@@ -20385,7 +24850,7 @@
       </w:rPr>
     </w:lvl>
   </w:abstractNum>
-  <w:abstractNum w:abstractNumId="14" w15:restartNumberingAfterBreak="0">
+  <w:abstractNum w:abstractNumId="16" w15:restartNumberingAfterBreak="0">
     <w:nsid w:val="3DCB67D2"/>
     <w:multiLevelType w:val="multilevel"/>
     <w:tmpl w:val="70002C96"/>
@@ -20534,7 +24999,7 @@
       </w:rPr>
     </w:lvl>
   </w:abstractNum>
-  <w:abstractNum w:abstractNumId="15" w15:restartNumberingAfterBreak="0">
+  <w:abstractNum w:abstractNumId="17" w15:restartNumberingAfterBreak="0">
     <w:nsid w:val="3F2E1550"/>
     <w:multiLevelType w:val="multilevel"/>
     <w:tmpl w:val="B3EAC376"/>
@@ -20683,7 +25148,156 @@
       </w:rPr>
     </w:lvl>
   </w:abstractNum>
-  <w:abstractNum w:abstractNumId="16" w15:restartNumberingAfterBreak="0">
+  <w:abstractNum w:abstractNumId="18" w15:restartNumberingAfterBreak="0">
+    <w:nsid w:val="3FB5549E"/>
+    <w:multiLevelType w:val="multilevel"/>
+    <w:tmpl w:val="F6C6933E"/>
+    <w:lvl w:ilvl="0">
+      <w:start w:val="1"/>
+      <w:numFmt w:val="bullet"/>
+      <w:lvlText w:val=""/>
+      <w:lvlJc w:val="left"/>
+      <w:pPr>
+        <w:tabs>
+          <w:tab w:val="num" w:pos="720"/>
+        </w:tabs>
+        <w:ind w:left="720" w:hanging="360"/>
+      </w:pPr>
+      <w:rPr>
+        <w:rFonts w:ascii="Symbol" w:hAnsi="Symbol" w:hint="default"/>
+        <w:sz w:val="20"/>
+      </w:rPr>
+    </w:lvl>
+    <w:lvl w:ilvl="1" w:tentative="1">
+      <w:start w:val="1"/>
+      <w:numFmt w:val="bullet"/>
+      <w:lvlText w:val="o"/>
+      <w:lvlJc w:val="left"/>
+      <w:pPr>
+        <w:tabs>
+          <w:tab w:val="num" w:pos="1440"/>
+        </w:tabs>
+        <w:ind w:left="1440" w:hanging="360"/>
+      </w:pPr>
+      <w:rPr>
+        <w:rFonts w:ascii="Courier New" w:hAnsi="Courier New" w:hint="default"/>
+        <w:sz w:val="20"/>
+      </w:rPr>
+    </w:lvl>
+    <w:lvl w:ilvl="2" w:tentative="1">
+      <w:start w:val="1"/>
+      <w:numFmt w:val="bullet"/>
+      <w:lvlText w:val=""/>
+      <w:lvlJc w:val="left"/>
+      <w:pPr>
+        <w:tabs>
+          <w:tab w:val="num" w:pos="2160"/>
+        </w:tabs>
+        <w:ind w:left="2160" w:hanging="360"/>
+      </w:pPr>
+      <w:rPr>
+        <w:rFonts w:ascii="Wingdings" w:hAnsi="Wingdings" w:hint="default"/>
+        <w:sz w:val="20"/>
+      </w:rPr>
+    </w:lvl>
+    <w:lvl w:ilvl="3" w:tentative="1">
+      <w:start w:val="1"/>
+      <w:numFmt w:val="bullet"/>
+      <w:lvlText w:val=""/>
+      <w:lvlJc w:val="left"/>
+      <w:pPr>
+        <w:tabs>
+          <w:tab w:val="num" w:pos="2880"/>
+        </w:tabs>
+        <w:ind w:left="2880" w:hanging="360"/>
+      </w:pPr>
+      <w:rPr>
+        <w:rFonts w:ascii="Wingdings" w:hAnsi="Wingdings" w:hint="default"/>
+        <w:sz w:val="20"/>
+      </w:rPr>
+    </w:lvl>
+    <w:lvl w:ilvl="4" w:tentative="1">
+      <w:start w:val="1"/>
+      <w:numFmt w:val="bullet"/>
+      <w:lvlText w:val=""/>
+      <w:lvlJc w:val="left"/>
+      <w:pPr>
+        <w:tabs>
+          <w:tab w:val="num" w:pos="3600"/>
+        </w:tabs>
+        <w:ind w:left="3600" w:hanging="360"/>
+      </w:pPr>
+      <w:rPr>
+        <w:rFonts w:ascii="Wingdings" w:hAnsi="Wingdings" w:hint="default"/>
+        <w:sz w:val="20"/>
+      </w:rPr>
+    </w:lvl>
+    <w:lvl w:ilvl="5" w:tentative="1">
+      <w:start w:val="1"/>
+      <w:numFmt w:val="bullet"/>
+      <w:lvlText w:val=""/>
+      <w:lvlJc w:val="left"/>
+      <w:pPr>
+        <w:tabs>
+          <w:tab w:val="num" w:pos="4320"/>
+        </w:tabs>
+        <w:ind w:left="4320" w:hanging="360"/>
+      </w:pPr>
+      <w:rPr>
+        <w:rFonts w:ascii="Wingdings" w:hAnsi="Wingdings" w:hint="default"/>
+        <w:sz w:val="20"/>
+      </w:rPr>
+    </w:lvl>
+    <w:lvl w:ilvl="6" w:tentative="1">
+      <w:start w:val="1"/>
+      <w:numFmt w:val="bullet"/>
+      <w:lvlText w:val=""/>
+      <w:lvlJc w:val="left"/>
+      <w:pPr>
+        <w:tabs>
+          <w:tab w:val="num" w:pos="5040"/>
+        </w:tabs>
+        <w:ind w:left="5040" w:hanging="360"/>
+      </w:pPr>
+      <w:rPr>
+        <w:rFonts w:ascii="Wingdings" w:hAnsi="Wingdings" w:hint="default"/>
+        <w:sz w:val="20"/>
+      </w:rPr>
+    </w:lvl>
+    <w:lvl w:ilvl="7" w:tentative="1">
+      <w:start w:val="1"/>
+      <w:numFmt w:val="bullet"/>
+      <w:lvlText w:val=""/>
+      <w:lvlJc w:val="left"/>
+      <w:pPr>
+        <w:tabs>
+          <w:tab w:val="num" w:pos="5760"/>
+        </w:tabs>
+        <w:ind w:left="5760" w:hanging="360"/>
+      </w:pPr>
+      <w:rPr>
+        <w:rFonts w:ascii="Wingdings" w:hAnsi="Wingdings" w:hint="default"/>
+        <w:sz w:val="20"/>
+      </w:rPr>
+    </w:lvl>
+    <w:lvl w:ilvl="8" w:tentative="1">
+      <w:start w:val="1"/>
+      <w:numFmt w:val="bullet"/>
+      <w:lvlText w:val=""/>
+      <w:lvlJc w:val="left"/>
+      <w:pPr>
+        <w:tabs>
+          <w:tab w:val="num" w:pos="6480"/>
+        </w:tabs>
+        <w:ind w:left="6480" w:hanging="360"/>
+      </w:pPr>
+      <w:rPr>
+        <w:rFonts w:ascii="Wingdings" w:hAnsi="Wingdings" w:hint="default"/>
+        <w:sz w:val="20"/>
+      </w:rPr>
+    </w:lvl>
+  </w:abstractNum>
+  <w:abstractNum w:abstractNumId="19" w15:restartNumberingAfterBreak="0">
     <w:nsid w:val="3FC63F18"/>
     <w:multiLevelType w:val="multilevel"/>
     <w:tmpl w:val="69EAAF3A"/>
@@ -20832,7 +25446,7 @@
       </w:rPr>
     </w:lvl>
   </w:abstractNum>
-  <w:abstractNum w:abstractNumId="17" w15:restartNumberingAfterBreak="0">
+  <w:abstractNum w:abstractNumId="20" w15:restartNumberingAfterBreak="0">
     <w:nsid w:val="4303140A"/>
     <w:multiLevelType w:val="multilevel"/>
     <w:tmpl w:val="FFFC017C"/>
@@ -20981,7 +25595,7 @@
       </w:rPr>
     </w:lvl>
   </w:abstractNum>
-  <w:abstractNum w:abstractNumId="18" w15:restartNumberingAfterBreak="0">
+  <w:abstractNum w:abstractNumId="21" w15:restartNumberingAfterBreak="0">
     <w:nsid w:val="4726451D"/>
     <w:multiLevelType w:val="multilevel"/>
     <w:tmpl w:val="6D5E39CC"/>
@@ -21130,7 +25744,7 @@
       </w:rPr>
     </w:lvl>
   </w:abstractNum>
-  <w:abstractNum w:abstractNumId="19" w15:restartNumberingAfterBreak="0">
+  <w:abstractNum w:abstractNumId="22" w15:restartNumberingAfterBreak="0">
     <w:nsid w:val="48B1616A"/>
     <w:multiLevelType w:val="multilevel"/>
     <w:tmpl w:val="EAE858F8"/>
@@ -21279,7 +25893,7 @@
       </w:rPr>
     </w:lvl>
   </w:abstractNum>
-  <w:abstractNum w:abstractNumId="20" w15:restartNumberingAfterBreak="0">
+  <w:abstractNum w:abstractNumId="23" w15:restartNumberingAfterBreak="0">
     <w:nsid w:val="49B911EB"/>
     <w:multiLevelType w:val="multilevel"/>
     <w:tmpl w:val="4FAC048C"/>
@@ -21428,7 +26042,156 @@
       </w:rPr>
     </w:lvl>
   </w:abstractNum>
-  <w:abstractNum w:abstractNumId="21" w15:restartNumberingAfterBreak="0">
+  <w:abstractNum w:abstractNumId="24" w15:restartNumberingAfterBreak="0">
+    <w:nsid w:val="6178737E"/>
+    <w:multiLevelType w:val="multilevel"/>
+    <w:tmpl w:val="E2C05ACA"/>
+    <w:lvl w:ilvl="0">
+      <w:start w:val="1"/>
+      <w:numFmt w:val="bullet"/>
+      <w:lvlText w:val=""/>
+      <w:lvlJc w:val="left"/>
+      <w:pPr>
+        <w:tabs>
+          <w:tab w:val="num" w:pos="720"/>
+        </w:tabs>
+        <w:ind w:left="720" w:hanging="360"/>
+      </w:pPr>
+      <w:rPr>
+        <w:rFonts w:ascii="Symbol" w:hAnsi="Symbol" w:hint="default"/>
+        <w:sz w:val="20"/>
+      </w:rPr>
+    </w:lvl>
+    <w:lvl w:ilvl="1" w:tentative="1">
+      <w:start w:val="1"/>
+      <w:numFmt w:val="bullet"/>
+      <w:lvlText w:val="o"/>
+      <w:lvlJc w:val="left"/>
+      <w:pPr>
+        <w:tabs>
+          <w:tab w:val="num" w:pos="1440"/>
+        </w:tabs>
+        <w:ind w:left="1440" w:hanging="360"/>
+      </w:pPr>
+      <w:rPr>
+        <w:rFonts w:ascii="Courier New" w:hAnsi="Courier New" w:hint="default"/>
+        <w:sz w:val="20"/>
+      </w:rPr>
+    </w:lvl>
+    <w:lvl w:ilvl="2" w:tentative="1">
+      <w:start w:val="1"/>
+      <w:numFmt w:val="bullet"/>
+      <w:lvlText w:val=""/>
+      <w:lvlJc w:val="left"/>
+      <w:pPr>
+        <w:tabs>
+          <w:tab w:val="num" w:pos="2160"/>
+        </w:tabs>
+        <w:ind w:left="2160" w:hanging="360"/>
+      </w:pPr>
+      <w:rPr>
+        <w:rFonts w:ascii="Wingdings" w:hAnsi="Wingdings" w:hint="default"/>
+        <w:sz w:val="20"/>
+      </w:rPr>
+    </w:lvl>
+    <w:lvl w:ilvl="3" w:tentative="1">
+      <w:start w:val="1"/>
+      <w:numFmt w:val="bullet"/>
+      <w:lvlText w:val=""/>
+      <w:lvlJc w:val="left"/>
+      <w:pPr>
+        <w:tabs>
+          <w:tab w:val="num" w:pos="2880"/>
+        </w:tabs>
+        <w:ind w:left="2880" w:hanging="360"/>
+      </w:pPr>
+      <w:rPr>
+        <w:rFonts w:ascii="Wingdings" w:hAnsi="Wingdings" w:hint="default"/>
+        <w:sz w:val="20"/>
+      </w:rPr>
+    </w:lvl>
+    <w:lvl w:ilvl="4" w:tentative="1">
+      <w:start w:val="1"/>
+      <w:numFmt w:val="bullet"/>
+      <w:lvlText w:val=""/>
+      <w:lvlJc w:val="left"/>
+      <w:pPr>
+        <w:tabs>
+          <w:tab w:val="num" w:pos="3600"/>
+        </w:tabs>
+        <w:ind w:left="3600" w:hanging="360"/>
+      </w:pPr>
+      <w:rPr>
+        <w:rFonts w:ascii="Wingdings" w:hAnsi="Wingdings" w:hint="default"/>
+        <w:sz w:val="20"/>
+      </w:rPr>
+    </w:lvl>
+    <w:lvl w:ilvl="5" w:tentative="1">
+      <w:start w:val="1"/>
+      <w:numFmt w:val="bullet"/>
+      <w:lvlText w:val=""/>
+      <w:lvlJc w:val="left"/>
+      <w:pPr>
+        <w:tabs>
+          <w:tab w:val="num" w:pos="4320"/>
+        </w:tabs>
+        <w:ind w:left="4320" w:hanging="360"/>
+      </w:pPr>
+      <w:rPr>
+        <w:rFonts w:ascii="Wingdings" w:hAnsi="Wingdings" w:hint="default"/>
+        <w:sz w:val="20"/>
+      </w:rPr>
+    </w:lvl>
+    <w:lvl w:ilvl="6" w:tentative="1">
+      <w:start w:val="1"/>
+      <w:numFmt w:val="bullet"/>
+      <w:lvlText w:val=""/>
+      <w:lvlJc w:val="left"/>
+      <w:pPr>
+        <w:tabs>
+          <w:tab w:val="num" w:pos="5040"/>
+        </w:tabs>
+        <w:ind w:left="5040" w:hanging="360"/>
+      </w:pPr>
+      <w:rPr>
+        <w:rFonts w:ascii="Wingdings" w:hAnsi="Wingdings" w:hint="default"/>
+        <w:sz w:val="20"/>
+      </w:rPr>
+    </w:lvl>
+    <w:lvl w:ilvl="7" w:tentative="1">
+      <w:start w:val="1"/>
+      <w:numFmt w:val="bullet"/>
+      <w:lvlText w:val=""/>
+      <w:lvlJc w:val="left"/>
+      <w:pPr>
+        <w:tabs>
+          <w:tab w:val="num" w:pos="5760"/>
+        </w:tabs>
+        <w:ind w:left="5760" w:hanging="360"/>
+      </w:pPr>
+      <w:rPr>
+        <w:rFonts w:ascii="Wingdings" w:hAnsi="Wingdings" w:hint="default"/>
+        <w:sz w:val="20"/>
+      </w:rPr>
+    </w:lvl>
+    <w:lvl w:ilvl="8" w:tentative="1">
+      <w:start w:val="1"/>
+      <w:numFmt w:val="bullet"/>
+      <w:lvlText w:val=""/>
+      <w:lvlJc w:val="left"/>
+      <w:pPr>
+        <w:tabs>
+          <w:tab w:val="num" w:pos="6480"/>
+        </w:tabs>
+        <w:ind w:left="6480" w:hanging="360"/>
+      </w:pPr>
+      <w:rPr>
+        <w:rFonts w:ascii="Wingdings" w:hAnsi="Wingdings" w:hint="default"/>
+        <w:sz w:val="20"/>
+      </w:rPr>
+    </w:lvl>
+  </w:abstractNum>
+  <w:abstractNum w:abstractNumId="25" w15:restartNumberingAfterBreak="0">
     <w:nsid w:val="687A68FA"/>
     <w:multiLevelType w:val="multilevel"/>
     <w:tmpl w:val="0E68309A"/>
@@ -21577,7 +26340,7 @@
       </w:rPr>
     </w:lvl>
   </w:abstractNum>
-  <w:abstractNum w:abstractNumId="22" w15:restartNumberingAfterBreak="0">
+  <w:abstractNum w:abstractNumId="26" w15:restartNumberingAfterBreak="0">
     <w:nsid w:val="6D454EAF"/>
     <w:multiLevelType w:val="multilevel"/>
     <w:tmpl w:val="A3569884"/>
@@ -21726,7 +26489,7 @@
       </w:rPr>
     </w:lvl>
   </w:abstractNum>
-  <w:abstractNum w:abstractNumId="23" w15:restartNumberingAfterBreak="0">
+  <w:abstractNum w:abstractNumId="27" w15:restartNumberingAfterBreak="0">
     <w:nsid w:val="706A70D3"/>
     <w:multiLevelType w:val="multilevel"/>
     <w:tmpl w:val="2F66D788"/>
@@ -21875,7 +26638,7 @@
       </w:rPr>
     </w:lvl>
   </w:abstractNum>
-  <w:abstractNum w:abstractNumId="24" w15:restartNumberingAfterBreak="0">
+  <w:abstractNum w:abstractNumId="28" w15:restartNumberingAfterBreak="0">
     <w:nsid w:val="706E05DF"/>
     <w:multiLevelType w:val="multilevel"/>
     <w:tmpl w:val="B542138A"/>
@@ -22024,7 +26787,7 @@
       </w:rPr>
     </w:lvl>
   </w:abstractNum>
-  <w:abstractNum w:abstractNumId="25" w15:restartNumberingAfterBreak="0">
+  <w:abstractNum w:abstractNumId="29" w15:restartNumberingAfterBreak="0">
     <w:nsid w:val="70A360E3"/>
     <w:multiLevelType w:val="multilevel"/>
     <w:tmpl w:val="68ECB0A8"/>
@@ -22173,7 +26936,7 @@
       </w:rPr>
     </w:lvl>
   </w:abstractNum>
-  <w:abstractNum w:abstractNumId="26" w15:restartNumberingAfterBreak="0">
+  <w:abstractNum w:abstractNumId="30" w15:restartNumberingAfterBreak="0">
     <w:nsid w:val="71EF2F33"/>
     <w:multiLevelType w:val="multilevel"/>
     <w:tmpl w:val="D418470C"/>
@@ -22322,7 +27085,7 @@
       </w:rPr>
     </w:lvl>
   </w:abstractNum>
-  <w:abstractNum w:abstractNumId="27" w15:restartNumberingAfterBreak="0">
+  <w:abstractNum w:abstractNumId="31" w15:restartNumberingAfterBreak="0">
     <w:nsid w:val="73901F24"/>
     <w:multiLevelType w:val="multilevel"/>
     <w:tmpl w:val="994809DE"/>
@@ -22471,7 +27234,7 @@
       </w:rPr>
     </w:lvl>
   </w:abstractNum>
-  <w:abstractNum w:abstractNumId="28" w15:restartNumberingAfterBreak="0">
+  <w:abstractNum w:abstractNumId="32" w15:restartNumberingAfterBreak="0">
     <w:nsid w:val="77110F5F"/>
     <w:multiLevelType w:val="multilevel"/>
     <w:tmpl w:val="C8EE0E70"/>
@@ -22584,7 +27347,7 @@
       </w:pPr>
     </w:lvl>
   </w:abstractNum>
-  <w:abstractNum w:abstractNumId="29" w15:restartNumberingAfterBreak="0">
+  <w:abstractNum w:abstractNumId="33" w15:restartNumberingAfterBreak="0">
     <w:nsid w:val="777F0FEC"/>
     <w:multiLevelType w:val="multilevel"/>
     <w:tmpl w:val="0E808B78"/>
@@ -22733,7 +27496,7 @@
       </w:rPr>
     </w:lvl>
   </w:abstractNum>
-  <w:abstractNum w:abstractNumId="30" w15:restartNumberingAfterBreak="0">
+  <w:abstractNum w:abstractNumId="34" w15:restartNumberingAfterBreak="0">
     <w:nsid w:val="785C27B2"/>
     <w:multiLevelType w:val="multilevel"/>
     <w:tmpl w:val="15D05048"/>
@@ -22882,7 +27645,7 @@
       </w:rPr>
     </w:lvl>
   </w:abstractNum>
-  <w:abstractNum w:abstractNumId="31" w15:restartNumberingAfterBreak="0">
+  <w:abstractNum w:abstractNumId="35" w15:restartNumberingAfterBreak="0">
     <w:nsid w:val="793D5DEA"/>
     <w:multiLevelType w:val="multilevel"/>
     <w:tmpl w:val="4D0A07DE"/>
@@ -23031,7 +27794,7 @@
       </w:rPr>
     </w:lvl>
   </w:abstractNum>
-  <w:abstractNum w:abstractNumId="32" w15:restartNumberingAfterBreak="0">
+  <w:abstractNum w:abstractNumId="36" w15:restartNumberingAfterBreak="0">
     <w:nsid w:val="7CEB0A93"/>
     <w:multiLevelType w:val="multilevel"/>
     <w:tmpl w:val="A9525E6A"/>
@@ -23180,7 +27943,7 @@
       </w:rPr>
     </w:lvl>
   </w:abstractNum>
-  <w:abstractNum w:abstractNumId="33" w15:restartNumberingAfterBreak="0">
+  <w:abstractNum w:abstractNumId="37" w15:restartNumberingAfterBreak="0">
     <w:nsid w:val="7DA60E31"/>
     <w:multiLevelType w:val="multilevel"/>
     <w:tmpl w:val="566A92AA"/>
@@ -23329,7 +28092,7 @@
       </w:rPr>
     </w:lvl>
   </w:abstractNum>
-  <w:abstractNum w:abstractNumId="34" w15:restartNumberingAfterBreak="0">
+  <w:abstractNum w:abstractNumId="38" w15:restartNumberingAfterBreak="0">
     <w:nsid w:val="7E5305A2"/>
     <w:multiLevelType w:val="multilevel"/>
     <w:tmpl w:val="ADBEECB0"/>
@@ -23479,109 +28242,121 @@
     </w:lvl>
   </w:abstractNum>
   <w:num w:numId="1" w16cid:durableId="1511213171">
-    <w:abstractNumId w:val="19"/>
+    <w:abstractNumId w:val="22"/>
   </w:num>
   <w:num w:numId="2" w16cid:durableId="1619146578">
-    <w:abstractNumId w:val="9"/>
+    <w:abstractNumId w:val="10"/>
   </w:num>
   <w:num w:numId="3" w16cid:durableId="1703941721">
-    <w:abstractNumId w:val="25"/>
+    <w:abstractNumId w:val="29"/>
   </w:num>
   <w:num w:numId="4" w16cid:durableId="140776633">
-    <w:abstractNumId w:val="33"/>
+    <w:abstractNumId w:val="37"/>
   </w:num>
   <w:num w:numId="5" w16cid:durableId="2001494740">
+    <w:abstractNumId w:val="16"/>
+  </w:num>
+  <w:num w:numId="6" w16cid:durableId="2077127056">
     <w:abstractNumId w:val="14"/>
   </w:num>
-  <w:num w:numId="6" w16cid:durableId="2077127056">
-    <w:abstractNumId w:val="12"/>
-  </w:num>
   <w:num w:numId="7" w16cid:durableId="2113696416">
-    <w:abstractNumId w:val="23"/>
+    <w:abstractNumId w:val="27"/>
   </w:num>
   <w:num w:numId="8" w16cid:durableId="920719969">
-    <w:abstractNumId w:val="17"/>
+    <w:abstractNumId w:val="20"/>
   </w:num>
   <w:num w:numId="9" w16cid:durableId="1718508092">
-    <w:abstractNumId w:val="13"/>
+    <w:abstractNumId w:val="15"/>
   </w:num>
   <w:num w:numId="10" w16cid:durableId="400641395">
     <w:abstractNumId w:val="0"/>
   </w:num>
   <w:num w:numId="11" w16cid:durableId="2053188009">
-    <w:abstractNumId w:val="27"/>
+    <w:abstractNumId w:val="31"/>
   </w:num>
   <w:num w:numId="12" w16cid:durableId="1203861448">
-    <w:abstractNumId w:val="22"/>
+    <w:abstractNumId w:val="26"/>
   </w:num>
   <w:num w:numId="13" w16cid:durableId="1285112586">
-    <w:abstractNumId w:val="6"/>
+    <w:abstractNumId w:val="7"/>
   </w:num>
   <w:num w:numId="14" w16cid:durableId="1056129758">
     <w:abstractNumId w:val="2"/>
   </w:num>
   <w:num w:numId="15" w16cid:durableId="206719385">
-    <w:abstractNumId w:val="24"/>
+    <w:abstractNumId w:val="28"/>
   </w:num>
   <w:num w:numId="16" w16cid:durableId="1900749613">
-    <w:abstractNumId w:val="16"/>
+    <w:abstractNumId w:val="19"/>
   </w:num>
   <w:num w:numId="17" w16cid:durableId="648634165">
-    <w:abstractNumId w:val="7"/>
+    <w:abstractNumId w:val="8"/>
   </w:num>
   <w:num w:numId="18" w16cid:durableId="1740322179">
-    <w:abstractNumId w:val="20"/>
+    <w:abstractNumId w:val="23"/>
   </w:num>
   <w:num w:numId="19" w16cid:durableId="1350795053">
-    <w:abstractNumId w:val="8"/>
+    <w:abstractNumId w:val="9"/>
   </w:num>
   <w:num w:numId="20" w16cid:durableId="2134789041">
-    <w:abstractNumId w:val="11"/>
+    <w:abstractNumId w:val="13"/>
   </w:num>
   <w:num w:numId="21" w16cid:durableId="1313213420">
-    <w:abstractNumId w:val="32"/>
+    <w:abstractNumId w:val="36"/>
   </w:num>
   <w:num w:numId="22" w16cid:durableId="1901672152">
-    <w:abstractNumId w:val="34"/>
+    <w:abstractNumId w:val="38"/>
   </w:num>
   <w:num w:numId="23" w16cid:durableId="2024503684">
     <w:abstractNumId w:val="3"/>
   </w:num>
   <w:num w:numId="24" w16cid:durableId="1076124848">
-    <w:abstractNumId w:val="4"/>
+    <w:abstractNumId w:val="5"/>
   </w:num>
   <w:num w:numId="25" w16cid:durableId="2064986327">
-    <w:abstractNumId w:val="5"/>
+    <w:abstractNumId w:val="6"/>
   </w:num>
   <w:num w:numId="26" w16cid:durableId="2904285">
+    <w:abstractNumId w:val="25"/>
+  </w:num>
+  <w:num w:numId="27" w16cid:durableId="83690245">
+    <w:abstractNumId w:val="35"/>
+  </w:num>
+  <w:num w:numId="28" w16cid:durableId="306670995">
+    <w:abstractNumId w:val="33"/>
+  </w:num>
+  <w:num w:numId="29" w16cid:durableId="1739547353">
     <w:abstractNumId w:val="21"/>
   </w:num>
-  <w:num w:numId="27" w16cid:durableId="83690245">
-    <w:abstractNumId w:val="31"/>
-  </w:num>
-  <w:num w:numId="28" w16cid:durableId="306670995">
-    <w:abstractNumId w:val="29"/>
-  </w:num>
-  <w:num w:numId="29" w16cid:durableId="1739547353">
-    <w:abstractNumId w:val="18"/>
-  </w:num>
   <w:num w:numId="30" w16cid:durableId="38364871">
-    <w:abstractNumId w:val="26"/>
+    <w:abstractNumId w:val="30"/>
   </w:num>
   <w:num w:numId="31" w16cid:durableId="280695432">
-    <w:abstractNumId w:val="10"/>
+    <w:abstractNumId w:val="11"/>
   </w:num>
   <w:num w:numId="32" w16cid:durableId="958681762">
-    <w:abstractNumId w:val="30"/>
+    <w:abstractNumId w:val="34"/>
   </w:num>
   <w:num w:numId="33" w16cid:durableId="27410969">
-    <w:abstractNumId w:val="15"/>
+    <w:abstractNumId w:val="17"/>
   </w:num>
   <w:num w:numId="34" w16cid:durableId="834809041">
-    <w:abstractNumId w:val="28"/>
+    <w:abstractNumId w:val="32"/>
   </w:num>
   <w:num w:numId="35" w16cid:durableId="122576604">
     <w:abstractNumId w:val="1"/>
+  </w:num>
+  <w:num w:numId="36" w16cid:durableId="1221405381">
+    <w:abstractNumId w:val="4"/>
+  </w:num>
+  <w:num w:numId="37" w16cid:durableId="796992402">
+    <w:abstractNumId w:val="18"/>
+  </w:num>
+  <w:num w:numId="38" w16cid:durableId="851919920">
+    <w:abstractNumId w:val="24"/>
+  </w:num>
+  <w:num w:numId="39" w16cid:durableId="1148399148">
+    <w:abstractNumId w:val="12"/>
   </w:num>
   <w:numIdMacAtCleanup w:val="35"/>
 </w:numbering>
